--- a/templates/plananual/CYT 1° A 5°/CYT 5° - PROGRAMACIÓN  ANUAL.docx
+++ b/templates/plananual/CYT 1° A 5°/CYT 5° - PROGRAMACIÓN  ANUAL.docx
@@ -11764,7 +11764,7 @@
     <w:tbl>
       <w:tblPr>
         <w:tblStyle w:val="Tablaconcuadrcula"/>
-        <w:tblW w:w="14850" w:type="dxa"/>
+        <w:tblW w:w="14851" w:type="dxa"/>
         <w:jc w:val="center"/>
         <w:tblBorders>
           <w:top w:val="double" w:sz="4" w:space="0" w:color="47D459" w:themeColor="accent3" w:themeTint="99"/>
@@ -11778,7 +11778,7 @@
         <w:tblLook w:val="04A0" w:firstRow="1" w:lastRow="0" w:firstColumn="1" w:lastColumn="0" w:noHBand="0" w:noVBand="1"/>
       </w:tblPr>
       <w:tblGrid>
-        <w:gridCol w:w="874"/>
+        <w:gridCol w:w="875"/>
         <w:gridCol w:w="1095"/>
         <w:gridCol w:w="1726"/>
         <w:gridCol w:w="6169"/>
@@ -11794,32 +11794,27 @@
         <w:tc>
           <w:tcPr>
             <w:tcW w:w="875" w:type="dxa"/>
-            <w:tcBorders>
-              <w:top w:val="double" w:sz="4" w:space="0" w:color="47D459" w:themeColor="accent3" w:themeTint="99"/>
-              <w:left w:val="double" w:sz="4" w:space="0" w:color="47D459" w:themeColor="accent3" w:themeTint="99"/>
-              <w:bottom w:val="double" w:sz="4" w:space="0" w:color="47D459" w:themeColor="accent3" w:themeTint="99"/>
-              <w:right w:val="double" w:sz="4" w:space="0" w:color="47D459" w:themeColor="accent3" w:themeTint="99"/>
-            </w:tcBorders>
             <w:shd w:val="clear" w:color="auto" w:fill="C1F0C7" w:themeFill="accent3" w:themeFillTint="33"/>
             <w:vAlign w:val="center"/>
-            <w:hideMark/>
-          </w:tcPr>
-          <w:p>
-            <w:pPr>
-              <w:spacing w:after="160" w:line="276" w:lineRule="auto"/>
-              <w:ind w:right="-455"/>
-              <w:rPr>
-                <w:rFonts w:ascii="Arial Nova Cond Light" w:hAnsi="Arial Nova Cond Light" w:cs="Times New Roman"/>
-                <w:b/>
-                <w:bCs/>
-                <w:color w:val="000000" w:themeColor="text1"/>
-                <w:sz w:val="20"/>
-                <w:szCs w:val="20"/>
-              </w:rPr>
-            </w:pPr>
-            <w:r>
-              <w:rPr>
-                <w:rFonts w:ascii="Arial Nova Cond Light" w:hAnsi="Arial Nova Cond Light" w:cs="Times New Roman"/>
+          </w:tcPr>
+          <w:p>
+            <w:pPr>
+              <w:pStyle w:val="Prrafodelista"/>
+              <w:ind w:left="0"/>
+              <w:jc w:val="center"/>
+              <w:rPr>
+                <w:rFonts w:ascii="Arial Nova Cond" w:hAnsi="Arial Nova Cond" w:cs="Times New Roman"/>
+                <w:b/>
+                <w:bCs/>
+                <w:color w:val="000000" w:themeColor="text1"/>
+                <w:sz w:val="20"/>
+                <w:szCs w:val="20"/>
+              </w:rPr>
+            </w:pPr>
+            <w:bookmarkStart w:id="1" w:name="_Hlk227075175"/>
+            <w:r>
+              <w:rPr>
+                <w:rFonts w:ascii="Arial Nova Cond" w:hAnsi="Arial Nova Cond" w:cs="Times New Roman"/>
                 <w:b/>
                 <w:bCs/>
                 <w:color w:val="000000" w:themeColor="text1"/>
@@ -11833,32 +11828,26 @@
         <w:tc>
           <w:tcPr>
             <w:tcW w:w="1095" w:type="dxa"/>
-            <w:tcBorders>
-              <w:top w:val="double" w:sz="4" w:space="0" w:color="47D459" w:themeColor="accent3" w:themeTint="99"/>
-              <w:left w:val="double" w:sz="4" w:space="0" w:color="47D459" w:themeColor="accent3" w:themeTint="99"/>
-              <w:bottom w:val="double" w:sz="4" w:space="0" w:color="47D459" w:themeColor="accent3" w:themeTint="99"/>
-              <w:right w:val="double" w:sz="4" w:space="0" w:color="47D459" w:themeColor="accent3" w:themeTint="99"/>
-            </w:tcBorders>
             <w:shd w:val="clear" w:color="auto" w:fill="C1F0C7" w:themeFill="accent3" w:themeFillTint="33"/>
             <w:vAlign w:val="center"/>
-            <w:hideMark/>
-          </w:tcPr>
-          <w:p>
-            <w:pPr>
-              <w:spacing w:after="160" w:line="276" w:lineRule="auto"/>
-              <w:ind w:right="-455"/>
-              <w:rPr>
-                <w:rFonts w:ascii="Arial Nova Cond Light" w:hAnsi="Arial Nova Cond Light" w:cs="Times New Roman"/>
-                <w:b/>
-                <w:bCs/>
-                <w:color w:val="000000" w:themeColor="text1"/>
-                <w:sz w:val="20"/>
-                <w:szCs w:val="20"/>
-              </w:rPr>
-            </w:pPr>
-            <w:r>
-              <w:rPr>
-                <w:rFonts w:ascii="Arial Nova Cond Light" w:hAnsi="Arial Nova Cond Light" w:cs="Times New Roman"/>
+          </w:tcPr>
+          <w:p>
+            <w:pPr>
+              <w:pStyle w:val="Prrafodelista"/>
+              <w:ind w:left="0"/>
+              <w:jc w:val="center"/>
+              <w:rPr>
+                <w:rFonts w:ascii="Arial Nova Cond" w:hAnsi="Arial Nova Cond" w:cs="Times New Roman"/>
+                <w:b/>
+                <w:bCs/>
+                <w:color w:val="000000" w:themeColor="text1"/>
+                <w:sz w:val="20"/>
+                <w:szCs w:val="20"/>
+              </w:rPr>
+            </w:pPr>
+            <w:r>
+              <w:rPr>
+                <w:rFonts w:ascii="Arial Nova Cond" w:hAnsi="Arial Nova Cond" w:cs="Times New Roman"/>
                 <w:b/>
                 <w:bCs/>
                 <w:color w:val="000000" w:themeColor="text1"/>
@@ -11872,32 +11861,26 @@
         <w:tc>
           <w:tcPr>
             <w:tcW w:w="1726" w:type="dxa"/>
-            <w:tcBorders>
-              <w:top w:val="double" w:sz="4" w:space="0" w:color="47D459" w:themeColor="accent3" w:themeTint="99"/>
-              <w:left w:val="double" w:sz="4" w:space="0" w:color="47D459" w:themeColor="accent3" w:themeTint="99"/>
-              <w:bottom w:val="double" w:sz="4" w:space="0" w:color="47D459" w:themeColor="accent3" w:themeTint="99"/>
-              <w:right w:val="double" w:sz="4" w:space="0" w:color="47D459" w:themeColor="accent3" w:themeTint="99"/>
-            </w:tcBorders>
             <w:shd w:val="clear" w:color="auto" w:fill="C1F0C7" w:themeFill="accent3" w:themeFillTint="33"/>
             <w:vAlign w:val="center"/>
-            <w:hideMark/>
-          </w:tcPr>
-          <w:p>
-            <w:pPr>
-              <w:spacing w:after="160" w:line="276" w:lineRule="auto"/>
-              <w:ind w:right="-455"/>
-              <w:rPr>
-                <w:rFonts w:ascii="Arial Nova Cond Light" w:hAnsi="Arial Nova Cond Light" w:cs="Times New Roman"/>
-                <w:b/>
-                <w:bCs/>
-                <w:color w:val="000000" w:themeColor="text1"/>
-                <w:sz w:val="20"/>
-                <w:szCs w:val="20"/>
-              </w:rPr>
-            </w:pPr>
-            <w:r>
-              <w:rPr>
-                <w:rFonts w:ascii="Arial Nova Cond Light" w:hAnsi="Arial Nova Cond Light" w:cs="Times New Roman"/>
+          </w:tcPr>
+          <w:p>
+            <w:pPr>
+              <w:pStyle w:val="Prrafodelista"/>
+              <w:ind w:left="0"/>
+              <w:jc w:val="center"/>
+              <w:rPr>
+                <w:rFonts w:ascii="Arial Nova Cond" w:hAnsi="Arial Nova Cond" w:cs="Times New Roman"/>
+                <w:b/>
+                <w:bCs/>
+                <w:color w:val="000000" w:themeColor="text1"/>
+                <w:sz w:val="20"/>
+                <w:szCs w:val="20"/>
+              </w:rPr>
+            </w:pPr>
+            <w:r>
+              <w:rPr>
+                <w:rFonts w:ascii="Arial Nova Cond" w:hAnsi="Arial Nova Cond" w:cs="Times New Roman"/>
                 <w:b/>
                 <w:bCs/>
                 <w:color w:val="000000" w:themeColor="text1"/>
@@ -11911,110 +11894,147 @@
         <w:tc>
           <w:tcPr>
             <w:tcW w:w="6169" w:type="dxa"/>
-            <w:tcBorders>
-              <w:top w:val="double" w:sz="4" w:space="0" w:color="47D459" w:themeColor="accent3" w:themeTint="99"/>
-              <w:left w:val="double" w:sz="4" w:space="0" w:color="47D459" w:themeColor="accent3" w:themeTint="99"/>
-              <w:bottom w:val="double" w:sz="4" w:space="0" w:color="47D459" w:themeColor="accent3" w:themeTint="99"/>
-              <w:right w:val="double" w:sz="4" w:space="0" w:color="47D459" w:themeColor="accent3" w:themeTint="99"/>
-            </w:tcBorders>
             <w:shd w:val="clear" w:color="auto" w:fill="C1F0C7" w:themeFill="accent3" w:themeFillTint="33"/>
             <w:vAlign w:val="center"/>
-            <w:hideMark/>
-          </w:tcPr>
-          <w:p>
-            <w:pPr>
-              <w:spacing w:after="160" w:line="276" w:lineRule="auto"/>
-              <w:ind w:right="-455"/>
-              <w:rPr>
-                <w:rFonts w:ascii="Arial Nova Cond Light" w:hAnsi="Arial Nova Cond Light" w:cs="Times New Roman"/>
-                <w:b/>
-                <w:bCs/>
-                <w:color w:val="000000" w:themeColor="text1"/>
-                <w:sz w:val="20"/>
-                <w:szCs w:val="20"/>
-              </w:rPr>
-            </w:pPr>
-            <w:r>
-              <w:rPr>
-                <w:rFonts w:ascii="Arial Nova Cond Light" w:hAnsi="Arial Nova Cond Light" w:cs="Times New Roman"/>
-                <w:b/>
-                <w:bCs/>
-                <w:color w:val="000000" w:themeColor="text1"/>
-                <w:sz w:val="20"/>
-                <w:szCs w:val="20"/>
-              </w:rPr>
-              <w:t>SITUACIÓN SIGNIFICATIVA</w:t>
+          </w:tcPr>
+          <w:p>
+            <w:pPr>
+              <w:pStyle w:val="Prrafodelista"/>
+              <w:ind w:left="0"/>
+              <w:jc w:val="center"/>
+              <w:rPr>
+                <w:rFonts w:ascii="Arial Nova Cond" w:hAnsi="Arial Nova Cond" w:cs="Times New Roman"/>
+                <w:b/>
+                <w:bCs/>
+                <w:color w:val="000000" w:themeColor="text1"/>
+                <w:sz w:val="20"/>
+                <w:szCs w:val="20"/>
+              </w:rPr>
+            </w:pPr>
+            <w:r>
+              <w:rPr>
+                <w:rFonts w:ascii="Arial Nova Cond" w:hAnsi="Arial Nova Cond" w:cs="Times New Roman"/>
+                <w:b/>
+                <w:bCs/>
+                <w:color w:val="000000" w:themeColor="text1"/>
+                <w:sz w:val="20"/>
+                <w:szCs w:val="20"/>
+              </w:rPr>
+              <w:t>SITUACIÓN SIGNIF</w:t>
+            </w:r>
+            <w:r>
+              <w:rPr>
+                <w:rFonts w:ascii="Arial Nova Cond" w:hAnsi="Arial Nova Cond" w:cs="Times New Roman"/>
+                <w:b/>
+                <w:bCs/>
+                <w:color w:val="000000" w:themeColor="text1"/>
+                <w:sz w:val="20"/>
+                <w:szCs w:val="20"/>
+              </w:rPr>
+              <w:t>I</w:t>
+            </w:r>
+            <w:r>
+              <w:rPr>
+                <w:rFonts w:ascii="Arial Nova Cond" w:hAnsi="Arial Nova Cond" w:cs="Times New Roman"/>
+                <w:b/>
+                <w:bCs/>
+                <w:color w:val="000000" w:themeColor="text1"/>
+                <w:sz w:val="20"/>
+                <w:szCs w:val="20"/>
+              </w:rPr>
+              <w:t>CATIVA</w:t>
             </w:r>
           </w:p>
         </w:tc>
         <w:tc>
           <w:tcPr>
             <w:tcW w:w="2015" w:type="dxa"/>
-            <w:tcBorders>
-              <w:top w:val="double" w:sz="4" w:space="0" w:color="47D459" w:themeColor="accent3" w:themeTint="99"/>
-              <w:left w:val="double" w:sz="4" w:space="0" w:color="47D459" w:themeColor="accent3" w:themeTint="99"/>
-              <w:bottom w:val="double" w:sz="4" w:space="0" w:color="47D459" w:themeColor="accent3" w:themeTint="99"/>
-              <w:right w:val="double" w:sz="4" w:space="0" w:color="47D459" w:themeColor="accent3" w:themeTint="99"/>
-            </w:tcBorders>
             <w:shd w:val="clear" w:color="auto" w:fill="C1F0C7" w:themeFill="accent3" w:themeFillTint="33"/>
             <w:vAlign w:val="center"/>
-            <w:hideMark/>
-          </w:tcPr>
-          <w:p>
-            <w:pPr>
-              <w:spacing w:after="160" w:line="276" w:lineRule="auto"/>
-              <w:ind w:right="-455"/>
-              <w:rPr>
-                <w:rFonts w:ascii="Arial Nova Cond Light" w:hAnsi="Arial Nova Cond Light" w:cs="Times New Roman"/>
-                <w:b/>
-                <w:bCs/>
-                <w:color w:val="000000" w:themeColor="text1"/>
-                <w:sz w:val="20"/>
-                <w:szCs w:val="20"/>
-              </w:rPr>
-            </w:pPr>
-            <w:r>
-              <w:rPr>
-                <w:rFonts w:ascii="Arial Nova Cond Light" w:hAnsi="Arial Nova Cond Light" w:cs="Times New Roman"/>
-                <w:b/>
-                <w:bCs/>
-                <w:color w:val="000000" w:themeColor="text1"/>
-                <w:sz w:val="20"/>
-                <w:szCs w:val="20"/>
-              </w:rPr>
-              <w:t>TÍTULO DE LA UNIDAD DIDÁCTICA.</w:t>
+          </w:tcPr>
+          <w:p>
+            <w:pPr>
+              <w:pStyle w:val="Prrafodelista"/>
+              <w:ind w:left="0"/>
+              <w:jc w:val="center"/>
+              <w:rPr>
+                <w:rFonts w:ascii="Arial Nova Cond" w:hAnsi="Arial Nova Cond" w:cs="Times New Roman"/>
+                <w:b/>
+                <w:bCs/>
+                <w:color w:val="000000" w:themeColor="text1"/>
+                <w:sz w:val="20"/>
+                <w:szCs w:val="20"/>
+              </w:rPr>
+            </w:pPr>
+            <w:r>
+              <w:rPr>
+                <w:rFonts w:ascii="Arial Nova Cond" w:hAnsi="Arial Nova Cond" w:cs="Times New Roman"/>
+                <w:b/>
+                <w:bCs/>
+                <w:color w:val="000000" w:themeColor="text1"/>
+                <w:sz w:val="20"/>
+                <w:szCs w:val="20"/>
+              </w:rPr>
+              <w:t>TÍTULO DE LA UNIDAD DID</w:t>
+            </w:r>
+            <w:r>
+              <w:rPr>
+                <w:rFonts w:ascii="Arial Nova Cond" w:hAnsi="Arial Nova Cond" w:cs="Times New Roman"/>
+                <w:b/>
+                <w:bCs/>
+                <w:color w:val="000000" w:themeColor="text1"/>
+                <w:sz w:val="20"/>
+                <w:szCs w:val="20"/>
+              </w:rPr>
+              <w:t>Á</w:t>
+            </w:r>
+            <w:r>
+              <w:rPr>
+                <w:rFonts w:ascii="Arial Nova Cond" w:hAnsi="Arial Nova Cond" w:cs="Times New Roman"/>
+                <w:b/>
+                <w:bCs/>
+                <w:color w:val="000000" w:themeColor="text1"/>
+                <w:sz w:val="20"/>
+                <w:szCs w:val="20"/>
+              </w:rPr>
+              <w:t>CTICA</w:t>
+            </w:r>
+            <w:r>
+              <w:rPr>
+                <w:rFonts w:ascii="Arial Nova Cond" w:hAnsi="Arial Nova Cond" w:cs="Times New Roman"/>
+                <w:b/>
+                <w:bCs/>
+                <w:color w:val="000000" w:themeColor="text1"/>
+                <w:sz w:val="20"/>
+                <w:szCs w:val="20"/>
+              </w:rPr>
+              <w:t>.</w:t>
             </w:r>
           </w:p>
         </w:tc>
         <w:tc>
           <w:tcPr>
             <w:tcW w:w="1634" w:type="dxa"/>
-            <w:tcBorders>
-              <w:top w:val="double" w:sz="4" w:space="0" w:color="47D459" w:themeColor="accent3" w:themeTint="99"/>
-              <w:left w:val="double" w:sz="4" w:space="0" w:color="47D459" w:themeColor="accent3" w:themeTint="99"/>
-              <w:bottom w:val="double" w:sz="4" w:space="0" w:color="47D459" w:themeColor="accent3" w:themeTint="99"/>
-              <w:right w:val="double" w:sz="4" w:space="0" w:color="47D459" w:themeColor="accent3" w:themeTint="99"/>
-            </w:tcBorders>
             <w:shd w:val="clear" w:color="auto" w:fill="C1F0C7" w:themeFill="accent3" w:themeFillTint="33"/>
             <w:vAlign w:val="center"/>
-            <w:hideMark/>
-          </w:tcPr>
-          <w:p>
-            <w:pPr>
-              <w:spacing w:after="160" w:line="276" w:lineRule="auto"/>
-              <w:ind w:right="-455"/>
-              <w:rPr>
-                <w:rFonts w:ascii="Arial Nova Cond Light" w:hAnsi="Arial Nova Cond Light" w:cs="Times New Roman"/>
-                <w:b/>
-                <w:bCs/>
-                <w:color w:val="000000" w:themeColor="text1"/>
-                <w:sz w:val="20"/>
-                <w:szCs w:val="20"/>
-              </w:rPr>
-            </w:pPr>
-            <w:r>
-              <w:rPr>
-                <w:rFonts w:ascii="Arial Nova Cond Light" w:hAnsi="Arial Nova Cond Light" w:cs="Times New Roman"/>
+          </w:tcPr>
+          <w:p>
+            <w:pPr>
+              <w:pStyle w:val="Prrafodelista"/>
+              <w:ind w:left="0"/>
+              <w:jc w:val="center"/>
+              <w:rPr>
+                <w:rFonts w:ascii="Arial Nova Cond" w:hAnsi="Arial Nova Cond" w:cs="Times New Roman"/>
+                <w:b/>
+                <w:bCs/>
+                <w:color w:val="000000" w:themeColor="text1"/>
+                <w:sz w:val="20"/>
+                <w:szCs w:val="20"/>
+              </w:rPr>
+            </w:pPr>
+            <w:r>
+              <w:rPr>
+                <w:rFonts w:ascii="Arial Nova Cond" w:hAnsi="Arial Nova Cond" w:cs="Times New Roman"/>
                 <w:b/>
                 <w:bCs/>
                 <w:color w:val="000000" w:themeColor="text1"/>
@@ -12028,32 +12048,26 @@
         <w:tc>
           <w:tcPr>
             <w:tcW w:w="1337" w:type="dxa"/>
-            <w:tcBorders>
-              <w:top w:val="double" w:sz="4" w:space="0" w:color="47D459" w:themeColor="accent3" w:themeTint="99"/>
-              <w:left w:val="double" w:sz="4" w:space="0" w:color="47D459" w:themeColor="accent3" w:themeTint="99"/>
-              <w:bottom w:val="double" w:sz="4" w:space="0" w:color="47D459" w:themeColor="accent3" w:themeTint="99"/>
-              <w:right w:val="double" w:sz="4" w:space="0" w:color="47D459" w:themeColor="accent3" w:themeTint="99"/>
-            </w:tcBorders>
             <w:shd w:val="clear" w:color="auto" w:fill="C1F0C7" w:themeFill="accent3" w:themeFillTint="33"/>
             <w:vAlign w:val="center"/>
-            <w:hideMark/>
-          </w:tcPr>
-          <w:p>
-            <w:pPr>
-              <w:spacing w:after="160" w:line="276" w:lineRule="auto"/>
-              <w:ind w:right="-455"/>
-              <w:rPr>
-                <w:rFonts w:ascii="Arial Nova Cond Light" w:hAnsi="Arial Nova Cond Light" w:cs="Times New Roman"/>
-                <w:b/>
-                <w:bCs/>
-                <w:color w:val="000000" w:themeColor="text1"/>
-                <w:sz w:val="20"/>
-                <w:szCs w:val="20"/>
-              </w:rPr>
-            </w:pPr>
-            <w:r>
-              <w:rPr>
-                <w:rFonts w:ascii="Arial Nova Cond Light" w:hAnsi="Arial Nova Cond Light" w:cs="Times New Roman"/>
+          </w:tcPr>
+          <w:p>
+            <w:pPr>
+              <w:pStyle w:val="Prrafodelista"/>
+              <w:ind w:left="0"/>
+              <w:jc w:val="center"/>
+              <w:rPr>
+                <w:rFonts w:ascii="Arial Nova Cond" w:hAnsi="Arial Nova Cond" w:cs="Times New Roman"/>
+                <w:b/>
+                <w:bCs/>
+                <w:color w:val="000000" w:themeColor="text1"/>
+                <w:sz w:val="20"/>
+                <w:szCs w:val="20"/>
+              </w:rPr>
+            </w:pPr>
+            <w:r>
+              <w:rPr>
+                <w:rFonts w:ascii="Arial Nova Cond" w:hAnsi="Arial Nova Cond" w:cs="Times New Roman"/>
                 <w:b/>
                 <w:bCs/>
                 <w:color w:val="000000" w:themeColor="text1"/>
@@ -12074,24 +12088,23 @@
           <w:tcPr>
             <w:tcW w:w="875" w:type="dxa"/>
             <w:vMerge w:val="restart"/>
-            <w:tcBorders>
-              <w:top w:val="double" w:sz="4" w:space="0" w:color="47D459" w:themeColor="accent3" w:themeTint="99"/>
-              <w:left w:val="double" w:sz="4" w:space="0" w:color="47D459" w:themeColor="accent3" w:themeTint="99"/>
-              <w:bottom w:val="double" w:sz="4" w:space="0" w:color="47D459" w:themeColor="accent3" w:themeTint="99"/>
-              <w:right w:val="double" w:sz="4" w:space="0" w:color="47D459" w:themeColor="accent3" w:themeTint="99"/>
-            </w:tcBorders>
-            <w:vAlign w:val="center"/>
-            <w:hideMark/>
-          </w:tcPr>
-          <w:p>
-            <w:pPr>
-              <w:spacing w:after="160" w:line="276" w:lineRule="auto"/>
-              <w:ind w:right="-455"/>
-              <w:rPr>
-                <w:rFonts w:ascii="Arial Nova Cond Light" w:hAnsi="Arial Nova Cond Light" w:cs="Times New Roman"/>
-                <w:b/>
-                <w:bCs/>
-                <w:color w:val="000000" w:themeColor="text1"/>
+            <w:vAlign w:val="center"/>
+          </w:tcPr>
+          <w:p>
+            <w:pPr>
+              <w:pStyle w:val="Prrafodelista"/>
+              <w:tabs>
+                <w:tab w:val="left" w:pos="0"/>
+                <w:tab w:val="left" w:pos="142"/>
+                <w:tab w:val="left" w:pos="284"/>
+              </w:tabs>
+              <w:spacing w:line="276" w:lineRule="auto"/>
+              <w:ind w:left="0"/>
+              <w:jc w:val="center"/>
+              <w:rPr>
+                <w:rFonts w:ascii="Arial Nova Cond" w:eastAsia="Calibri" w:hAnsi="Arial Nova Cond" w:cs="Times New Roman"/>
+                <w:b/>
+                <w:bCs/>
                 <w:sz w:val="20"/>
                 <w:szCs w:val="20"/>
                 <w:lang w:val="es-ES_tradnl"/>
@@ -12099,10 +12112,9 @@
             </w:pPr>
             <w:r>
               <w:rPr>
-                <w:rFonts w:ascii="Arial Nova Cond Light" w:hAnsi="Arial Nova Cond Light" w:cs="Times New Roman"/>
-                <w:b/>
-                <w:bCs/>
-                <w:color w:val="000000" w:themeColor="text1"/>
+                <w:rFonts w:ascii="Arial Nova Cond" w:eastAsia="Calibri" w:hAnsi="Arial Nova Cond" w:cs="Times New Roman"/>
+                <w:b/>
+                <w:bCs/>
                 <w:sz w:val="20"/>
                 <w:szCs w:val="20"/>
                 <w:lang w:val="es-ES_tradnl"/>
@@ -12114,24 +12126,23 @@
         <w:tc>
           <w:tcPr>
             <w:tcW w:w="1095" w:type="dxa"/>
-            <w:tcBorders>
-              <w:top w:val="double" w:sz="4" w:space="0" w:color="47D459" w:themeColor="accent3" w:themeTint="99"/>
-              <w:left w:val="double" w:sz="4" w:space="0" w:color="47D459" w:themeColor="accent3" w:themeTint="99"/>
-              <w:bottom w:val="double" w:sz="4" w:space="0" w:color="47D459" w:themeColor="accent3" w:themeTint="99"/>
-              <w:right w:val="double" w:sz="4" w:space="0" w:color="47D459" w:themeColor="accent3" w:themeTint="99"/>
-            </w:tcBorders>
-            <w:vAlign w:val="center"/>
-            <w:hideMark/>
-          </w:tcPr>
-          <w:p>
-            <w:pPr>
-              <w:spacing w:after="160" w:line="276" w:lineRule="auto"/>
-              <w:ind w:right="-455"/>
-              <w:rPr>
-                <w:rFonts w:ascii="Arial Nova Cond Light" w:hAnsi="Arial Nova Cond Light" w:cs="Times New Roman"/>
-                <w:b/>
-                <w:bCs/>
-                <w:color w:val="000000" w:themeColor="text1"/>
+            <w:vAlign w:val="center"/>
+          </w:tcPr>
+          <w:p>
+            <w:pPr>
+              <w:pStyle w:val="Prrafodelista"/>
+              <w:tabs>
+                <w:tab w:val="left" w:pos="0"/>
+                <w:tab w:val="left" w:pos="142"/>
+                <w:tab w:val="left" w:pos="284"/>
+              </w:tabs>
+              <w:spacing w:line="276" w:lineRule="auto"/>
+              <w:ind w:left="0"/>
+              <w:jc w:val="center"/>
+              <w:rPr>
+                <w:rFonts w:ascii="Arial Nova Cond" w:eastAsia="Calibri" w:hAnsi="Arial Nova Cond" w:cs="Times New Roman"/>
+                <w:b/>
+                <w:bCs/>
                 <w:sz w:val="20"/>
                 <w:szCs w:val="20"/>
                 <w:lang w:val="es-ES_tradnl"/>
@@ -12139,10 +12150,9 @@
             </w:pPr>
             <w:r>
               <w:rPr>
-                <w:rFonts w:ascii="Arial Nova Cond Light" w:hAnsi="Arial Nova Cond Light" w:cs="Times New Roman"/>
-                <w:b/>
-                <w:bCs/>
-                <w:color w:val="000000" w:themeColor="text1"/>
+                <w:rFonts w:ascii="Arial Nova Cond" w:eastAsia="Calibri" w:hAnsi="Arial Nova Cond" w:cs="Times New Roman"/>
+                <w:b/>
+                <w:bCs/>
                 <w:sz w:val="20"/>
                 <w:szCs w:val="20"/>
                 <w:lang w:val="es-ES_tradnl"/>
@@ -12154,24 +12164,21 @@
         <w:tc>
           <w:tcPr>
             <w:tcW w:w="1726" w:type="dxa"/>
-            <w:tcBorders>
-              <w:top w:val="double" w:sz="4" w:space="0" w:color="47D459" w:themeColor="accent3" w:themeTint="99"/>
-              <w:left w:val="double" w:sz="4" w:space="0" w:color="47D459" w:themeColor="accent3" w:themeTint="99"/>
-              <w:bottom w:val="double" w:sz="4" w:space="0" w:color="47D459" w:themeColor="accent3" w:themeTint="99"/>
-              <w:right w:val="double" w:sz="4" w:space="0" w:color="47D459" w:themeColor="accent3" w:themeTint="99"/>
-            </w:tcBorders>
-            <w:vAlign w:val="center"/>
-            <w:hideMark/>
-          </w:tcPr>
-          <w:p>
-            <w:pPr>
-              <w:spacing w:after="160" w:line="276" w:lineRule="auto"/>
-              <w:ind w:right="-455"/>
-              <w:rPr>
-                <w:rFonts w:ascii="Arial Nova Cond Light" w:hAnsi="Arial Nova Cond Light" w:cs="Times New Roman"/>
-                <w:b/>
-                <w:bCs/>
-                <w:color w:val="000000" w:themeColor="text1"/>
+            <w:vAlign w:val="center"/>
+          </w:tcPr>
+          <w:p>
+            <w:pPr>
+              <w:pStyle w:val="Prrafodelista"/>
+              <w:tabs>
+                <w:tab w:val="left" w:pos="0"/>
+                <w:tab w:val="left" w:pos="142"/>
+                <w:tab w:val="left" w:pos="284"/>
+              </w:tabs>
+              <w:spacing w:line="276" w:lineRule="auto"/>
+              <w:ind w:left="0"/>
+              <w:jc w:val="both"/>
+              <w:rPr>
+                <w:rFonts w:ascii="Arial Nova Cond" w:eastAsia="Calibri" w:hAnsi="Arial Nova Cond" w:cs="Times New Roman"/>
                 <w:sz w:val="20"/>
                 <w:szCs w:val="20"/>
                 <w:lang w:val="es-ES_tradnl"/>
@@ -12179,10 +12186,7 @@
             </w:pPr>
             <w:r>
               <w:rPr>
-                <w:rFonts w:ascii="Arial Nova Cond Light" w:hAnsi="Arial Nova Cond Light" w:cs="Times New Roman"/>
-                <w:b/>
-                <w:bCs/>
-                <w:color w:val="000000" w:themeColor="text1"/>
+                <w:rFonts w:ascii="Arial Nova Cond" w:eastAsia="Calibri" w:hAnsi="Arial Nova Cond" w:cs="Times New Roman"/>
                 <w:sz w:val="20"/>
                 <w:szCs w:val="20"/>
                 <w:lang w:val="es-ES_tradnl"/>
@@ -12194,24 +12198,21 @@
         <w:tc>
           <w:tcPr>
             <w:tcW w:w="6169" w:type="dxa"/>
-            <w:tcBorders>
-              <w:top w:val="double" w:sz="4" w:space="0" w:color="47D459" w:themeColor="accent3" w:themeTint="99"/>
-              <w:left w:val="double" w:sz="4" w:space="0" w:color="47D459" w:themeColor="accent3" w:themeTint="99"/>
-              <w:bottom w:val="double" w:sz="4" w:space="0" w:color="47D459" w:themeColor="accent3" w:themeTint="99"/>
-              <w:right w:val="double" w:sz="4" w:space="0" w:color="47D459" w:themeColor="accent3" w:themeTint="99"/>
-            </w:tcBorders>
-            <w:vAlign w:val="center"/>
-            <w:hideMark/>
-          </w:tcPr>
-          <w:p>
-            <w:pPr>
-              <w:spacing w:after="160" w:line="276" w:lineRule="auto"/>
-              <w:ind w:right="-455"/>
-              <w:rPr>
-                <w:rFonts w:ascii="Arial Nova Cond Light" w:hAnsi="Arial Nova Cond Light" w:cs="Times New Roman"/>
-                <w:b/>
-                <w:bCs/>
-                <w:color w:val="000000" w:themeColor="text1"/>
+            <w:vAlign w:val="center"/>
+          </w:tcPr>
+          <w:p>
+            <w:pPr>
+              <w:pStyle w:val="Prrafodelista"/>
+              <w:tabs>
+                <w:tab w:val="left" w:pos="0"/>
+                <w:tab w:val="left" w:pos="142"/>
+                <w:tab w:val="left" w:pos="284"/>
+              </w:tabs>
+              <w:spacing w:line="276" w:lineRule="auto"/>
+              <w:ind w:left="0"/>
+              <w:jc w:val="both"/>
+              <w:rPr>
+                <w:rFonts w:ascii="Arial Nova Cond" w:eastAsia="Calibri" w:hAnsi="Arial Nova Cond" w:cs="Times New Roman"/>
                 <w:sz w:val="20"/>
                 <w:szCs w:val="20"/>
                 <w:lang w:val="es-ES_tradnl"/>
@@ -12219,10 +12220,7 @@
             </w:pPr>
             <w:r>
               <w:rPr>
-                <w:rFonts w:ascii="Arial Nova Cond Light" w:hAnsi="Arial Nova Cond Light" w:cs="Times New Roman"/>
-                <w:b/>
-                <w:bCs/>
-                <w:color w:val="000000" w:themeColor="text1"/>
+                <w:rFonts w:ascii="Arial Nova Cond" w:eastAsia="Calibri" w:hAnsi="Arial Nova Cond" w:cs="Times New Roman"/>
                 <w:sz w:val="20"/>
                 <w:szCs w:val="20"/>
                 <w:lang w:val="es-ES_tradnl"/>
@@ -12234,34 +12232,27 @@
         <w:tc>
           <w:tcPr>
             <w:tcW w:w="2015" w:type="dxa"/>
-            <w:tcBorders>
-              <w:top w:val="double" w:sz="4" w:space="0" w:color="47D459" w:themeColor="accent3" w:themeTint="99"/>
-              <w:left w:val="double" w:sz="4" w:space="0" w:color="47D459" w:themeColor="accent3" w:themeTint="99"/>
-              <w:bottom w:val="double" w:sz="4" w:space="0" w:color="47D459" w:themeColor="accent3" w:themeTint="99"/>
-              <w:right w:val="double" w:sz="4" w:space="0" w:color="47D459" w:themeColor="accent3" w:themeTint="99"/>
-            </w:tcBorders>
-            <w:vAlign w:val="center"/>
-            <w:hideMark/>
-          </w:tcPr>
-          <w:p>
-            <w:pPr>
-              <w:spacing w:after="160" w:line="276" w:lineRule="auto"/>
-              <w:ind w:right="-455"/>
-              <w:rPr>
-                <w:rFonts w:ascii="Arial Nova Cond Light" w:hAnsi="Arial Nova Cond Light" w:cs="Times New Roman"/>
-                <w:b/>
-                <w:bCs/>
-                <w:color w:val="000000" w:themeColor="text1"/>
-                <w:sz w:val="20"/>
-                <w:szCs w:val="20"/>
-              </w:rPr>
-            </w:pPr>
-            <w:r>
-              <w:rPr>
-                <w:rFonts w:ascii="Arial Nova Cond Light" w:hAnsi="Arial Nova Cond Light" w:cs="Times New Roman"/>
-                <w:b/>
-                <w:bCs/>
-                <w:color w:val="000000" w:themeColor="text1"/>
+            <w:vAlign w:val="center"/>
+          </w:tcPr>
+          <w:p>
+            <w:pPr>
+              <w:autoSpaceDE w:val="0"/>
+              <w:autoSpaceDN w:val="0"/>
+              <w:adjustRightInd w:val="0"/>
+              <w:jc w:val="center"/>
+              <w:rPr>
+                <w:rFonts w:ascii="Arial Nova Cond" w:hAnsi="Arial Nova Cond" w:cs="Arial"/>
+                <w:color w:val="000000"/>
+                <w:kern w:val="0"/>
+                <w:sz w:val="20"/>
+                <w:szCs w:val="20"/>
+              </w:rPr>
+            </w:pPr>
+            <w:r>
+              <w:rPr>
+                <w:rFonts w:ascii="Arial Nova Cond" w:hAnsi="Arial Nova Cond" w:cs="Arial"/>
+                <w:color w:val="000000"/>
+                <w:kern w:val="0"/>
                 <w:sz w:val="20"/>
                 <w:szCs w:val="20"/>
               </w:rPr>
@@ -12272,34 +12263,27 @@
         <w:tc>
           <w:tcPr>
             <w:tcW w:w="1634" w:type="dxa"/>
-            <w:tcBorders>
-              <w:top w:val="double" w:sz="4" w:space="0" w:color="47D459" w:themeColor="accent3" w:themeTint="99"/>
-              <w:left w:val="double" w:sz="4" w:space="0" w:color="47D459" w:themeColor="accent3" w:themeTint="99"/>
-              <w:bottom w:val="double" w:sz="4" w:space="0" w:color="47D459" w:themeColor="accent3" w:themeTint="99"/>
-              <w:right w:val="double" w:sz="4" w:space="0" w:color="47D459" w:themeColor="accent3" w:themeTint="99"/>
-            </w:tcBorders>
-            <w:vAlign w:val="center"/>
-            <w:hideMark/>
-          </w:tcPr>
-          <w:p>
-            <w:pPr>
-              <w:spacing w:after="160" w:line="276" w:lineRule="auto"/>
-              <w:ind w:right="-455"/>
-              <w:rPr>
-                <w:rFonts w:ascii="Arial Nova Cond Light" w:hAnsi="Arial Nova Cond Light" w:cs="Times New Roman"/>
-                <w:b/>
-                <w:bCs/>
-                <w:color w:val="000000" w:themeColor="text1"/>
-                <w:sz w:val="20"/>
-                <w:szCs w:val="20"/>
-              </w:rPr>
-            </w:pPr>
-            <w:r>
-              <w:rPr>
-                <w:rFonts w:ascii="Arial Nova Cond Light" w:hAnsi="Arial Nova Cond Light" w:cs="Times New Roman"/>
-                <w:b/>
-                <w:bCs/>
-                <w:color w:val="000000" w:themeColor="text1"/>
+            <w:vAlign w:val="center"/>
+          </w:tcPr>
+          <w:p>
+            <w:pPr>
+              <w:autoSpaceDE w:val="0"/>
+              <w:autoSpaceDN w:val="0"/>
+              <w:adjustRightInd w:val="0"/>
+              <w:jc w:val="both"/>
+              <w:rPr>
+                <w:rFonts w:ascii="Arial Nova Cond" w:hAnsi="Arial Nova Cond" w:cs="Arial"/>
+                <w:color w:val="000000"/>
+                <w:kern w:val="0"/>
+                <w:sz w:val="20"/>
+                <w:szCs w:val="20"/>
+              </w:rPr>
+            </w:pPr>
+            <w:r>
+              <w:rPr>
+                <w:rFonts w:ascii="Arial Nova Cond" w:hAnsi="Arial Nova Cond" w:cs="Arial"/>
+                <w:color w:val="000000"/>
+                <w:kern w:val="0"/>
                 <w:sz w:val="20"/>
                 <w:szCs w:val="20"/>
               </w:rPr>
@@ -12310,34 +12294,27 @@
         <w:tc>
           <w:tcPr>
             <w:tcW w:w="1337" w:type="dxa"/>
-            <w:tcBorders>
-              <w:top w:val="double" w:sz="4" w:space="0" w:color="47D459" w:themeColor="accent3" w:themeTint="99"/>
-              <w:left w:val="double" w:sz="4" w:space="0" w:color="47D459" w:themeColor="accent3" w:themeTint="99"/>
-              <w:bottom w:val="double" w:sz="4" w:space="0" w:color="47D459" w:themeColor="accent3" w:themeTint="99"/>
-              <w:right w:val="double" w:sz="4" w:space="0" w:color="47D459" w:themeColor="accent3" w:themeTint="99"/>
-            </w:tcBorders>
-            <w:vAlign w:val="center"/>
-            <w:hideMark/>
-          </w:tcPr>
-          <w:p>
-            <w:pPr>
-              <w:spacing w:after="160" w:line="276" w:lineRule="auto"/>
-              <w:ind w:right="-455"/>
-              <w:rPr>
-                <w:rFonts w:ascii="Arial Nova Cond Light" w:hAnsi="Arial Nova Cond Light" w:cs="Times New Roman"/>
-                <w:b/>
-                <w:bCs/>
-                <w:color w:val="000000" w:themeColor="text1"/>
-                <w:sz w:val="20"/>
-                <w:szCs w:val="20"/>
-              </w:rPr>
-            </w:pPr>
-            <w:r>
-              <w:rPr>
-                <w:rFonts w:ascii="Arial Nova Cond Light" w:hAnsi="Arial Nova Cond Light" w:cs="Times New Roman"/>
-                <w:b/>
-                <w:bCs/>
-                <w:color w:val="000000" w:themeColor="text1"/>
+            <w:vAlign w:val="center"/>
+          </w:tcPr>
+          <w:p>
+            <w:pPr>
+              <w:autoSpaceDE w:val="0"/>
+              <w:autoSpaceDN w:val="0"/>
+              <w:adjustRightInd w:val="0"/>
+              <w:jc w:val="center"/>
+              <w:rPr>
+                <w:rFonts w:ascii="Arial Nova Cond" w:hAnsi="Arial Nova Cond" w:cs="Arial"/>
+                <w:color w:val="000000"/>
+                <w:kern w:val="0"/>
+                <w:sz w:val="20"/>
+                <w:szCs w:val="20"/>
+              </w:rPr>
+            </w:pPr>
+            <w:r>
+              <w:rPr>
+                <w:rFonts w:ascii="Arial Nova Cond" w:hAnsi="Arial Nova Cond" w:cs="Arial"/>
+                <w:color w:val="000000"/>
+                <w:kern w:val="0"/>
                 <w:sz w:val="20"/>
                 <w:szCs w:val="20"/>
               </w:rPr>
@@ -12355,24 +12332,23 @@
           <w:tcPr>
             <w:tcW w:w="875" w:type="dxa"/>
             <w:vMerge/>
-            <w:tcBorders>
-              <w:top w:val="double" w:sz="4" w:space="0" w:color="47D459" w:themeColor="accent3" w:themeTint="99"/>
-              <w:left w:val="double" w:sz="4" w:space="0" w:color="47D459" w:themeColor="accent3" w:themeTint="99"/>
-              <w:bottom w:val="double" w:sz="4" w:space="0" w:color="47D459" w:themeColor="accent3" w:themeTint="99"/>
-              <w:right w:val="double" w:sz="4" w:space="0" w:color="47D459" w:themeColor="accent3" w:themeTint="99"/>
-            </w:tcBorders>
-            <w:vAlign w:val="center"/>
-            <w:hideMark/>
-          </w:tcPr>
-          <w:p>
-            <w:pPr>
-              <w:spacing w:after="160" w:line="276" w:lineRule="auto"/>
-              <w:ind w:right="-455"/>
-              <w:rPr>
-                <w:rFonts w:ascii="Arial Nova Cond Light" w:hAnsi="Arial Nova Cond Light" w:cs="Times New Roman"/>
-                <w:b/>
-                <w:bCs/>
-                <w:color w:val="000000" w:themeColor="text1"/>
+            <w:vAlign w:val="center"/>
+          </w:tcPr>
+          <w:p>
+            <w:pPr>
+              <w:pStyle w:val="Prrafodelista"/>
+              <w:tabs>
+                <w:tab w:val="left" w:pos="0"/>
+                <w:tab w:val="left" w:pos="142"/>
+                <w:tab w:val="left" w:pos="284"/>
+              </w:tabs>
+              <w:spacing w:line="276" w:lineRule="auto"/>
+              <w:ind w:left="0"/>
+              <w:jc w:val="center"/>
+              <w:rPr>
+                <w:rFonts w:ascii="Arial Nova Cond" w:eastAsia="Calibri" w:hAnsi="Arial Nova Cond" w:cs="Times New Roman"/>
+                <w:b/>
+                <w:bCs/>
                 <w:sz w:val="20"/>
                 <w:szCs w:val="20"/>
                 <w:lang w:val="es-ES_tradnl"/>
@@ -12383,24 +12359,23 @@
         <w:tc>
           <w:tcPr>
             <w:tcW w:w="1095" w:type="dxa"/>
-            <w:tcBorders>
-              <w:top w:val="double" w:sz="4" w:space="0" w:color="47D459" w:themeColor="accent3" w:themeTint="99"/>
-              <w:left w:val="double" w:sz="4" w:space="0" w:color="47D459" w:themeColor="accent3" w:themeTint="99"/>
-              <w:bottom w:val="double" w:sz="4" w:space="0" w:color="47D459" w:themeColor="accent3" w:themeTint="99"/>
-              <w:right w:val="double" w:sz="4" w:space="0" w:color="47D459" w:themeColor="accent3" w:themeTint="99"/>
-            </w:tcBorders>
-            <w:vAlign w:val="center"/>
-            <w:hideMark/>
-          </w:tcPr>
-          <w:p>
-            <w:pPr>
-              <w:spacing w:after="160" w:line="276" w:lineRule="auto"/>
-              <w:ind w:right="-455"/>
-              <w:rPr>
-                <w:rFonts w:ascii="Arial Nova Cond Light" w:hAnsi="Arial Nova Cond Light" w:cs="Times New Roman"/>
-                <w:b/>
-                <w:bCs/>
-                <w:color w:val="000000" w:themeColor="text1"/>
+            <w:vAlign w:val="center"/>
+          </w:tcPr>
+          <w:p>
+            <w:pPr>
+              <w:pStyle w:val="Prrafodelista"/>
+              <w:tabs>
+                <w:tab w:val="left" w:pos="0"/>
+                <w:tab w:val="left" w:pos="142"/>
+                <w:tab w:val="left" w:pos="284"/>
+              </w:tabs>
+              <w:spacing w:line="276" w:lineRule="auto"/>
+              <w:ind w:left="0"/>
+              <w:jc w:val="center"/>
+              <w:rPr>
+                <w:rFonts w:ascii="Arial Nova Cond" w:eastAsia="Calibri" w:hAnsi="Arial Nova Cond" w:cs="Times New Roman"/>
+                <w:b/>
+                <w:bCs/>
                 <w:sz w:val="20"/>
                 <w:szCs w:val="20"/>
                 <w:lang w:val="es-ES_tradnl"/>
@@ -12408,10 +12383,9 @@
             </w:pPr>
             <w:r>
               <w:rPr>
-                <w:rFonts w:ascii="Arial Nova Cond Light" w:hAnsi="Arial Nova Cond Light" w:cs="Times New Roman"/>
-                <w:b/>
-                <w:bCs/>
-                <w:color w:val="000000" w:themeColor="text1"/>
+                <w:rFonts w:ascii="Arial Nova Cond" w:eastAsia="Calibri" w:hAnsi="Arial Nova Cond" w:cs="Times New Roman"/>
+                <w:b/>
+                <w:bCs/>
                 <w:sz w:val="20"/>
                 <w:szCs w:val="20"/>
                 <w:lang w:val="es-ES_tradnl"/>
@@ -12423,34 +12397,21 @@
         <w:tc>
           <w:tcPr>
             <w:tcW w:w="1726" w:type="dxa"/>
-            <w:tcBorders>
-              <w:top w:val="double" w:sz="4" w:space="0" w:color="47D459" w:themeColor="accent3" w:themeTint="99"/>
-              <w:left w:val="double" w:sz="4" w:space="0" w:color="47D459" w:themeColor="accent3" w:themeTint="99"/>
-              <w:bottom w:val="double" w:sz="4" w:space="0" w:color="47D459" w:themeColor="accent3" w:themeTint="99"/>
-              <w:right w:val="double" w:sz="4" w:space="0" w:color="47D459" w:themeColor="accent3" w:themeTint="99"/>
-            </w:tcBorders>
-            <w:vAlign w:val="center"/>
-            <w:hideMark/>
-          </w:tcPr>
-          <w:p>
-            <w:pPr>
-              <w:spacing w:after="160" w:line="276" w:lineRule="auto"/>
-              <w:ind w:right="-455"/>
-              <w:rPr>
-                <w:rFonts w:ascii="Arial Nova Cond Light" w:hAnsi="Arial Nova Cond Light" w:cs="Times New Roman"/>
-                <w:b/>
-                <w:bCs/>
-                <w:color w:val="000000" w:themeColor="text1"/>
-                <w:sz w:val="20"/>
-                <w:szCs w:val="20"/>
-              </w:rPr>
-            </w:pPr>
-            <w:r>
-              <w:rPr>
-                <w:rFonts w:ascii="Arial Nova Cond Light" w:hAnsi="Arial Nova Cond Light" w:cs="Times New Roman"/>
-                <w:b/>
-                <w:bCs/>
-                <w:color w:val="000000" w:themeColor="text1"/>
+            <w:vAlign w:val="center"/>
+          </w:tcPr>
+          <w:p>
+            <w:pPr>
+              <w:pStyle w:val="NormalWeb"/>
+              <w:jc w:val="both"/>
+              <w:rPr>
+                <w:rFonts w:ascii="Arial Nova Cond" w:hAnsi="Arial Nova Cond"/>
+                <w:sz w:val="20"/>
+                <w:szCs w:val="20"/>
+              </w:rPr>
+            </w:pPr>
+            <w:r>
+              <w:rPr>
+                <w:rFonts w:ascii="Arial Nova Cond" w:eastAsia="Calibri" w:hAnsi="Arial Nova Cond"/>
                 <w:sz w:val="20"/>
                 <w:szCs w:val="20"/>
                 <w:lang w:val="es-ES_tradnl"/>
@@ -12462,24 +12423,21 @@
         <w:tc>
           <w:tcPr>
             <w:tcW w:w="6169" w:type="dxa"/>
-            <w:tcBorders>
-              <w:top w:val="double" w:sz="4" w:space="0" w:color="47D459" w:themeColor="accent3" w:themeTint="99"/>
-              <w:left w:val="double" w:sz="4" w:space="0" w:color="47D459" w:themeColor="accent3" w:themeTint="99"/>
-              <w:bottom w:val="double" w:sz="4" w:space="0" w:color="47D459" w:themeColor="accent3" w:themeTint="99"/>
-              <w:right w:val="double" w:sz="4" w:space="0" w:color="47D459" w:themeColor="accent3" w:themeTint="99"/>
-            </w:tcBorders>
-            <w:vAlign w:val="center"/>
-            <w:hideMark/>
-          </w:tcPr>
-          <w:p>
-            <w:pPr>
-              <w:spacing w:after="160" w:line="276" w:lineRule="auto"/>
-              <w:ind w:right="-455"/>
-              <w:rPr>
-                <w:rFonts w:ascii="Arial Nova Cond Light" w:hAnsi="Arial Nova Cond Light" w:cs="Times New Roman"/>
-                <w:b/>
-                <w:bCs/>
-                <w:color w:val="000000" w:themeColor="text1"/>
+            <w:vAlign w:val="center"/>
+          </w:tcPr>
+          <w:p>
+            <w:pPr>
+              <w:pStyle w:val="Prrafodelista"/>
+              <w:tabs>
+                <w:tab w:val="left" w:pos="0"/>
+                <w:tab w:val="left" w:pos="142"/>
+                <w:tab w:val="left" w:pos="284"/>
+              </w:tabs>
+              <w:spacing w:line="276" w:lineRule="auto"/>
+              <w:ind w:left="0"/>
+              <w:jc w:val="both"/>
+              <w:rPr>
+                <w:rFonts w:ascii="Arial Nova Cond" w:eastAsia="Calibri" w:hAnsi="Arial Nova Cond" w:cs="Times New Roman"/>
                 <w:sz w:val="20"/>
                 <w:szCs w:val="20"/>
                 <w:lang w:val="es-ES_tradnl"/>
@@ -12487,10 +12445,7 @@
             </w:pPr>
             <w:r>
               <w:rPr>
-                <w:rFonts w:ascii="Arial Nova Cond Light" w:hAnsi="Arial Nova Cond Light" w:cs="Times New Roman"/>
-                <w:b/>
-                <w:bCs/>
-                <w:color w:val="000000" w:themeColor="text1"/>
+                <w:rFonts w:ascii="Arial Nova Cond" w:eastAsia="Calibri" w:hAnsi="Arial Nova Cond" w:cs="Times New Roman"/>
                 <w:sz w:val="20"/>
                 <w:szCs w:val="20"/>
                 <w:lang w:val="es-ES_tradnl"/>
@@ -12502,34 +12457,27 @@
         <w:tc>
           <w:tcPr>
             <w:tcW w:w="2015" w:type="dxa"/>
-            <w:tcBorders>
-              <w:top w:val="double" w:sz="4" w:space="0" w:color="47D459" w:themeColor="accent3" w:themeTint="99"/>
-              <w:left w:val="double" w:sz="4" w:space="0" w:color="47D459" w:themeColor="accent3" w:themeTint="99"/>
-              <w:bottom w:val="double" w:sz="4" w:space="0" w:color="47D459" w:themeColor="accent3" w:themeTint="99"/>
-              <w:right w:val="double" w:sz="4" w:space="0" w:color="47D459" w:themeColor="accent3" w:themeTint="99"/>
-            </w:tcBorders>
-            <w:vAlign w:val="center"/>
-            <w:hideMark/>
-          </w:tcPr>
-          <w:p>
-            <w:pPr>
-              <w:spacing w:after="160" w:line="276" w:lineRule="auto"/>
-              <w:ind w:right="-455"/>
-              <w:rPr>
-                <w:rFonts w:ascii="Arial Nova Cond Light" w:hAnsi="Arial Nova Cond Light" w:cs="Times New Roman"/>
-                <w:b/>
-                <w:bCs/>
-                <w:color w:val="000000" w:themeColor="text1"/>
-                <w:sz w:val="20"/>
-                <w:szCs w:val="20"/>
-              </w:rPr>
-            </w:pPr>
-            <w:r>
-              <w:rPr>
-                <w:rFonts w:ascii="Arial Nova Cond Light" w:hAnsi="Arial Nova Cond Light" w:cs="Times New Roman"/>
-                <w:b/>
-                <w:bCs/>
-                <w:color w:val="000000" w:themeColor="text1"/>
+            <w:vAlign w:val="center"/>
+          </w:tcPr>
+          <w:p>
+            <w:pPr>
+              <w:autoSpaceDE w:val="0"/>
+              <w:autoSpaceDN w:val="0"/>
+              <w:adjustRightInd w:val="0"/>
+              <w:jc w:val="center"/>
+              <w:rPr>
+                <w:rFonts w:ascii="Arial Nova Cond" w:hAnsi="Arial Nova Cond" w:cs="Arial"/>
+                <w:color w:val="000000" w:themeColor="text1"/>
+                <w:kern w:val="0"/>
+                <w:sz w:val="20"/>
+                <w:szCs w:val="20"/>
+              </w:rPr>
+            </w:pPr>
+            <w:r>
+              <w:rPr>
+                <w:rFonts w:ascii="Arial Nova Cond" w:hAnsi="Arial Nova Cond" w:cs="Arial"/>
+                <w:color w:val="000000"/>
+                <w:kern w:val="0"/>
                 <w:sz w:val="20"/>
                 <w:szCs w:val="20"/>
               </w:rPr>
@@ -12540,34 +12488,27 @@
         <w:tc>
           <w:tcPr>
             <w:tcW w:w="1634" w:type="dxa"/>
-            <w:tcBorders>
-              <w:top w:val="double" w:sz="4" w:space="0" w:color="47D459" w:themeColor="accent3" w:themeTint="99"/>
-              <w:left w:val="double" w:sz="4" w:space="0" w:color="47D459" w:themeColor="accent3" w:themeTint="99"/>
-              <w:bottom w:val="double" w:sz="4" w:space="0" w:color="47D459" w:themeColor="accent3" w:themeTint="99"/>
-              <w:right w:val="double" w:sz="4" w:space="0" w:color="47D459" w:themeColor="accent3" w:themeTint="99"/>
-            </w:tcBorders>
-            <w:vAlign w:val="center"/>
-            <w:hideMark/>
-          </w:tcPr>
-          <w:p>
-            <w:pPr>
-              <w:spacing w:after="160" w:line="276" w:lineRule="auto"/>
-              <w:ind w:right="-455"/>
-              <w:rPr>
-                <w:rFonts w:ascii="Arial Nova Cond Light" w:hAnsi="Arial Nova Cond Light" w:cs="Times New Roman"/>
-                <w:b/>
-                <w:bCs/>
-                <w:color w:val="000000" w:themeColor="text1"/>
-                <w:sz w:val="20"/>
-                <w:szCs w:val="20"/>
-              </w:rPr>
-            </w:pPr>
-            <w:r>
-              <w:rPr>
-                <w:rFonts w:ascii="Arial Nova Cond Light" w:hAnsi="Arial Nova Cond Light" w:cs="Times New Roman"/>
-                <w:b/>
-                <w:bCs/>
-                <w:color w:val="000000" w:themeColor="text1"/>
+            <w:vAlign w:val="center"/>
+          </w:tcPr>
+          <w:p>
+            <w:pPr>
+              <w:autoSpaceDE w:val="0"/>
+              <w:autoSpaceDN w:val="0"/>
+              <w:adjustRightInd w:val="0"/>
+              <w:jc w:val="both"/>
+              <w:rPr>
+                <w:rFonts w:ascii="Arial Nova Cond" w:hAnsi="Arial Nova Cond" w:cs="Arial"/>
+                <w:color w:val="000000"/>
+                <w:kern w:val="0"/>
+                <w:sz w:val="20"/>
+                <w:szCs w:val="20"/>
+              </w:rPr>
+            </w:pPr>
+            <w:r>
+              <w:rPr>
+                <w:rFonts w:ascii="Arial Nova Cond" w:hAnsi="Arial Nova Cond" w:cs="Arial"/>
+                <w:color w:val="000000"/>
+                <w:kern w:val="0"/>
                 <w:sz w:val="20"/>
                 <w:szCs w:val="20"/>
               </w:rPr>
@@ -12578,34 +12519,27 @@
         <w:tc>
           <w:tcPr>
             <w:tcW w:w="1337" w:type="dxa"/>
-            <w:tcBorders>
-              <w:top w:val="double" w:sz="4" w:space="0" w:color="47D459" w:themeColor="accent3" w:themeTint="99"/>
-              <w:left w:val="double" w:sz="4" w:space="0" w:color="47D459" w:themeColor="accent3" w:themeTint="99"/>
-              <w:bottom w:val="double" w:sz="4" w:space="0" w:color="47D459" w:themeColor="accent3" w:themeTint="99"/>
-              <w:right w:val="double" w:sz="4" w:space="0" w:color="47D459" w:themeColor="accent3" w:themeTint="99"/>
-            </w:tcBorders>
-            <w:vAlign w:val="center"/>
-            <w:hideMark/>
-          </w:tcPr>
-          <w:p>
-            <w:pPr>
-              <w:spacing w:after="160" w:line="276" w:lineRule="auto"/>
-              <w:ind w:right="-455"/>
-              <w:rPr>
-                <w:rFonts w:ascii="Arial Nova Cond Light" w:hAnsi="Arial Nova Cond Light" w:cs="Times New Roman"/>
-                <w:b/>
-                <w:bCs/>
-                <w:color w:val="000000" w:themeColor="text1"/>
-                <w:sz w:val="20"/>
-                <w:szCs w:val="20"/>
-              </w:rPr>
-            </w:pPr>
-            <w:r>
-              <w:rPr>
-                <w:rFonts w:ascii="Arial Nova Cond Light" w:hAnsi="Arial Nova Cond Light" w:cs="Times New Roman"/>
-                <w:b/>
-                <w:bCs/>
-                <w:color w:val="000000" w:themeColor="text1"/>
+            <w:vAlign w:val="center"/>
+          </w:tcPr>
+          <w:p>
+            <w:pPr>
+              <w:autoSpaceDE w:val="0"/>
+              <w:autoSpaceDN w:val="0"/>
+              <w:adjustRightInd w:val="0"/>
+              <w:jc w:val="center"/>
+              <w:rPr>
+                <w:rFonts w:ascii="Arial Nova Cond" w:hAnsi="Arial Nova Cond" w:cs="Arial"/>
+                <w:color w:val="000000"/>
+                <w:kern w:val="0"/>
+                <w:sz w:val="20"/>
+                <w:szCs w:val="20"/>
+              </w:rPr>
+            </w:pPr>
+            <w:r>
+              <w:rPr>
+                <w:rFonts w:ascii="Arial Nova Cond" w:hAnsi="Arial Nova Cond" w:cs="Arial"/>
+                <w:color w:val="000000"/>
+                <w:kern w:val="0"/>
                 <w:sz w:val="20"/>
                 <w:szCs w:val="20"/>
               </w:rPr>
@@ -12623,24 +12557,23 @@
           <w:tcPr>
             <w:tcW w:w="875" w:type="dxa"/>
             <w:vMerge/>
-            <w:tcBorders>
-              <w:top w:val="double" w:sz="4" w:space="0" w:color="47D459" w:themeColor="accent3" w:themeTint="99"/>
-              <w:left w:val="double" w:sz="4" w:space="0" w:color="47D459" w:themeColor="accent3" w:themeTint="99"/>
-              <w:bottom w:val="double" w:sz="4" w:space="0" w:color="47D459" w:themeColor="accent3" w:themeTint="99"/>
-              <w:right w:val="double" w:sz="4" w:space="0" w:color="47D459" w:themeColor="accent3" w:themeTint="99"/>
-            </w:tcBorders>
-            <w:vAlign w:val="center"/>
-            <w:hideMark/>
-          </w:tcPr>
-          <w:p>
-            <w:pPr>
-              <w:spacing w:after="160" w:line="276" w:lineRule="auto"/>
-              <w:ind w:right="-455"/>
-              <w:rPr>
-                <w:rFonts w:ascii="Arial Nova Cond Light" w:hAnsi="Arial Nova Cond Light" w:cs="Times New Roman"/>
-                <w:b/>
-                <w:bCs/>
-                <w:color w:val="000000" w:themeColor="text1"/>
+            <w:vAlign w:val="center"/>
+          </w:tcPr>
+          <w:p>
+            <w:pPr>
+              <w:pStyle w:val="Prrafodelista"/>
+              <w:tabs>
+                <w:tab w:val="left" w:pos="0"/>
+                <w:tab w:val="left" w:pos="142"/>
+                <w:tab w:val="left" w:pos="284"/>
+              </w:tabs>
+              <w:spacing w:line="276" w:lineRule="auto"/>
+              <w:ind w:left="0"/>
+              <w:jc w:val="center"/>
+              <w:rPr>
+                <w:rFonts w:ascii="Arial Nova Cond" w:eastAsia="Calibri" w:hAnsi="Arial Nova Cond" w:cs="Times New Roman"/>
+                <w:b/>
+                <w:bCs/>
                 <w:sz w:val="20"/>
                 <w:szCs w:val="20"/>
                 <w:lang w:val="es-ES_tradnl"/>
@@ -12651,24 +12584,23 @@
         <w:tc>
           <w:tcPr>
             <w:tcW w:w="1095" w:type="dxa"/>
-            <w:tcBorders>
-              <w:top w:val="double" w:sz="4" w:space="0" w:color="47D459" w:themeColor="accent3" w:themeTint="99"/>
-              <w:left w:val="double" w:sz="4" w:space="0" w:color="47D459" w:themeColor="accent3" w:themeTint="99"/>
-              <w:bottom w:val="double" w:sz="4" w:space="0" w:color="47D459" w:themeColor="accent3" w:themeTint="99"/>
-              <w:right w:val="double" w:sz="4" w:space="0" w:color="47D459" w:themeColor="accent3" w:themeTint="99"/>
-            </w:tcBorders>
-            <w:vAlign w:val="center"/>
-            <w:hideMark/>
-          </w:tcPr>
-          <w:p>
-            <w:pPr>
-              <w:spacing w:after="160" w:line="276" w:lineRule="auto"/>
-              <w:ind w:right="-455"/>
-              <w:rPr>
-                <w:rFonts w:ascii="Arial Nova Cond Light" w:hAnsi="Arial Nova Cond Light" w:cs="Times New Roman"/>
-                <w:b/>
-                <w:bCs/>
-                <w:color w:val="000000" w:themeColor="text1"/>
+            <w:vAlign w:val="center"/>
+          </w:tcPr>
+          <w:p>
+            <w:pPr>
+              <w:pStyle w:val="Prrafodelista"/>
+              <w:tabs>
+                <w:tab w:val="left" w:pos="0"/>
+                <w:tab w:val="left" w:pos="142"/>
+                <w:tab w:val="left" w:pos="284"/>
+              </w:tabs>
+              <w:spacing w:line="276" w:lineRule="auto"/>
+              <w:ind w:left="0"/>
+              <w:jc w:val="center"/>
+              <w:rPr>
+                <w:rFonts w:ascii="Arial Nova Cond" w:eastAsia="Calibri" w:hAnsi="Arial Nova Cond" w:cs="Times New Roman"/>
+                <w:b/>
+                <w:bCs/>
                 <w:sz w:val="20"/>
                 <w:szCs w:val="20"/>
                 <w:lang w:val="es-ES_tradnl"/>
@@ -12676,10 +12608,9 @@
             </w:pPr>
             <w:r>
               <w:rPr>
-                <w:rFonts w:ascii="Arial Nova Cond Light" w:hAnsi="Arial Nova Cond Light" w:cs="Times New Roman"/>
-                <w:b/>
-                <w:bCs/>
-                <w:color w:val="000000" w:themeColor="text1"/>
+                <w:rFonts w:ascii="Arial Nova Cond" w:eastAsia="Calibri" w:hAnsi="Arial Nova Cond" w:cs="Times New Roman"/>
+                <w:b/>
+                <w:bCs/>
                 <w:sz w:val="20"/>
                 <w:szCs w:val="20"/>
                 <w:lang w:val="es-ES_tradnl"/>
@@ -12691,34 +12622,21 @@
         <w:tc>
           <w:tcPr>
             <w:tcW w:w="1726" w:type="dxa"/>
-            <w:tcBorders>
-              <w:top w:val="double" w:sz="4" w:space="0" w:color="47D459" w:themeColor="accent3" w:themeTint="99"/>
-              <w:left w:val="double" w:sz="4" w:space="0" w:color="47D459" w:themeColor="accent3" w:themeTint="99"/>
-              <w:bottom w:val="double" w:sz="4" w:space="0" w:color="47D459" w:themeColor="accent3" w:themeTint="99"/>
-              <w:right w:val="double" w:sz="4" w:space="0" w:color="47D459" w:themeColor="accent3" w:themeTint="99"/>
-            </w:tcBorders>
-            <w:vAlign w:val="center"/>
-            <w:hideMark/>
-          </w:tcPr>
-          <w:p>
-            <w:pPr>
-              <w:spacing w:after="160" w:line="276" w:lineRule="auto"/>
-              <w:ind w:right="-455"/>
-              <w:rPr>
-                <w:rFonts w:ascii="Arial Nova Cond Light" w:hAnsi="Arial Nova Cond Light" w:cs="Times New Roman"/>
-                <w:b/>
-                <w:bCs/>
-                <w:color w:val="000000" w:themeColor="text1"/>
-                <w:sz w:val="20"/>
-                <w:szCs w:val="20"/>
-              </w:rPr>
-            </w:pPr>
-            <w:r>
-              <w:rPr>
-                <w:rFonts w:ascii="Arial Nova Cond Light" w:hAnsi="Arial Nova Cond Light" w:cs="Times New Roman"/>
-                <w:b/>
-                <w:bCs/>
-                <w:color w:val="000000" w:themeColor="text1"/>
+            <w:vAlign w:val="center"/>
+          </w:tcPr>
+          <w:p>
+            <w:pPr>
+              <w:pStyle w:val="NormalWeb"/>
+              <w:jc w:val="both"/>
+              <w:rPr>
+                <w:rFonts w:ascii="Arial Nova Cond" w:eastAsia="Calibri" w:hAnsi="Arial Nova Cond"/>
+                <w:sz w:val="20"/>
+                <w:szCs w:val="20"/>
+              </w:rPr>
+            </w:pPr>
+            <w:r>
+              <w:rPr>
+                <w:rFonts w:ascii="Arial Nova Cond" w:eastAsia="Calibri" w:hAnsi="Arial Nova Cond"/>
                 <w:sz w:val="20"/>
                 <w:szCs w:val="20"/>
                 <w:lang w:val="es-ES_tradnl"/>
@@ -12730,24 +12648,21 @@
         <w:tc>
           <w:tcPr>
             <w:tcW w:w="6169" w:type="dxa"/>
-            <w:tcBorders>
-              <w:top w:val="double" w:sz="4" w:space="0" w:color="47D459" w:themeColor="accent3" w:themeTint="99"/>
-              <w:left w:val="double" w:sz="4" w:space="0" w:color="47D459" w:themeColor="accent3" w:themeTint="99"/>
-              <w:bottom w:val="double" w:sz="4" w:space="0" w:color="47D459" w:themeColor="accent3" w:themeTint="99"/>
-              <w:right w:val="double" w:sz="4" w:space="0" w:color="47D459" w:themeColor="accent3" w:themeTint="99"/>
-            </w:tcBorders>
-            <w:vAlign w:val="center"/>
-            <w:hideMark/>
-          </w:tcPr>
-          <w:p>
-            <w:pPr>
-              <w:spacing w:after="160" w:line="276" w:lineRule="auto"/>
-              <w:ind w:right="-455"/>
-              <w:rPr>
-                <w:rFonts w:ascii="Arial Nova Cond Light" w:hAnsi="Arial Nova Cond Light" w:cs="Times New Roman"/>
-                <w:b/>
-                <w:bCs/>
-                <w:color w:val="000000" w:themeColor="text1"/>
+            <w:vAlign w:val="center"/>
+          </w:tcPr>
+          <w:p>
+            <w:pPr>
+              <w:pStyle w:val="Prrafodelista"/>
+              <w:tabs>
+                <w:tab w:val="left" w:pos="0"/>
+                <w:tab w:val="left" w:pos="142"/>
+                <w:tab w:val="left" w:pos="284"/>
+              </w:tabs>
+              <w:spacing w:line="276" w:lineRule="auto"/>
+              <w:ind w:left="0"/>
+              <w:jc w:val="both"/>
+              <w:rPr>
+                <w:rFonts w:ascii="Arial Nova Cond" w:eastAsia="Calibri" w:hAnsi="Arial Nova Cond" w:cs="Times New Roman"/>
                 <w:sz w:val="20"/>
                 <w:szCs w:val="20"/>
                 <w:lang w:val="es-ES_tradnl"/>
@@ -12755,10 +12670,7 @@
             </w:pPr>
             <w:r>
               <w:rPr>
-                <w:rFonts w:ascii="Arial Nova Cond Light" w:hAnsi="Arial Nova Cond Light" w:cs="Times New Roman"/>
-                <w:b/>
-                <w:bCs/>
-                <w:color w:val="000000" w:themeColor="text1"/>
+                <w:rFonts w:ascii="Arial Nova Cond" w:eastAsia="Calibri" w:hAnsi="Arial Nova Cond" w:cs="Times New Roman"/>
                 <w:sz w:val="20"/>
                 <w:szCs w:val="20"/>
                 <w:lang w:val="es-ES_tradnl"/>
@@ -12770,34 +12682,27 @@
         <w:tc>
           <w:tcPr>
             <w:tcW w:w="2015" w:type="dxa"/>
-            <w:tcBorders>
-              <w:top w:val="double" w:sz="4" w:space="0" w:color="47D459" w:themeColor="accent3" w:themeTint="99"/>
-              <w:left w:val="double" w:sz="4" w:space="0" w:color="47D459" w:themeColor="accent3" w:themeTint="99"/>
-              <w:bottom w:val="double" w:sz="4" w:space="0" w:color="47D459" w:themeColor="accent3" w:themeTint="99"/>
-              <w:right w:val="double" w:sz="4" w:space="0" w:color="47D459" w:themeColor="accent3" w:themeTint="99"/>
-            </w:tcBorders>
-            <w:vAlign w:val="center"/>
-            <w:hideMark/>
-          </w:tcPr>
-          <w:p>
-            <w:pPr>
-              <w:spacing w:after="160" w:line="276" w:lineRule="auto"/>
-              <w:ind w:right="-455"/>
-              <w:rPr>
-                <w:rFonts w:ascii="Arial Nova Cond Light" w:hAnsi="Arial Nova Cond Light" w:cs="Times New Roman"/>
-                <w:b/>
-                <w:bCs/>
-                <w:color w:val="000000" w:themeColor="text1"/>
-                <w:sz w:val="20"/>
-                <w:szCs w:val="20"/>
-              </w:rPr>
-            </w:pPr>
-            <w:r>
-              <w:rPr>
-                <w:rFonts w:ascii="Arial Nova Cond Light" w:hAnsi="Arial Nova Cond Light" w:cs="Times New Roman"/>
-                <w:b/>
-                <w:bCs/>
-                <w:color w:val="000000" w:themeColor="text1"/>
+            <w:vAlign w:val="center"/>
+          </w:tcPr>
+          <w:p>
+            <w:pPr>
+              <w:autoSpaceDE w:val="0"/>
+              <w:autoSpaceDN w:val="0"/>
+              <w:adjustRightInd w:val="0"/>
+              <w:jc w:val="center"/>
+              <w:rPr>
+                <w:rFonts w:ascii="Arial Nova Cond" w:hAnsi="Arial Nova Cond" w:cs="Arial"/>
+                <w:color w:val="000000"/>
+                <w:kern w:val="0"/>
+                <w:sz w:val="20"/>
+                <w:szCs w:val="20"/>
+              </w:rPr>
+            </w:pPr>
+            <w:r>
+              <w:rPr>
+                <w:rFonts w:ascii="Arial Nova Cond" w:hAnsi="Arial Nova Cond" w:cs="Arial"/>
+                <w:color w:val="000000"/>
+                <w:kern w:val="0"/>
                 <w:sz w:val="20"/>
                 <w:szCs w:val="20"/>
               </w:rPr>
@@ -12808,34 +12713,27 @@
         <w:tc>
           <w:tcPr>
             <w:tcW w:w="1634" w:type="dxa"/>
-            <w:tcBorders>
-              <w:top w:val="double" w:sz="4" w:space="0" w:color="47D459" w:themeColor="accent3" w:themeTint="99"/>
-              <w:left w:val="double" w:sz="4" w:space="0" w:color="47D459" w:themeColor="accent3" w:themeTint="99"/>
-              <w:bottom w:val="double" w:sz="4" w:space="0" w:color="47D459" w:themeColor="accent3" w:themeTint="99"/>
-              <w:right w:val="double" w:sz="4" w:space="0" w:color="47D459" w:themeColor="accent3" w:themeTint="99"/>
-            </w:tcBorders>
-            <w:vAlign w:val="center"/>
-            <w:hideMark/>
-          </w:tcPr>
-          <w:p>
-            <w:pPr>
-              <w:spacing w:after="160" w:line="276" w:lineRule="auto"/>
-              <w:ind w:right="-455"/>
-              <w:rPr>
-                <w:rFonts w:ascii="Arial Nova Cond Light" w:hAnsi="Arial Nova Cond Light" w:cs="Times New Roman"/>
-                <w:b/>
-                <w:bCs/>
-                <w:color w:val="000000" w:themeColor="text1"/>
-                <w:sz w:val="20"/>
-                <w:szCs w:val="20"/>
-              </w:rPr>
-            </w:pPr>
-            <w:r>
-              <w:rPr>
-                <w:rFonts w:ascii="Arial Nova Cond Light" w:hAnsi="Arial Nova Cond Light" w:cs="Times New Roman"/>
-                <w:b/>
-                <w:bCs/>
-                <w:color w:val="000000" w:themeColor="text1"/>
+            <w:vAlign w:val="center"/>
+          </w:tcPr>
+          <w:p>
+            <w:pPr>
+              <w:autoSpaceDE w:val="0"/>
+              <w:autoSpaceDN w:val="0"/>
+              <w:adjustRightInd w:val="0"/>
+              <w:jc w:val="both"/>
+              <w:rPr>
+                <w:rFonts w:ascii="Arial Nova Cond" w:hAnsi="Arial Nova Cond" w:cs="Arial"/>
+                <w:color w:val="000000"/>
+                <w:kern w:val="0"/>
+                <w:sz w:val="20"/>
+                <w:szCs w:val="20"/>
+              </w:rPr>
+            </w:pPr>
+            <w:r>
+              <w:rPr>
+                <w:rFonts w:ascii="Arial Nova Cond" w:hAnsi="Arial Nova Cond" w:cs="Arial"/>
+                <w:color w:val="000000"/>
+                <w:kern w:val="0"/>
                 <w:sz w:val="20"/>
                 <w:szCs w:val="20"/>
               </w:rPr>
@@ -12846,34 +12744,27 @@
         <w:tc>
           <w:tcPr>
             <w:tcW w:w="1337" w:type="dxa"/>
-            <w:tcBorders>
-              <w:top w:val="double" w:sz="4" w:space="0" w:color="47D459" w:themeColor="accent3" w:themeTint="99"/>
-              <w:left w:val="double" w:sz="4" w:space="0" w:color="47D459" w:themeColor="accent3" w:themeTint="99"/>
-              <w:bottom w:val="double" w:sz="4" w:space="0" w:color="47D459" w:themeColor="accent3" w:themeTint="99"/>
-              <w:right w:val="double" w:sz="4" w:space="0" w:color="47D459" w:themeColor="accent3" w:themeTint="99"/>
-            </w:tcBorders>
-            <w:vAlign w:val="center"/>
-            <w:hideMark/>
-          </w:tcPr>
-          <w:p>
-            <w:pPr>
-              <w:spacing w:after="160" w:line="276" w:lineRule="auto"/>
-              <w:ind w:right="-455"/>
-              <w:rPr>
-                <w:rFonts w:ascii="Arial Nova Cond Light" w:hAnsi="Arial Nova Cond Light" w:cs="Times New Roman"/>
-                <w:b/>
-                <w:bCs/>
-                <w:color w:val="000000" w:themeColor="text1"/>
-                <w:sz w:val="20"/>
-                <w:szCs w:val="20"/>
-              </w:rPr>
-            </w:pPr>
-            <w:r>
-              <w:rPr>
-                <w:rFonts w:ascii="Arial Nova Cond Light" w:hAnsi="Arial Nova Cond Light" w:cs="Times New Roman"/>
-                <w:b/>
-                <w:bCs/>
-                <w:color w:val="000000" w:themeColor="text1"/>
+            <w:vAlign w:val="center"/>
+          </w:tcPr>
+          <w:p>
+            <w:pPr>
+              <w:autoSpaceDE w:val="0"/>
+              <w:autoSpaceDN w:val="0"/>
+              <w:adjustRightInd w:val="0"/>
+              <w:jc w:val="center"/>
+              <w:rPr>
+                <w:rFonts w:ascii="Arial Nova Cond" w:hAnsi="Arial Nova Cond" w:cs="Arial"/>
+                <w:color w:val="000000"/>
+                <w:kern w:val="0"/>
+                <w:sz w:val="20"/>
+                <w:szCs w:val="20"/>
+              </w:rPr>
+            </w:pPr>
+            <w:r>
+              <w:rPr>
+                <w:rFonts w:ascii="Arial Nova Cond" w:hAnsi="Arial Nova Cond" w:cs="Arial"/>
+                <w:color w:val="000000"/>
+                <w:kern w:val="0"/>
                 <w:sz w:val="20"/>
                 <w:szCs w:val="20"/>
               </w:rPr>
@@ -12891,24 +12782,23 @@
           <w:tcPr>
             <w:tcW w:w="875" w:type="dxa"/>
             <w:vMerge w:val="restart"/>
-            <w:tcBorders>
-              <w:top w:val="double" w:sz="4" w:space="0" w:color="47D459" w:themeColor="accent3" w:themeTint="99"/>
-              <w:left w:val="double" w:sz="4" w:space="0" w:color="47D459" w:themeColor="accent3" w:themeTint="99"/>
-              <w:bottom w:val="double" w:sz="4" w:space="0" w:color="47D459" w:themeColor="accent3" w:themeTint="99"/>
-              <w:right w:val="double" w:sz="4" w:space="0" w:color="47D459" w:themeColor="accent3" w:themeTint="99"/>
-            </w:tcBorders>
-            <w:vAlign w:val="center"/>
-            <w:hideMark/>
-          </w:tcPr>
-          <w:p>
-            <w:pPr>
-              <w:spacing w:after="160" w:line="276" w:lineRule="auto"/>
-              <w:ind w:right="-455"/>
-              <w:rPr>
-                <w:rFonts w:ascii="Arial Nova Cond Light" w:hAnsi="Arial Nova Cond Light" w:cs="Times New Roman"/>
-                <w:b/>
-                <w:bCs/>
-                <w:color w:val="000000" w:themeColor="text1"/>
+            <w:vAlign w:val="center"/>
+          </w:tcPr>
+          <w:p>
+            <w:pPr>
+              <w:pStyle w:val="Prrafodelista"/>
+              <w:tabs>
+                <w:tab w:val="left" w:pos="0"/>
+                <w:tab w:val="left" w:pos="142"/>
+                <w:tab w:val="left" w:pos="284"/>
+              </w:tabs>
+              <w:spacing w:line="276" w:lineRule="auto"/>
+              <w:ind w:left="0"/>
+              <w:jc w:val="center"/>
+              <w:rPr>
+                <w:rFonts w:ascii="Arial Nova Cond" w:eastAsia="Calibri" w:hAnsi="Arial Nova Cond" w:cs="Times New Roman"/>
+                <w:b/>
+                <w:bCs/>
                 <w:sz w:val="20"/>
                 <w:szCs w:val="20"/>
                 <w:lang w:val="es-ES_tradnl"/>
@@ -12916,10 +12806,9 @@
             </w:pPr>
             <w:r>
               <w:rPr>
-                <w:rFonts w:ascii="Arial Nova Cond Light" w:hAnsi="Arial Nova Cond Light" w:cs="Times New Roman"/>
-                <w:b/>
-                <w:bCs/>
-                <w:color w:val="000000" w:themeColor="text1"/>
+                <w:rFonts w:ascii="Arial Nova Cond" w:eastAsia="Calibri" w:hAnsi="Arial Nova Cond" w:cs="Times New Roman"/>
+                <w:b/>
+                <w:bCs/>
                 <w:sz w:val="20"/>
                 <w:szCs w:val="20"/>
                 <w:lang w:val="es-ES_tradnl"/>
@@ -12931,24 +12820,23 @@
         <w:tc>
           <w:tcPr>
             <w:tcW w:w="1095" w:type="dxa"/>
-            <w:tcBorders>
-              <w:top w:val="double" w:sz="4" w:space="0" w:color="47D459" w:themeColor="accent3" w:themeTint="99"/>
-              <w:left w:val="double" w:sz="4" w:space="0" w:color="47D459" w:themeColor="accent3" w:themeTint="99"/>
-              <w:bottom w:val="double" w:sz="4" w:space="0" w:color="47D459" w:themeColor="accent3" w:themeTint="99"/>
-              <w:right w:val="double" w:sz="4" w:space="0" w:color="47D459" w:themeColor="accent3" w:themeTint="99"/>
-            </w:tcBorders>
-            <w:vAlign w:val="center"/>
-            <w:hideMark/>
-          </w:tcPr>
-          <w:p>
-            <w:pPr>
-              <w:spacing w:after="160" w:line="276" w:lineRule="auto"/>
-              <w:ind w:right="-455"/>
-              <w:rPr>
-                <w:rFonts w:ascii="Arial Nova Cond Light" w:hAnsi="Arial Nova Cond Light" w:cs="Times New Roman"/>
-                <w:b/>
-                <w:bCs/>
-                <w:color w:val="000000" w:themeColor="text1"/>
+            <w:vAlign w:val="center"/>
+          </w:tcPr>
+          <w:p>
+            <w:pPr>
+              <w:pStyle w:val="Prrafodelista"/>
+              <w:tabs>
+                <w:tab w:val="left" w:pos="0"/>
+                <w:tab w:val="left" w:pos="142"/>
+                <w:tab w:val="left" w:pos="284"/>
+              </w:tabs>
+              <w:spacing w:line="276" w:lineRule="auto"/>
+              <w:ind w:left="0"/>
+              <w:jc w:val="center"/>
+              <w:rPr>
+                <w:rFonts w:ascii="Arial Nova Cond" w:eastAsia="Calibri" w:hAnsi="Arial Nova Cond" w:cs="Times New Roman"/>
+                <w:b/>
+                <w:bCs/>
                 <w:sz w:val="20"/>
                 <w:szCs w:val="20"/>
                 <w:lang w:val="es-ES_tradnl"/>
@@ -12956,10 +12844,9 @@
             </w:pPr>
             <w:r>
               <w:rPr>
-                <w:rFonts w:ascii="Arial Nova Cond Light" w:hAnsi="Arial Nova Cond Light" w:cs="Times New Roman"/>
-                <w:b/>
-                <w:bCs/>
-                <w:color w:val="000000" w:themeColor="text1"/>
+                <w:rFonts w:ascii="Arial Nova Cond" w:eastAsia="Calibri" w:hAnsi="Arial Nova Cond" w:cs="Times New Roman"/>
+                <w:b/>
+                <w:bCs/>
                 <w:sz w:val="20"/>
                 <w:szCs w:val="20"/>
                 <w:lang w:val="es-ES_tradnl"/>
@@ -12971,34 +12858,21 @@
         <w:tc>
           <w:tcPr>
             <w:tcW w:w="1726" w:type="dxa"/>
-            <w:tcBorders>
-              <w:top w:val="double" w:sz="4" w:space="0" w:color="47D459" w:themeColor="accent3" w:themeTint="99"/>
-              <w:left w:val="double" w:sz="4" w:space="0" w:color="47D459" w:themeColor="accent3" w:themeTint="99"/>
-              <w:bottom w:val="double" w:sz="4" w:space="0" w:color="47D459" w:themeColor="accent3" w:themeTint="99"/>
-              <w:right w:val="double" w:sz="4" w:space="0" w:color="47D459" w:themeColor="accent3" w:themeTint="99"/>
-            </w:tcBorders>
-            <w:vAlign w:val="center"/>
-            <w:hideMark/>
-          </w:tcPr>
-          <w:p>
-            <w:pPr>
-              <w:spacing w:after="160" w:line="276" w:lineRule="auto"/>
-              <w:ind w:right="-455"/>
-              <w:rPr>
-                <w:rFonts w:ascii="Arial Nova Cond Light" w:hAnsi="Arial Nova Cond Light" w:cs="Times New Roman"/>
-                <w:b/>
-                <w:bCs/>
-                <w:color w:val="000000" w:themeColor="text1"/>
-                <w:sz w:val="20"/>
-                <w:szCs w:val="20"/>
-              </w:rPr>
-            </w:pPr>
-            <w:r>
-              <w:rPr>
-                <w:rFonts w:ascii="Arial Nova Cond Light" w:hAnsi="Arial Nova Cond Light" w:cs="Times New Roman"/>
-                <w:b/>
-                <w:bCs/>
-                <w:color w:val="000000" w:themeColor="text1"/>
+            <w:vAlign w:val="center"/>
+          </w:tcPr>
+          <w:p>
+            <w:pPr>
+              <w:pStyle w:val="Sinespaciado"/>
+              <w:jc w:val="both"/>
+              <w:rPr>
+                <w:rFonts w:ascii="Arial Nova Cond" w:eastAsia="Times New Roman" w:hAnsi="Arial Nova Cond" w:cs="Times New Roman"/>
+                <w:sz w:val="20"/>
+                <w:szCs w:val="20"/>
+              </w:rPr>
+            </w:pPr>
+            <w:r>
+              <w:rPr>
+                <w:rFonts w:ascii="Arial Nova Cond" w:eastAsia="Calibri" w:hAnsi="Arial Nova Cond" w:cs="Times New Roman"/>
                 <w:sz w:val="20"/>
                 <w:szCs w:val="20"/>
                 <w:lang w:val="es-ES_tradnl"/>
@@ -13010,23 +12884,21 @@
         <w:tc>
           <w:tcPr>
             <w:tcW w:w="6169" w:type="dxa"/>
-            <w:tcBorders>
-              <w:top w:val="double" w:sz="4" w:space="0" w:color="47D459" w:themeColor="accent3" w:themeTint="99"/>
-              <w:left w:val="double" w:sz="4" w:space="0" w:color="47D459" w:themeColor="accent3" w:themeTint="99"/>
-              <w:bottom w:val="double" w:sz="4" w:space="0" w:color="47D459" w:themeColor="accent3" w:themeTint="99"/>
-              <w:right w:val="double" w:sz="4" w:space="0" w:color="47D459" w:themeColor="accent3" w:themeTint="99"/>
-            </w:tcBorders>
-            <w:vAlign w:val="center"/>
-            <w:hideMark/>
-          </w:tcPr>
-          <w:p>
-            <w:pPr>
-              <w:spacing w:after="160" w:line="276" w:lineRule="auto"/>
-              <w:ind w:right="-455"/>
-              <w:rPr>
-                <w:rFonts w:ascii="Arial Nova Cond Light" w:hAnsi="Arial Nova Cond Light" w:cs="Times New Roman"/>
-                <w:b/>
-                <w:bCs/>
+            <w:vAlign w:val="center"/>
+          </w:tcPr>
+          <w:p>
+            <w:pPr>
+              <w:pStyle w:val="Prrafodelista"/>
+              <w:tabs>
+                <w:tab w:val="left" w:pos="0"/>
+                <w:tab w:val="left" w:pos="142"/>
+                <w:tab w:val="left" w:pos="284"/>
+              </w:tabs>
+              <w:spacing w:line="276" w:lineRule="auto"/>
+              <w:ind w:left="0"/>
+              <w:jc w:val="both"/>
+              <w:rPr>
+                <w:rFonts w:ascii="Arial Nova Cond" w:eastAsia="Calibri" w:hAnsi="Arial Nova Cond" w:cs="Times New Roman"/>
                 <w:color w:val="000000" w:themeColor="text1"/>
                 <w:sz w:val="20"/>
                 <w:szCs w:val="20"/>
@@ -13035,10 +12907,7 @@
             </w:pPr>
             <w:r>
               <w:rPr>
-                <w:rFonts w:ascii="Arial Nova Cond Light" w:hAnsi="Arial Nova Cond Light" w:cs="Times New Roman"/>
-                <w:b/>
-                <w:bCs/>
-                <w:color w:val="000000" w:themeColor="text1"/>
+                <w:rFonts w:ascii="Arial Nova Cond" w:eastAsia="Calibri" w:hAnsi="Arial Nova Cond" w:cs="Times New Roman"/>
                 <w:sz w:val="20"/>
                 <w:szCs w:val="20"/>
                 <w:lang w:val="es-ES_tradnl"/>
@@ -13050,34 +12919,27 @@
         <w:tc>
           <w:tcPr>
             <w:tcW w:w="2015" w:type="dxa"/>
-            <w:tcBorders>
-              <w:top w:val="double" w:sz="4" w:space="0" w:color="47D459" w:themeColor="accent3" w:themeTint="99"/>
-              <w:left w:val="double" w:sz="4" w:space="0" w:color="47D459" w:themeColor="accent3" w:themeTint="99"/>
-              <w:bottom w:val="double" w:sz="4" w:space="0" w:color="47D459" w:themeColor="accent3" w:themeTint="99"/>
-              <w:right w:val="double" w:sz="4" w:space="0" w:color="47D459" w:themeColor="accent3" w:themeTint="99"/>
-            </w:tcBorders>
-            <w:vAlign w:val="center"/>
-            <w:hideMark/>
-          </w:tcPr>
-          <w:p>
-            <w:pPr>
-              <w:spacing w:after="160" w:line="276" w:lineRule="auto"/>
-              <w:ind w:right="-455"/>
-              <w:rPr>
-                <w:rFonts w:ascii="Arial Nova Cond Light" w:hAnsi="Arial Nova Cond Light" w:cs="Times New Roman"/>
-                <w:b/>
-                <w:bCs/>
-                <w:color w:val="000000" w:themeColor="text1"/>
-                <w:sz w:val="20"/>
-                <w:szCs w:val="20"/>
-              </w:rPr>
-            </w:pPr>
-            <w:r>
-              <w:rPr>
-                <w:rFonts w:ascii="Arial Nova Cond Light" w:hAnsi="Arial Nova Cond Light" w:cs="Times New Roman"/>
-                <w:b/>
-                <w:bCs/>
-                <w:color w:val="000000" w:themeColor="text1"/>
+            <w:vAlign w:val="center"/>
+          </w:tcPr>
+          <w:p>
+            <w:pPr>
+              <w:autoSpaceDE w:val="0"/>
+              <w:autoSpaceDN w:val="0"/>
+              <w:adjustRightInd w:val="0"/>
+              <w:jc w:val="center"/>
+              <w:rPr>
+                <w:rFonts w:ascii="Arial Nova Cond" w:hAnsi="Arial Nova Cond" w:cs="Arial"/>
+                <w:color w:val="215E99" w:themeColor="text2" w:themeTint="BF"/>
+                <w:kern w:val="0"/>
+                <w:sz w:val="20"/>
+                <w:szCs w:val="20"/>
+              </w:rPr>
+            </w:pPr>
+            <w:r>
+              <w:rPr>
+                <w:rFonts w:ascii="Arial Nova Cond" w:hAnsi="Arial Nova Cond" w:cs="Arial"/>
+                <w:color w:val="000000"/>
+                <w:kern w:val="0"/>
                 <w:sz w:val="20"/>
                 <w:szCs w:val="20"/>
               </w:rPr>
@@ -13088,34 +12950,27 @@
         <w:tc>
           <w:tcPr>
             <w:tcW w:w="1634" w:type="dxa"/>
-            <w:tcBorders>
-              <w:top w:val="double" w:sz="4" w:space="0" w:color="47D459" w:themeColor="accent3" w:themeTint="99"/>
-              <w:left w:val="double" w:sz="4" w:space="0" w:color="47D459" w:themeColor="accent3" w:themeTint="99"/>
-              <w:bottom w:val="double" w:sz="4" w:space="0" w:color="47D459" w:themeColor="accent3" w:themeTint="99"/>
-              <w:right w:val="double" w:sz="4" w:space="0" w:color="47D459" w:themeColor="accent3" w:themeTint="99"/>
-            </w:tcBorders>
-            <w:vAlign w:val="center"/>
-            <w:hideMark/>
-          </w:tcPr>
-          <w:p>
-            <w:pPr>
-              <w:spacing w:after="160" w:line="276" w:lineRule="auto"/>
-              <w:ind w:right="-455"/>
-              <w:rPr>
-                <w:rFonts w:ascii="Arial Nova Cond Light" w:hAnsi="Arial Nova Cond Light" w:cs="Times New Roman"/>
-                <w:b/>
-                <w:bCs/>
-                <w:color w:val="000000" w:themeColor="text1"/>
-                <w:sz w:val="20"/>
-                <w:szCs w:val="20"/>
-              </w:rPr>
-            </w:pPr>
-            <w:r>
-              <w:rPr>
-                <w:rFonts w:ascii="Arial Nova Cond Light" w:hAnsi="Arial Nova Cond Light" w:cs="Times New Roman"/>
-                <w:b/>
-                <w:bCs/>
-                <w:color w:val="000000" w:themeColor="text1"/>
+            <w:vAlign w:val="center"/>
+          </w:tcPr>
+          <w:p>
+            <w:pPr>
+              <w:autoSpaceDE w:val="0"/>
+              <w:autoSpaceDN w:val="0"/>
+              <w:adjustRightInd w:val="0"/>
+              <w:jc w:val="both"/>
+              <w:rPr>
+                <w:rFonts w:ascii="Arial Nova Cond" w:hAnsi="Arial Nova Cond" w:cs="Arial"/>
+                <w:color w:val="000000"/>
+                <w:kern w:val="0"/>
+                <w:sz w:val="20"/>
+                <w:szCs w:val="20"/>
+              </w:rPr>
+            </w:pPr>
+            <w:r>
+              <w:rPr>
+                <w:rFonts w:ascii="Arial Nova Cond" w:hAnsi="Arial Nova Cond" w:cs="Arial"/>
+                <w:color w:val="000000"/>
+                <w:kern w:val="0"/>
                 <w:sz w:val="20"/>
                 <w:szCs w:val="20"/>
               </w:rPr>
@@ -13126,34 +12981,27 @@
         <w:tc>
           <w:tcPr>
             <w:tcW w:w="1337" w:type="dxa"/>
-            <w:tcBorders>
-              <w:top w:val="double" w:sz="4" w:space="0" w:color="47D459" w:themeColor="accent3" w:themeTint="99"/>
-              <w:left w:val="double" w:sz="4" w:space="0" w:color="47D459" w:themeColor="accent3" w:themeTint="99"/>
-              <w:bottom w:val="double" w:sz="4" w:space="0" w:color="47D459" w:themeColor="accent3" w:themeTint="99"/>
-              <w:right w:val="double" w:sz="4" w:space="0" w:color="47D459" w:themeColor="accent3" w:themeTint="99"/>
-            </w:tcBorders>
-            <w:vAlign w:val="center"/>
-            <w:hideMark/>
-          </w:tcPr>
-          <w:p>
-            <w:pPr>
-              <w:spacing w:after="160" w:line="276" w:lineRule="auto"/>
-              <w:ind w:right="-455"/>
-              <w:rPr>
-                <w:rFonts w:ascii="Arial Nova Cond Light" w:hAnsi="Arial Nova Cond Light" w:cs="Times New Roman"/>
-                <w:b/>
-                <w:bCs/>
-                <w:color w:val="000000" w:themeColor="text1"/>
-                <w:sz w:val="20"/>
-                <w:szCs w:val="20"/>
-              </w:rPr>
-            </w:pPr>
-            <w:r>
-              <w:rPr>
-                <w:rFonts w:ascii="Arial Nova Cond Light" w:hAnsi="Arial Nova Cond Light" w:cs="Times New Roman"/>
-                <w:b/>
-                <w:bCs/>
-                <w:color w:val="000000" w:themeColor="text1"/>
+            <w:vAlign w:val="center"/>
+          </w:tcPr>
+          <w:p>
+            <w:pPr>
+              <w:autoSpaceDE w:val="0"/>
+              <w:autoSpaceDN w:val="0"/>
+              <w:adjustRightInd w:val="0"/>
+              <w:jc w:val="center"/>
+              <w:rPr>
+                <w:rFonts w:ascii="Arial Nova Cond" w:hAnsi="Arial Nova Cond" w:cs="Arial"/>
+                <w:color w:val="000000"/>
+                <w:kern w:val="0"/>
+                <w:sz w:val="20"/>
+                <w:szCs w:val="20"/>
+              </w:rPr>
+            </w:pPr>
+            <w:r>
+              <w:rPr>
+                <w:rFonts w:ascii="Arial Nova Cond" w:hAnsi="Arial Nova Cond" w:cs="Arial"/>
+                <w:color w:val="000000"/>
+                <w:kern w:val="0"/>
                 <w:sz w:val="20"/>
                 <w:szCs w:val="20"/>
               </w:rPr>
@@ -13171,24 +13019,23 @@
           <w:tcPr>
             <w:tcW w:w="875" w:type="dxa"/>
             <w:vMerge/>
-            <w:tcBorders>
-              <w:top w:val="double" w:sz="4" w:space="0" w:color="47D459" w:themeColor="accent3" w:themeTint="99"/>
-              <w:left w:val="double" w:sz="4" w:space="0" w:color="47D459" w:themeColor="accent3" w:themeTint="99"/>
-              <w:bottom w:val="double" w:sz="4" w:space="0" w:color="47D459" w:themeColor="accent3" w:themeTint="99"/>
-              <w:right w:val="double" w:sz="4" w:space="0" w:color="47D459" w:themeColor="accent3" w:themeTint="99"/>
-            </w:tcBorders>
-            <w:vAlign w:val="center"/>
-            <w:hideMark/>
-          </w:tcPr>
-          <w:p>
-            <w:pPr>
-              <w:spacing w:after="160" w:line="276" w:lineRule="auto"/>
-              <w:ind w:right="-455"/>
-              <w:rPr>
-                <w:rFonts w:ascii="Arial Nova Cond Light" w:hAnsi="Arial Nova Cond Light" w:cs="Times New Roman"/>
-                <w:b/>
-                <w:bCs/>
-                <w:color w:val="000000" w:themeColor="text1"/>
+            <w:vAlign w:val="center"/>
+          </w:tcPr>
+          <w:p>
+            <w:pPr>
+              <w:pStyle w:val="Prrafodelista"/>
+              <w:tabs>
+                <w:tab w:val="left" w:pos="0"/>
+                <w:tab w:val="left" w:pos="142"/>
+                <w:tab w:val="left" w:pos="284"/>
+              </w:tabs>
+              <w:spacing w:line="276" w:lineRule="auto"/>
+              <w:ind w:left="0"/>
+              <w:jc w:val="center"/>
+              <w:rPr>
+                <w:rFonts w:ascii="Arial Nova Cond" w:eastAsia="Calibri" w:hAnsi="Arial Nova Cond" w:cs="Times New Roman"/>
+                <w:b/>
+                <w:bCs/>
                 <w:sz w:val="20"/>
                 <w:szCs w:val="20"/>
                 <w:lang w:val="es-ES_tradnl"/>
@@ -13199,24 +13046,23 @@
         <w:tc>
           <w:tcPr>
             <w:tcW w:w="1095" w:type="dxa"/>
-            <w:tcBorders>
-              <w:top w:val="double" w:sz="4" w:space="0" w:color="47D459" w:themeColor="accent3" w:themeTint="99"/>
-              <w:left w:val="double" w:sz="4" w:space="0" w:color="47D459" w:themeColor="accent3" w:themeTint="99"/>
-              <w:bottom w:val="double" w:sz="4" w:space="0" w:color="47D459" w:themeColor="accent3" w:themeTint="99"/>
-              <w:right w:val="double" w:sz="4" w:space="0" w:color="47D459" w:themeColor="accent3" w:themeTint="99"/>
-            </w:tcBorders>
-            <w:vAlign w:val="center"/>
-            <w:hideMark/>
-          </w:tcPr>
-          <w:p>
-            <w:pPr>
-              <w:spacing w:after="160" w:line="276" w:lineRule="auto"/>
-              <w:ind w:right="-455"/>
-              <w:rPr>
-                <w:rFonts w:ascii="Arial Nova Cond Light" w:hAnsi="Arial Nova Cond Light" w:cs="Times New Roman"/>
-                <w:b/>
-                <w:bCs/>
-                <w:color w:val="000000" w:themeColor="text1"/>
+            <w:vAlign w:val="center"/>
+          </w:tcPr>
+          <w:p>
+            <w:pPr>
+              <w:pStyle w:val="Prrafodelista"/>
+              <w:tabs>
+                <w:tab w:val="left" w:pos="0"/>
+                <w:tab w:val="left" w:pos="142"/>
+                <w:tab w:val="left" w:pos="284"/>
+              </w:tabs>
+              <w:spacing w:line="276" w:lineRule="auto"/>
+              <w:ind w:left="0"/>
+              <w:jc w:val="center"/>
+              <w:rPr>
+                <w:rFonts w:ascii="Arial Nova Cond" w:eastAsia="Calibri" w:hAnsi="Arial Nova Cond" w:cs="Times New Roman"/>
+                <w:b/>
+                <w:bCs/>
                 <w:sz w:val="20"/>
                 <w:szCs w:val="20"/>
                 <w:lang w:val="es-ES_tradnl"/>
@@ -13224,10 +13070,9 @@
             </w:pPr>
             <w:r>
               <w:rPr>
-                <w:rFonts w:ascii="Arial Nova Cond Light" w:hAnsi="Arial Nova Cond Light" w:cs="Times New Roman"/>
-                <w:b/>
-                <w:bCs/>
-                <w:color w:val="000000" w:themeColor="text1"/>
+                <w:rFonts w:ascii="Arial Nova Cond" w:eastAsia="Calibri" w:hAnsi="Arial Nova Cond" w:cs="Times New Roman"/>
+                <w:b/>
+                <w:bCs/>
                 <w:sz w:val="20"/>
                 <w:szCs w:val="20"/>
                 <w:lang w:val="es-ES_tradnl"/>
@@ -13239,34 +13084,21 @@
         <w:tc>
           <w:tcPr>
             <w:tcW w:w="1726" w:type="dxa"/>
-            <w:tcBorders>
-              <w:top w:val="double" w:sz="4" w:space="0" w:color="47D459" w:themeColor="accent3" w:themeTint="99"/>
-              <w:left w:val="double" w:sz="4" w:space="0" w:color="47D459" w:themeColor="accent3" w:themeTint="99"/>
-              <w:bottom w:val="double" w:sz="4" w:space="0" w:color="47D459" w:themeColor="accent3" w:themeTint="99"/>
-              <w:right w:val="double" w:sz="4" w:space="0" w:color="47D459" w:themeColor="accent3" w:themeTint="99"/>
-            </w:tcBorders>
-            <w:vAlign w:val="center"/>
-            <w:hideMark/>
-          </w:tcPr>
-          <w:p>
-            <w:pPr>
-              <w:spacing w:after="160" w:line="276" w:lineRule="auto"/>
-              <w:ind w:right="-455"/>
-              <w:rPr>
-                <w:rFonts w:ascii="Arial Nova Cond Light" w:hAnsi="Arial Nova Cond Light" w:cs="Times New Roman"/>
-                <w:b/>
-                <w:bCs/>
-                <w:color w:val="000000" w:themeColor="text1"/>
-                <w:sz w:val="20"/>
-                <w:szCs w:val="20"/>
-              </w:rPr>
-            </w:pPr>
-            <w:r>
-              <w:rPr>
-                <w:rFonts w:ascii="Arial Nova Cond Light" w:hAnsi="Arial Nova Cond Light" w:cs="Times New Roman"/>
-                <w:b/>
-                <w:bCs/>
-                <w:color w:val="000000" w:themeColor="text1"/>
+            <w:vAlign w:val="center"/>
+          </w:tcPr>
+          <w:p>
+            <w:pPr>
+              <w:pStyle w:val="Sinespaciado"/>
+              <w:jc w:val="both"/>
+              <w:rPr>
+                <w:rFonts w:ascii="Arial Nova Cond" w:hAnsi="Arial Nova Cond"/>
+                <w:sz w:val="20"/>
+                <w:szCs w:val="20"/>
+              </w:rPr>
+            </w:pPr>
+            <w:r>
+              <w:rPr>
+                <w:rFonts w:ascii="Arial Nova Cond" w:eastAsia="Calibri" w:hAnsi="Arial Nova Cond" w:cs="Times New Roman"/>
                 <w:sz w:val="20"/>
                 <w:szCs w:val="20"/>
                 <w:lang w:val="es-ES_tradnl"/>
@@ -13278,23 +13110,21 @@
         <w:tc>
           <w:tcPr>
             <w:tcW w:w="6169" w:type="dxa"/>
-            <w:tcBorders>
-              <w:top w:val="double" w:sz="4" w:space="0" w:color="47D459" w:themeColor="accent3" w:themeTint="99"/>
-              <w:left w:val="double" w:sz="4" w:space="0" w:color="47D459" w:themeColor="accent3" w:themeTint="99"/>
-              <w:bottom w:val="double" w:sz="4" w:space="0" w:color="47D459" w:themeColor="accent3" w:themeTint="99"/>
-              <w:right w:val="double" w:sz="4" w:space="0" w:color="47D459" w:themeColor="accent3" w:themeTint="99"/>
-            </w:tcBorders>
-            <w:vAlign w:val="center"/>
-            <w:hideMark/>
-          </w:tcPr>
-          <w:p>
-            <w:pPr>
-              <w:spacing w:after="160" w:line="276" w:lineRule="auto"/>
-              <w:ind w:right="-455"/>
-              <w:rPr>
-                <w:rFonts w:ascii="Arial Nova Cond Light" w:hAnsi="Arial Nova Cond Light" w:cs="Times New Roman"/>
-                <w:b/>
-                <w:bCs/>
+            <w:vAlign w:val="center"/>
+          </w:tcPr>
+          <w:p>
+            <w:pPr>
+              <w:pStyle w:val="Prrafodelista"/>
+              <w:tabs>
+                <w:tab w:val="left" w:pos="0"/>
+                <w:tab w:val="left" w:pos="142"/>
+                <w:tab w:val="left" w:pos="284"/>
+              </w:tabs>
+              <w:spacing w:line="276" w:lineRule="auto"/>
+              <w:ind w:left="0"/>
+              <w:jc w:val="both"/>
+              <w:rPr>
+                <w:rFonts w:ascii="Arial Nova Cond" w:eastAsia="Calibri" w:hAnsi="Arial Nova Cond" w:cs="Times New Roman"/>
                 <w:color w:val="000000" w:themeColor="text1"/>
                 <w:sz w:val="20"/>
                 <w:szCs w:val="20"/>
@@ -13303,10 +13133,7 @@
             </w:pPr>
             <w:r>
               <w:rPr>
-                <w:rFonts w:ascii="Arial Nova Cond Light" w:hAnsi="Arial Nova Cond Light" w:cs="Times New Roman"/>
-                <w:b/>
-                <w:bCs/>
-                <w:color w:val="000000" w:themeColor="text1"/>
+                <w:rFonts w:ascii="Arial Nova Cond" w:eastAsia="Calibri" w:hAnsi="Arial Nova Cond" w:cs="Times New Roman"/>
                 <w:sz w:val="20"/>
                 <w:szCs w:val="20"/>
                 <w:lang w:val="es-ES_tradnl"/>
@@ -13318,34 +13145,27 @@
         <w:tc>
           <w:tcPr>
             <w:tcW w:w="2015" w:type="dxa"/>
-            <w:tcBorders>
-              <w:top w:val="double" w:sz="4" w:space="0" w:color="47D459" w:themeColor="accent3" w:themeTint="99"/>
-              <w:left w:val="double" w:sz="4" w:space="0" w:color="47D459" w:themeColor="accent3" w:themeTint="99"/>
-              <w:bottom w:val="double" w:sz="4" w:space="0" w:color="47D459" w:themeColor="accent3" w:themeTint="99"/>
-              <w:right w:val="double" w:sz="4" w:space="0" w:color="47D459" w:themeColor="accent3" w:themeTint="99"/>
-            </w:tcBorders>
-            <w:vAlign w:val="center"/>
-            <w:hideMark/>
-          </w:tcPr>
-          <w:p>
-            <w:pPr>
-              <w:spacing w:after="160" w:line="276" w:lineRule="auto"/>
-              <w:ind w:right="-455"/>
-              <w:rPr>
-                <w:rFonts w:ascii="Arial Nova Cond Light" w:hAnsi="Arial Nova Cond Light" w:cs="Times New Roman"/>
-                <w:b/>
-                <w:bCs/>
-                <w:color w:val="000000" w:themeColor="text1"/>
-                <w:sz w:val="20"/>
-                <w:szCs w:val="20"/>
-              </w:rPr>
-            </w:pPr>
-            <w:r>
-              <w:rPr>
-                <w:rFonts w:ascii="Arial Nova Cond Light" w:hAnsi="Arial Nova Cond Light" w:cs="Times New Roman"/>
-                <w:b/>
-                <w:bCs/>
-                <w:color w:val="000000" w:themeColor="text1"/>
+            <w:vAlign w:val="center"/>
+          </w:tcPr>
+          <w:p>
+            <w:pPr>
+              <w:autoSpaceDE w:val="0"/>
+              <w:autoSpaceDN w:val="0"/>
+              <w:adjustRightInd w:val="0"/>
+              <w:jc w:val="center"/>
+              <w:rPr>
+                <w:rFonts w:ascii="Arial Nova Cond" w:hAnsi="Arial Nova Cond" w:cs="Arial"/>
+                <w:color w:val="000000" w:themeColor="text1"/>
+                <w:kern w:val="0"/>
+                <w:sz w:val="20"/>
+                <w:szCs w:val="20"/>
+              </w:rPr>
+            </w:pPr>
+            <w:r>
+              <w:rPr>
+                <w:rFonts w:ascii="Arial Nova Cond" w:hAnsi="Arial Nova Cond" w:cs="Arial"/>
+                <w:color w:val="000000"/>
+                <w:kern w:val="0"/>
                 <w:sz w:val="20"/>
                 <w:szCs w:val="20"/>
               </w:rPr>
@@ -13356,34 +13176,27 @@
         <w:tc>
           <w:tcPr>
             <w:tcW w:w="1634" w:type="dxa"/>
-            <w:tcBorders>
-              <w:top w:val="double" w:sz="4" w:space="0" w:color="47D459" w:themeColor="accent3" w:themeTint="99"/>
-              <w:left w:val="double" w:sz="4" w:space="0" w:color="47D459" w:themeColor="accent3" w:themeTint="99"/>
-              <w:bottom w:val="double" w:sz="4" w:space="0" w:color="47D459" w:themeColor="accent3" w:themeTint="99"/>
-              <w:right w:val="double" w:sz="4" w:space="0" w:color="47D459" w:themeColor="accent3" w:themeTint="99"/>
-            </w:tcBorders>
-            <w:vAlign w:val="center"/>
-            <w:hideMark/>
-          </w:tcPr>
-          <w:p>
-            <w:pPr>
-              <w:spacing w:after="160" w:line="276" w:lineRule="auto"/>
-              <w:ind w:right="-455"/>
-              <w:rPr>
-                <w:rFonts w:ascii="Arial Nova Cond Light" w:hAnsi="Arial Nova Cond Light" w:cs="Times New Roman"/>
-                <w:b/>
-                <w:bCs/>
-                <w:color w:val="000000" w:themeColor="text1"/>
-                <w:sz w:val="20"/>
-                <w:szCs w:val="20"/>
-              </w:rPr>
-            </w:pPr>
-            <w:r>
-              <w:rPr>
-                <w:rFonts w:ascii="Arial Nova Cond Light" w:hAnsi="Arial Nova Cond Light" w:cs="Times New Roman"/>
-                <w:b/>
-                <w:bCs/>
-                <w:color w:val="000000" w:themeColor="text1"/>
+            <w:vAlign w:val="center"/>
+          </w:tcPr>
+          <w:p>
+            <w:pPr>
+              <w:autoSpaceDE w:val="0"/>
+              <w:autoSpaceDN w:val="0"/>
+              <w:adjustRightInd w:val="0"/>
+              <w:jc w:val="both"/>
+              <w:rPr>
+                <w:rFonts w:ascii="Arial Nova Cond" w:hAnsi="Arial Nova Cond" w:cs="Arial"/>
+                <w:color w:val="000000"/>
+                <w:kern w:val="0"/>
+                <w:sz w:val="20"/>
+                <w:szCs w:val="20"/>
+              </w:rPr>
+            </w:pPr>
+            <w:r>
+              <w:rPr>
+                <w:rFonts w:ascii="Arial Nova Cond" w:hAnsi="Arial Nova Cond" w:cs="Arial"/>
+                <w:color w:val="000000"/>
+                <w:kern w:val="0"/>
                 <w:sz w:val="20"/>
                 <w:szCs w:val="20"/>
               </w:rPr>
@@ -13394,34 +13207,27 @@
         <w:tc>
           <w:tcPr>
             <w:tcW w:w="1337" w:type="dxa"/>
-            <w:tcBorders>
-              <w:top w:val="double" w:sz="4" w:space="0" w:color="47D459" w:themeColor="accent3" w:themeTint="99"/>
-              <w:left w:val="double" w:sz="4" w:space="0" w:color="47D459" w:themeColor="accent3" w:themeTint="99"/>
-              <w:bottom w:val="double" w:sz="4" w:space="0" w:color="47D459" w:themeColor="accent3" w:themeTint="99"/>
-              <w:right w:val="double" w:sz="4" w:space="0" w:color="47D459" w:themeColor="accent3" w:themeTint="99"/>
-            </w:tcBorders>
-            <w:vAlign w:val="center"/>
-            <w:hideMark/>
-          </w:tcPr>
-          <w:p>
-            <w:pPr>
-              <w:spacing w:after="160" w:line="276" w:lineRule="auto"/>
-              <w:ind w:right="-455"/>
-              <w:rPr>
-                <w:rFonts w:ascii="Arial Nova Cond Light" w:hAnsi="Arial Nova Cond Light" w:cs="Times New Roman"/>
-                <w:b/>
-                <w:bCs/>
-                <w:color w:val="000000" w:themeColor="text1"/>
-                <w:sz w:val="20"/>
-                <w:szCs w:val="20"/>
-              </w:rPr>
-            </w:pPr>
-            <w:r>
-              <w:rPr>
-                <w:rFonts w:ascii="Arial Nova Cond Light" w:hAnsi="Arial Nova Cond Light" w:cs="Times New Roman"/>
-                <w:b/>
-                <w:bCs/>
-                <w:color w:val="000000" w:themeColor="text1"/>
+            <w:vAlign w:val="center"/>
+          </w:tcPr>
+          <w:p>
+            <w:pPr>
+              <w:autoSpaceDE w:val="0"/>
+              <w:autoSpaceDN w:val="0"/>
+              <w:adjustRightInd w:val="0"/>
+              <w:jc w:val="center"/>
+              <w:rPr>
+                <w:rFonts w:ascii="Arial Nova Cond" w:hAnsi="Arial Nova Cond" w:cs="Arial"/>
+                <w:color w:val="000000"/>
+                <w:kern w:val="0"/>
+                <w:sz w:val="20"/>
+                <w:szCs w:val="20"/>
+              </w:rPr>
+            </w:pPr>
+            <w:r>
+              <w:rPr>
+                <w:rFonts w:ascii="Arial Nova Cond" w:hAnsi="Arial Nova Cond" w:cs="Arial"/>
+                <w:color w:val="000000"/>
+                <w:kern w:val="0"/>
                 <w:sz w:val="20"/>
                 <w:szCs w:val="20"/>
               </w:rPr>
@@ -13439,24 +13245,23 @@
           <w:tcPr>
             <w:tcW w:w="875" w:type="dxa"/>
             <w:vMerge w:val="restart"/>
-            <w:tcBorders>
-              <w:top w:val="double" w:sz="4" w:space="0" w:color="47D459" w:themeColor="accent3" w:themeTint="99"/>
-              <w:left w:val="double" w:sz="4" w:space="0" w:color="47D459" w:themeColor="accent3" w:themeTint="99"/>
-              <w:bottom w:val="double" w:sz="4" w:space="0" w:color="47D459" w:themeColor="accent3" w:themeTint="99"/>
-              <w:right w:val="double" w:sz="4" w:space="0" w:color="47D459" w:themeColor="accent3" w:themeTint="99"/>
-            </w:tcBorders>
-            <w:vAlign w:val="center"/>
-            <w:hideMark/>
-          </w:tcPr>
-          <w:p>
-            <w:pPr>
-              <w:spacing w:after="160" w:line="276" w:lineRule="auto"/>
-              <w:ind w:right="-455"/>
-              <w:rPr>
-                <w:rFonts w:ascii="Arial Nova Cond Light" w:hAnsi="Arial Nova Cond Light" w:cs="Times New Roman"/>
-                <w:b/>
-                <w:bCs/>
-                <w:color w:val="000000" w:themeColor="text1"/>
+            <w:vAlign w:val="center"/>
+          </w:tcPr>
+          <w:p>
+            <w:pPr>
+              <w:pStyle w:val="Prrafodelista"/>
+              <w:tabs>
+                <w:tab w:val="left" w:pos="0"/>
+                <w:tab w:val="left" w:pos="142"/>
+                <w:tab w:val="left" w:pos="284"/>
+              </w:tabs>
+              <w:spacing w:line="276" w:lineRule="auto"/>
+              <w:ind w:left="0"/>
+              <w:jc w:val="center"/>
+              <w:rPr>
+                <w:rFonts w:ascii="Arial Nova Cond" w:eastAsia="Calibri" w:hAnsi="Arial Nova Cond" w:cs="Times New Roman"/>
+                <w:b/>
+                <w:bCs/>
                 <w:sz w:val="20"/>
                 <w:szCs w:val="20"/>
                 <w:lang w:val="es-ES_tradnl"/>
@@ -13464,10 +13269,9 @@
             </w:pPr>
             <w:r>
               <w:rPr>
-                <w:rFonts w:ascii="Arial Nova Cond Light" w:hAnsi="Arial Nova Cond Light" w:cs="Times New Roman"/>
-                <w:b/>
-                <w:bCs/>
-                <w:color w:val="000000" w:themeColor="text1"/>
+                <w:rFonts w:ascii="Arial Nova Cond" w:eastAsia="Calibri" w:hAnsi="Arial Nova Cond" w:cs="Times New Roman"/>
+                <w:b/>
+                <w:bCs/>
                 <w:sz w:val="20"/>
                 <w:szCs w:val="20"/>
                 <w:lang w:val="es-ES_tradnl"/>
@@ -13479,24 +13283,23 @@
         <w:tc>
           <w:tcPr>
             <w:tcW w:w="1095" w:type="dxa"/>
-            <w:tcBorders>
-              <w:top w:val="double" w:sz="4" w:space="0" w:color="47D459" w:themeColor="accent3" w:themeTint="99"/>
-              <w:left w:val="double" w:sz="4" w:space="0" w:color="47D459" w:themeColor="accent3" w:themeTint="99"/>
-              <w:bottom w:val="double" w:sz="4" w:space="0" w:color="47D459" w:themeColor="accent3" w:themeTint="99"/>
-              <w:right w:val="double" w:sz="4" w:space="0" w:color="47D459" w:themeColor="accent3" w:themeTint="99"/>
-            </w:tcBorders>
-            <w:vAlign w:val="center"/>
-            <w:hideMark/>
-          </w:tcPr>
-          <w:p>
-            <w:pPr>
-              <w:spacing w:after="160" w:line="276" w:lineRule="auto"/>
-              <w:ind w:right="-455"/>
-              <w:rPr>
-                <w:rFonts w:ascii="Arial Nova Cond Light" w:hAnsi="Arial Nova Cond Light" w:cs="Times New Roman"/>
-                <w:b/>
-                <w:bCs/>
-                <w:color w:val="000000" w:themeColor="text1"/>
+            <w:vAlign w:val="center"/>
+          </w:tcPr>
+          <w:p>
+            <w:pPr>
+              <w:pStyle w:val="Prrafodelista"/>
+              <w:tabs>
+                <w:tab w:val="left" w:pos="0"/>
+                <w:tab w:val="left" w:pos="142"/>
+                <w:tab w:val="left" w:pos="284"/>
+              </w:tabs>
+              <w:spacing w:line="276" w:lineRule="auto"/>
+              <w:ind w:left="0"/>
+              <w:jc w:val="center"/>
+              <w:rPr>
+                <w:rFonts w:ascii="Arial Nova Cond" w:eastAsia="Calibri" w:hAnsi="Arial Nova Cond" w:cs="Times New Roman"/>
+                <w:b/>
+                <w:bCs/>
                 <w:sz w:val="20"/>
                 <w:szCs w:val="20"/>
                 <w:lang w:val="es-ES_tradnl"/>
@@ -13504,10 +13307,9 @@
             </w:pPr>
             <w:r>
               <w:rPr>
-                <w:rFonts w:ascii="Arial Nova Cond Light" w:hAnsi="Arial Nova Cond Light" w:cs="Times New Roman"/>
-                <w:b/>
-                <w:bCs/>
-                <w:color w:val="000000" w:themeColor="text1"/>
+                <w:rFonts w:ascii="Arial Nova Cond" w:eastAsia="Calibri" w:hAnsi="Arial Nova Cond" w:cs="Times New Roman"/>
+                <w:b/>
+                <w:bCs/>
                 <w:sz w:val="20"/>
                 <w:szCs w:val="20"/>
                 <w:lang w:val="es-ES_tradnl"/>
@@ -13519,34 +13321,22 @@
         <w:tc>
           <w:tcPr>
             <w:tcW w:w="1726" w:type="dxa"/>
-            <w:tcBorders>
-              <w:top w:val="double" w:sz="4" w:space="0" w:color="47D459" w:themeColor="accent3" w:themeTint="99"/>
-              <w:left w:val="double" w:sz="4" w:space="0" w:color="47D459" w:themeColor="accent3" w:themeTint="99"/>
-              <w:bottom w:val="double" w:sz="4" w:space="0" w:color="47D459" w:themeColor="accent3" w:themeTint="99"/>
-              <w:right w:val="double" w:sz="4" w:space="0" w:color="47D459" w:themeColor="accent3" w:themeTint="99"/>
-            </w:tcBorders>
-            <w:vAlign w:val="center"/>
-            <w:hideMark/>
-          </w:tcPr>
-          <w:p>
-            <w:pPr>
-              <w:spacing w:after="160" w:line="276" w:lineRule="auto"/>
-              <w:ind w:right="-455"/>
-              <w:rPr>
-                <w:rFonts w:ascii="Arial Nova Cond Light" w:hAnsi="Arial Nova Cond Light" w:cs="Times New Roman"/>
-                <w:b/>
-                <w:bCs/>
-                <w:color w:val="000000" w:themeColor="text1"/>
-                <w:sz w:val="20"/>
-                <w:szCs w:val="20"/>
-              </w:rPr>
-            </w:pPr>
-            <w:r>
-              <w:rPr>
-                <w:rFonts w:ascii="Arial Nova Cond Light" w:hAnsi="Arial Nova Cond Light" w:cs="Times New Roman"/>
-                <w:b/>
-                <w:bCs/>
-                <w:color w:val="000000" w:themeColor="text1"/>
+            <w:vAlign w:val="center"/>
+          </w:tcPr>
+          <w:p>
+            <w:pPr>
+              <w:pStyle w:val="Sinespaciado"/>
+              <w:jc w:val="both"/>
+              <w:rPr>
+                <w:rFonts w:ascii="Arial Nova Cond" w:hAnsi="Arial Nova Cond"/>
+                <w:color w:val="000000" w:themeColor="text1"/>
+                <w:sz w:val="20"/>
+                <w:szCs w:val="20"/>
+              </w:rPr>
+            </w:pPr>
+            <w:r>
+              <w:rPr>
+                <w:rFonts w:ascii="Arial Nova Cond" w:eastAsia="Calibri" w:hAnsi="Arial Nova Cond" w:cs="Times New Roman"/>
                 <w:sz w:val="20"/>
                 <w:szCs w:val="20"/>
                 <w:lang w:val="es-ES_tradnl"/>
@@ -13558,23 +13348,21 @@
         <w:tc>
           <w:tcPr>
             <w:tcW w:w="6169" w:type="dxa"/>
-            <w:tcBorders>
-              <w:top w:val="double" w:sz="4" w:space="0" w:color="47D459" w:themeColor="accent3" w:themeTint="99"/>
-              <w:left w:val="double" w:sz="4" w:space="0" w:color="47D459" w:themeColor="accent3" w:themeTint="99"/>
-              <w:bottom w:val="double" w:sz="4" w:space="0" w:color="47D459" w:themeColor="accent3" w:themeTint="99"/>
-              <w:right w:val="double" w:sz="4" w:space="0" w:color="47D459" w:themeColor="accent3" w:themeTint="99"/>
-            </w:tcBorders>
-            <w:vAlign w:val="center"/>
-            <w:hideMark/>
-          </w:tcPr>
-          <w:p>
-            <w:pPr>
-              <w:spacing w:after="160" w:line="276" w:lineRule="auto"/>
-              <w:ind w:right="-455"/>
-              <w:rPr>
-                <w:rFonts w:ascii="Arial Nova Cond Light" w:hAnsi="Arial Nova Cond Light" w:cs="Times New Roman"/>
-                <w:b/>
-                <w:bCs/>
+            <w:vAlign w:val="center"/>
+          </w:tcPr>
+          <w:p>
+            <w:pPr>
+              <w:pStyle w:val="Prrafodelista"/>
+              <w:tabs>
+                <w:tab w:val="left" w:pos="0"/>
+                <w:tab w:val="left" w:pos="142"/>
+                <w:tab w:val="left" w:pos="284"/>
+              </w:tabs>
+              <w:spacing w:line="276" w:lineRule="auto"/>
+              <w:ind w:left="0"/>
+              <w:jc w:val="both"/>
+              <w:rPr>
+                <w:rFonts w:ascii="Arial Nova Cond" w:eastAsia="Calibri" w:hAnsi="Arial Nova Cond" w:cs="Times New Roman"/>
                 <w:color w:val="000000" w:themeColor="text1"/>
                 <w:sz w:val="20"/>
                 <w:szCs w:val="20"/>
@@ -13583,10 +13371,7 @@
             </w:pPr>
             <w:r>
               <w:rPr>
-                <w:rFonts w:ascii="Arial Nova Cond Light" w:hAnsi="Arial Nova Cond Light" w:cs="Times New Roman"/>
-                <w:b/>
-                <w:bCs/>
-                <w:color w:val="000000" w:themeColor="text1"/>
+                <w:rFonts w:ascii="Arial Nova Cond" w:eastAsia="Calibri" w:hAnsi="Arial Nova Cond" w:cs="Times New Roman"/>
                 <w:sz w:val="20"/>
                 <w:szCs w:val="20"/>
                 <w:lang w:val="es-ES_tradnl"/>
@@ -13598,34 +13383,27 @@
         <w:tc>
           <w:tcPr>
             <w:tcW w:w="2015" w:type="dxa"/>
-            <w:tcBorders>
-              <w:top w:val="double" w:sz="4" w:space="0" w:color="47D459" w:themeColor="accent3" w:themeTint="99"/>
-              <w:left w:val="double" w:sz="4" w:space="0" w:color="47D459" w:themeColor="accent3" w:themeTint="99"/>
-              <w:bottom w:val="double" w:sz="4" w:space="0" w:color="47D459" w:themeColor="accent3" w:themeTint="99"/>
-              <w:right w:val="double" w:sz="4" w:space="0" w:color="47D459" w:themeColor="accent3" w:themeTint="99"/>
-            </w:tcBorders>
-            <w:vAlign w:val="center"/>
-            <w:hideMark/>
-          </w:tcPr>
-          <w:p>
-            <w:pPr>
-              <w:spacing w:after="160" w:line="276" w:lineRule="auto"/>
-              <w:ind w:right="-455"/>
-              <w:rPr>
-                <w:rFonts w:ascii="Arial Nova Cond Light" w:hAnsi="Arial Nova Cond Light" w:cs="Times New Roman"/>
-                <w:b/>
-                <w:bCs/>
-                <w:color w:val="000000" w:themeColor="text1"/>
-                <w:sz w:val="20"/>
-                <w:szCs w:val="20"/>
-              </w:rPr>
-            </w:pPr>
-            <w:r>
-              <w:rPr>
-                <w:rFonts w:ascii="Arial Nova Cond Light" w:hAnsi="Arial Nova Cond Light" w:cs="Times New Roman"/>
-                <w:b/>
-                <w:bCs/>
-                <w:color w:val="000000" w:themeColor="text1"/>
+            <w:vAlign w:val="center"/>
+          </w:tcPr>
+          <w:p>
+            <w:pPr>
+              <w:autoSpaceDE w:val="0"/>
+              <w:autoSpaceDN w:val="0"/>
+              <w:adjustRightInd w:val="0"/>
+              <w:jc w:val="center"/>
+              <w:rPr>
+                <w:rFonts w:ascii="Arial Nova Cond" w:hAnsi="Arial Nova Cond" w:cs="Arial"/>
+                <w:color w:val="000000" w:themeColor="text1"/>
+                <w:kern w:val="0"/>
+                <w:sz w:val="20"/>
+                <w:szCs w:val="20"/>
+              </w:rPr>
+            </w:pPr>
+            <w:r>
+              <w:rPr>
+                <w:rFonts w:ascii="Arial Nova Cond" w:hAnsi="Arial Nova Cond" w:cs="Arial"/>
+                <w:color w:val="000000"/>
+                <w:kern w:val="0"/>
                 <w:sz w:val="20"/>
                 <w:szCs w:val="20"/>
               </w:rPr>
@@ -13636,34 +13414,27 @@
         <w:tc>
           <w:tcPr>
             <w:tcW w:w="1634" w:type="dxa"/>
-            <w:tcBorders>
-              <w:top w:val="double" w:sz="4" w:space="0" w:color="47D459" w:themeColor="accent3" w:themeTint="99"/>
-              <w:left w:val="double" w:sz="4" w:space="0" w:color="47D459" w:themeColor="accent3" w:themeTint="99"/>
-              <w:bottom w:val="double" w:sz="4" w:space="0" w:color="47D459" w:themeColor="accent3" w:themeTint="99"/>
-              <w:right w:val="double" w:sz="4" w:space="0" w:color="47D459" w:themeColor="accent3" w:themeTint="99"/>
-            </w:tcBorders>
-            <w:vAlign w:val="center"/>
-            <w:hideMark/>
-          </w:tcPr>
-          <w:p>
-            <w:pPr>
-              <w:spacing w:after="160" w:line="276" w:lineRule="auto"/>
-              <w:ind w:right="-455"/>
-              <w:rPr>
-                <w:rFonts w:ascii="Arial Nova Cond Light" w:hAnsi="Arial Nova Cond Light" w:cs="Times New Roman"/>
-                <w:b/>
-                <w:bCs/>
-                <w:color w:val="000000" w:themeColor="text1"/>
-                <w:sz w:val="20"/>
-                <w:szCs w:val="20"/>
-              </w:rPr>
-            </w:pPr>
-            <w:r>
-              <w:rPr>
-                <w:rFonts w:ascii="Arial Nova Cond Light" w:hAnsi="Arial Nova Cond Light" w:cs="Times New Roman"/>
-                <w:b/>
-                <w:bCs/>
-                <w:color w:val="000000" w:themeColor="text1"/>
+            <w:vAlign w:val="center"/>
+          </w:tcPr>
+          <w:p>
+            <w:pPr>
+              <w:autoSpaceDE w:val="0"/>
+              <w:autoSpaceDN w:val="0"/>
+              <w:adjustRightInd w:val="0"/>
+              <w:jc w:val="both"/>
+              <w:rPr>
+                <w:rFonts w:ascii="Arial Nova Cond" w:hAnsi="Arial Nova Cond" w:cs="Arial"/>
+                <w:color w:val="000000"/>
+                <w:kern w:val="0"/>
+                <w:sz w:val="20"/>
+                <w:szCs w:val="20"/>
+              </w:rPr>
+            </w:pPr>
+            <w:r>
+              <w:rPr>
+                <w:rFonts w:ascii="Arial Nova Cond" w:hAnsi="Arial Nova Cond" w:cs="Arial"/>
+                <w:color w:val="000000"/>
+                <w:kern w:val="0"/>
                 <w:sz w:val="20"/>
                 <w:szCs w:val="20"/>
               </w:rPr>
@@ -13674,34 +13445,27 @@
         <w:tc>
           <w:tcPr>
             <w:tcW w:w="1337" w:type="dxa"/>
-            <w:tcBorders>
-              <w:top w:val="double" w:sz="4" w:space="0" w:color="47D459" w:themeColor="accent3" w:themeTint="99"/>
-              <w:left w:val="double" w:sz="4" w:space="0" w:color="47D459" w:themeColor="accent3" w:themeTint="99"/>
-              <w:bottom w:val="double" w:sz="4" w:space="0" w:color="47D459" w:themeColor="accent3" w:themeTint="99"/>
-              <w:right w:val="double" w:sz="4" w:space="0" w:color="47D459" w:themeColor="accent3" w:themeTint="99"/>
-            </w:tcBorders>
-            <w:vAlign w:val="center"/>
-            <w:hideMark/>
-          </w:tcPr>
-          <w:p>
-            <w:pPr>
-              <w:spacing w:after="160" w:line="276" w:lineRule="auto"/>
-              <w:ind w:right="-455"/>
-              <w:rPr>
-                <w:rFonts w:ascii="Arial Nova Cond Light" w:hAnsi="Arial Nova Cond Light" w:cs="Times New Roman"/>
-                <w:b/>
-                <w:bCs/>
-                <w:color w:val="000000" w:themeColor="text1"/>
-                <w:sz w:val="20"/>
-                <w:szCs w:val="20"/>
-              </w:rPr>
-            </w:pPr>
-            <w:r>
-              <w:rPr>
-                <w:rFonts w:ascii="Arial Nova Cond Light" w:hAnsi="Arial Nova Cond Light" w:cs="Times New Roman"/>
-                <w:b/>
-                <w:bCs/>
-                <w:color w:val="000000" w:themeColor="text1"/>
+            <w:vAlign w:val="center"/>
+          </w:tcPr>
+          <w:p>
+            <w:pPr>
+              <w:autoSpaceDE w:val="0"/>
+              <w:autoSpaceDN w:val="0"/>
+              <w:adjustRightInd w:val="0"/>
+              <w:jc w:val="center"/>
+              <w:rPr>
+                <w:rFonts w:ascii="Arial Nova Cond" w:hAnsi="Arial Nova Cond" w:cs="Arial"/>
+                <w:color w:val="000000"/>
+                <w:kern w:val="0"/>
+                <w:sz w:val="20"/>
+                <w:szCs w:val="20"/>
+              </w:rPr>
+            </w:pPr>
+            <w:r>
+              <w:rPr>
+                <w:rFonts w:ascii="Arial Nova Cond" w:hAnsi="Arial Nova Cond" w:cs="Arial"/>
+                <w:color w:val="000000"/>
+                <w:kern w:val="0"/>
                 <w:sz w:val="20"/>
                 <w:szCs w:val="20"/>
               </w:rPr>
@@ -13719,24 +13483,23 @@
           <w:tcPr>
             <w:tcW w:w="875" w:type="dxa"/>
             <w:vMerge/>
-            <w:tcBorders>
-              <w:top w:val="double" w:sz="4" w:space="0" w:color="47D459" w:themeColor="accent3" w:themeTint="99"/>
-              <w:left w:val="double" w:sz="4" w:space="0" w:color="47D459" w:themeColor="accent3" w:themeTint="99"/>
-              <w:bottom w:val="double" w:sz="4" w:space="0" w:color="47D459" w:themeColor="accent3" w:themeTint="99"/>
-              <w:right w:val="double" w:sz="4" w:space="0" w:color="47D459" w:themeColor="accent3" w:themeTint="99"/>
-            </w:tcBorders>
-            <w:vAlign w:val="center"/>
-            <w:hideMark/>
-          </w:tcPr>
-          <w:p>
-            <w:pPr>
-              <w:spacing w:after="160" w:line="276" w:lineRule="auto"/>
-              <w:ind w:right="-455"/>
-              <w:rPr>
-                <w:rFonts w:ascii="Arial Nova Cond Light" w:hAnsi="Arial Nova Cond Light" w:cs="Times New Roman"/>
-                <w:b/>
-                <w:bCs/>
-                <w:color w:val="000000" w:themeColor="text1"/>
+            <w:vAlign w:val="center"/>
+          </w:tcPr>
+          <w:p>
+            <w:pPr>
+              <w:pStyle w:val="Prrafodelista"/>
+              <w:tabs>
+                <w:tab w:val="left" w:pos="0"/>
+                <w:tab w:val="left" w:pos="142"/>
+                <w:tab w:val="left" w:pos="284"/>
+              </w:tabs>
+              <w:spacing w:line="276" w:lineRule="auto"/>
+              <w:ind w:left="0"/>
+              <w:jc w:val="center"/>
+              <w:rPr>
+                <w:rFonts w:ascii="Arial Nova Cond" w:eastAsia="Calibri" w:hAnsi="Arial Nova Cond" w:cs="Times New Roman"/>
+                <w:b/>
+                <w:bCs/>
                 <w:sz w:val="20"/>
                 <w:szCs w:val="20"/>
                 <w:lang w:val="es-ES_tradnl"/>
@@ -13747,24 +13510,23 @@
         <w:tc>
           <w:tcPr>
             <w:tcW w:w="1095" w:type="dxa"/>
-            <w:tcBorders>
-              <w:top w:val="double" w:sz="4" w:space="0" w:color="47D459" w:themeColor="accent3" w:themeTint="99"/>
-              <w:left w:val="double" w:sz="4" w:space="0" w:color="47D459" w:themeColor="accent3" w:themeTint="99"/>
-              <w:bottom w:val="double" w:sz="4" w:space="0" w:color="47D459" w:themeColor="accent3" w:themeTint="99"/>
-              <w:right w:val="double" w:sz="4" w:space="0" w:color="47D459" w:themeColor="accent3" w:themeTint="99"/>
-            </w:tcBorders>
-            <w:vAlign w:val="center"/>
-            <w:hideMark/>
-          </w:tcPr>
-          <w:p>
-            <w:pPr>
-              <w:spacing w:after="160" w:line="276" w:lineRule="auto"/>
-              <w:ind w:right="-455"/>
-              <w:rPr>
-                <w:rFonts w:ascii="Arial Nova Cond Light" w:hAnsi="Arial Nova Cond Light" w:cs="Times New Roman"/>
-                <w:b/>
-                <w:bCs/>
-                <w:color w:val="000000" w:themeColor="text1"/>
+            <w:vAlign w:val="center"/>
+          </w:tcPr>
+          <w:p>
+            <w:pPr>
+              <w:pStyle w:val="Prrafodelista"/>
+              <w:tabs>
+                <w:tab w:val="left" w:pos="0"/>
+                <w:tab w:val="left" w:pos="142"/>
+                <w:tab w:val="left" w:pos="284"/>
+              </w:tabs>
+              <w:spacing w:line="276" w:lineRule="auto"/>
+              <w:ind w:left="0"/>
+              <w:jc w:val="center"/>
+              <w:rPr>
+                <w:rFonts w:ascii="Arial Nova Cond" w:eastAsia="Calibri" w:hAnsi="Arial Nova Cond" w:cs="Times New Roman"/>
+                <w:b/>
+                <w:bCs/>
                 <w:sz w:val="20"/>
                 <w:szCs w:val="20"/>
                 <w:lang w:val="es-ES_tradnl"/>
@@ -13772,10 +13534,9 @@
             </w:pPr>
             <w:r>
               <w:rPr>
-                <w:rFonts w:ascii="Arial Nova Cond Light" w:hAnsi="Arial Nova Cond Light" w:cs="Times New Roman"/>
-                <w:b/>
-                <w:bCs/>
-                <w:color w:val="000000" w:themeColor="text1"/>
+                <w:rFonts w:ascii="Arial Nova Cond" w:eastAsia="Calibri" w:hAnsi="Arial Nova Cond" w:cs="Times New Roman"/>
+                <w:b/>
+                <w:bCs/>
                 <w:sz w:val="20"/>
                 <w:szCs w:val="20"/>
                 <w:lang w:val="es-ES_tradnl"/>
@@ -13787,34 +13548,21 @@
         <w:tc>
           <w:tcPr>
             <w:tcW w:w="1726" w:type="dxa"/>
-            <w:tcBorders>
-              <w:top w:val="double" w:sz="4" w:space="0" w:color="47D459" w:themeColor="accent3" w:themeTint="99"/>
-              <w:left w:val="double" w:sz="4" w:space="0" w:color="47D459" w:themeColor="accent3" w:themeTint="99"/>
-              <w:bottom w:val="double" w:sz="4" w:space="0" w:color="47D459" w:themeColor="accent3" w:themeTint="99"/>
-              <w:right w:val="double" w:sz="4" w:space="0" w:color="47D459" w:themeColor="accent3" w:themeTint="99"/>
-            </w:tcBorders>
-            <w:vAlign w:val="center"/>
-            <w:hideMark/>
-          </w:tcPr>
-          <w:p>
-            <w:pPr>
-              <w:spacing w:after="160" w:line="276" w:lineRule="auto"/>
-              <w:ind w:right="-455"/>
-              <w:rPr>
-                <w:rFonts w:ascii="Arial Nova Cond Light" w:hAnsi="Arial Nova Cond Light" w:cs="Times New Roman"/>
-                <w:b/>
-                <w:bCs/>
-                <w:color w:val="000000" w:themeColor="text1"/>
-                <w:sz w:val="20"/>
-                <w:szCs w:val="20"/>
-              </w:rPr>
-            </w:pPr>
-            <w:r>
-              <w:rPr>
-                <w:rFonts w:ascii="Arial Nova Cond Light" w:hAnsi="Arial Nova Cond Light" w:cs="Times New Roman"/>
-                <w:b/>
-                <w:bCs/>
-                <w:color w:val="000000" w:themeColor="text1"/>
+            <w:vAlign w:val="center"/>
+          </w:tcPr>
+          <w:p>
+            <w:pPr>
+              <w:pStyle w:val="Sinespaciado"/>
+              <w:jc w:val="both"/>
+              <w:rPr>
+                <w:rFonts w:ascii="Arial Nova Cond" w:hAnsi="Arial Nova Cond"/>
+                <w:sz w:val="20"/>
+                <w:szCs w:val="20"/>
+              </w:rPr>
+            </w:pPr>
+            <w:r>
+              <w:rPr>
+                <w:rFonts w:ascii="Arial Nova Cond" w:eastAsia="Calibri" w:hAnsi="Arial Nova Cond" w:cs="Times New Roman"/>
                 <w:sz w:val="20"/>
                 <w:szCs w:val="20"/>
                 <w:lang w:val="es-ES_tradnl"/>
@@ -13826,24 +13574,21 @@
         <w:tc>
           <w:tcPr>
             <w:tcW w:w="6169" w:type="dxa"/>
-            <w:tcBorders>
-              <w:top w:val="double" w:sz="4" w:space="0" w:color="47D459" w:themeColor="accent3" w:themeTint="99"/>
-              <w:left w:val="double" w:sz="4" w:space="0" w:color="47D459" w:themeColor="accent3" w:themeTint="99"/>
-              <w:bottom w:val="double" w:sz="4" w:space="0" w:color="47D459" w:themeColor="accent3" w:themeTint="99"/>
-              <w:right w:val="double" w:sz="4" w:space="0" w:color="47D459" w:themeColor="accent3" w:themeTint="99"/>
-            </w:tcBorders>
-            <w:vAlign w:val="center"/>
-            <w:hideMark/>
-          </w:tcPr>
-          <w:p>
-            <w:pPr>
-              <w:spacing w:after="160" w:line="276" w:lineRule="auto"/>
-              <w:ind w:right="-455"/>
-              <w:rPr>
-                <w:rFonts w:ascii="Arial Nova Cond Light" w:hAnsi="Arial Nova Cond Light" w:cs="Times New Roman"/>
-                <w:b/>
-                <w:bCs/>
-                <w:color w:val="000000" w:themeColor="text1"/>
+            <w:vAlign w:val="center"/>
+          </w:tcPr>
+          <w:p>
+            <w:pPr>
+              <w:pStyle w:val="Prrafodelista"/>
+              <w:tabs>
+                <w:tab w:val="left" w:pos="0"/>
+                <w:tab w:val="left" w:pos="142"/>
+                <w:tab w:val="left" w:pos="284"/>
+              </w:tabs>
+              <w:spacing w:line="276" w:lineRule="auto"/>
+              <w:ind w:left="0"/>
+              <w:jc w:val="both"/>
+              <w:rPr>
+                <w:rFonts w:ascii="Arial Nova Cond" w:eastAsia="Calibri" w:hAnsi="Arial Nova Cond" w:cs="Times New Roman"/>
                 <w:sz w:val="20"/>
                 <w:szCs w:val="20"/>
                 <w:lang w:val="es-ES_tradnl"/>
@@ -13851,10 +13596,7 @@
             </w:pPr>
             <w:r>
               <w:rPr>
-                <w:rFonts w:ascii="Arial Nova Cond Light" w:hAnsi="Arial Nova Cond Light" w:cs="Times New Roman"/>
-                <w:b/>
-                <w:bCs/>
-                <w:color w:val="000000" w:themeColor="text1"/>
+                <w:rFonts w:ascii="Arial Nova Cond" w:eastAsia="Calibri" w:hAnsi="Arial Nova Cond" w:cs="Times New Roman"/>
                 <w:sz w:val="20"/>
                 <w:szCs w:val="20"/>
                 <w:lang w:val="es-ES_tradnl"/>
@@ -13866,34 +13608,27 @@
         <w:tc>
           <w:tcPr>
             <w:tcW w:w="2015" w:type="dxa"/>
-            <w:tcBorders>
-              <w:top w:val="double" w:sz="4" w:space="0" w:color="47D459" w:themeColor="accent3" w:themeTint="99"/>
-              <w:left w:val="double" w:sz="4" w:space="0" w:color="47D459" w:themeColor="accent3" w:themeTint="99"/>
-              <w:bottom w:val="double" w:sz="4" w:space="0" w:color="47D459" w:themeColor="accent3" w:themeTint="99"/>
-              <w:right w:val="double" w:sz="4" w:space="0" w:color="47D459" w:themeColor="accent3" w:themeTint="99"/>
-            </w:tcBorders>
-            <w:vAlign w:val="center"/>
-            <w:hideMark/>
-          </w:tcPr>
-          <w:p>
-            <w:pPr>
-              <w:spacing w:after="160" w:line="276" w:lineRule="auto"/>
-              <w:ind w:right="-455"/>
-              <w:rPr>
-                <w:rFonts w:ascii="Arial Nova Cond Light" w:hAnsi="Arial Nova Cond Light" w:cs="Times New Roman"/>
-                <w:b/>
-                <w:bCs/>
-                <w:color w:val="000000" w:themeColor="text1"/>
-                <w:sz w:val="20"/>
-                <w:szCs w:val="20"/>
-              </w:rPr>
-            </w:pPr>
-            <w:r>
-              <w:rPr>
-                <w:rFonts w:ascii="Arial Nova Cond Light" w:hAnsi="Arial Nova Cond Light" w:cs="Times New Roman"/>
-                <w:b/>
-                <w:bCs/>
-                <w:color w:val="000000" w:themeColor="text1"/>
+            <w:vAlign w:val="center"/>
+          </w:tcPr>
+          <w:p>
+            <w:pPr>
+              <w:autoSpaceDE w:val="0"/>
+              <w:autoSpaceDN w:val="0"/>
+              <w:adjustRightInd w:val="0"/>
+              <w:jc w:val="center"/>
+              <w:rPr>
+                <w:rFonts w:ascii="Arial Nova Cond" w:hAnsi="Arial Nova Cond" w:cs="Arial"/>
+                <w:color w:val="0070C0"/>
+                <w:kern w:val="0"/>
+                <w:sz w:val="20"/>
+                <w:szCs w:val="20"/>
+              </w:rPr>
+            </w:pPr>
+            <w:r>
+              <w:rPr>
+                <w:rFonts w:ascii="Arial Nova Cond" w:hAnsi="Arial Nova Cond" w:cs="Arial"/>
+                <w:color w:val="000000"/>
+                <w:kern w:val="0"/>
                 <w:sz w:val="20"/>
                 <w:szCs w:val="20"/>
               </w:rPr>
@@ -13904,34 +13639,27 @@
         <w:tc>
           <w:tcPr>
             <w:tcW w:w="1634" w:type="dxa"/>
-            <w:tcBorders>
-              <w:top w:val="double" w:sz="4" w:space="0" w:color="47D459" w:themeColor="accent3" w:themeTint="99"/>
-              <w:left w:val="double" w:sz="4" w:space="0" w:color="47D459" w:themeColor="accent3" w:themeTint="99"/>
-              <w:bottom w:val="double" w:sz="4" w:space="0" w:color="47D459" w:themeColor="accent3" w:themeTint="99"/>
-              <w:right w:val="double" w:sz="4" w:space="0" w:color="47D459" w:themeColor="accent3" w:themeTint="99"/>
-            </w:tcBorders>
-            <w:vAlign w:val="center"/>
-            <w:hideMark/>
-          </w:tcPr>
-          <w:p>
-            <w:pPr>
-              <w:spacing w:after="160" w:line="276" w:lineRule="auto"/>
-              <w:ind w:right="-455"/>
-              <w:rPr>
-                <w:rFonts w:ascii="Arial Nova Cond Light" w:hAnsi="Arial Nova Cond Light" w:cs="Times New Roman"/>
-                <w:b/>
-                <w:bCs/>
-                <w:color w:val="000000" w:themeColor="text1"/>
-                <w:sz w:val="20"/>
-                <w:szCs w:val="20"/>
-              </w:rPr>
-            </w:pPr>
-            <w:r>
-              <w:rPr>
-                <w:rFonts w:ascii="Arial Nova Cond Light" w:hAnsi="Arial Nova Cond Light" w:cs="Times New Roman"/>
-                <w:b/>
-                <w:bCs/>
-                <w:color w:val="000000" w:themeColor="text1"/>
+            <w:vAlign w:val="center"/>
+          </w:tcPr>
+          <w:p>
+            <w:pPr>
+              <w:autoSpaceDE w:val="0"/>
+              <w:autoSpaceDN w:val="0"/>
+              <w:adjustRightInd w:val="0"/>
+              <w:jc w:val="both"/>
+              <w:rPr>
+                <w:rFonts w:ascii="Arial Nova Cond" w:hAnsi="Arial Nova Cond" w:cs="Arial"/>
+                <w:color w:val="000000"/>
+                <w:kern w:val="0"/>
+                <w:sz w:val="20"/>
+                <w:szCs w:val="20"/>
+              </w:rPr>
+            </w:pPr>
+            <w:r>
+              <w:rPr>
+                <w:rFonts w:ascii="Arial Nova Cond" w:hAnsi="Arial Nova Cond" w:cs="Arial"/>
+                <w:color w:val="000000"/>
+                <w:kern w:val="0"/>
                 <w:sz w:val="20"/>
                 <w:szCs w:val="20"/>
               </w:rPr>
@@ -13942,34 +13670,27 @@
         <w:tc>
           <w:tcPr>
             <w:tcW w:w="1337" w:type="dxa"/>
-            <w:tcBorders>
-              <w:top w:val="double" w:sz="4" w:space="0" w:color="47D459" w:themeColor="accent3" w:themeTint="99"/>
-              <w:left w:val="double" w:sz="4" w:space="0" w:color="47D459" w:themeColor="accent3" w:themeTint="99"/>
-              <w:bottom w:val="double" w:sz="4" w:space="0" w:color="47D459" w:themeColor="accent3" w:themeTint="99"/>
-              <w:right w:val="double" w:sz="4" w:space="0" w:color="47D459" w:themeColor="accent3" w:themeTint="99"/>
-            </w:tcBorders>
-            <w:vAlign w:val="center"/>
-            <w:hideMark/>
-          </w:tcPr>
-          <w:p>
-            <w:pPr>
-              <w:spacing w:after="160" w:line="276" w:lineRule="auto"/>
-              <w:ind w:right="-455"/>
-              <w:rPr>
-                <w:rFonts w:ascii="Arial Nova Cond Light" w:hAnsi="Arial Nova Cond Light" w:cs="Times New Roman"/>
-                <w:b/>
-                <w:bCs/>
-                <w:color w:val="000000" w:themeColor="text1"/>
-                <w:sz w:val="20"/>
-                <w:szCs w:val="20"/>
-              </w:rPr>
-            </w:pPr>
-            <w:r>
-              <w:rPr>
-                <w:rFonts w:ascii="Arial Nova Cond Light" w:hAnsi="Arial Nova Cond Light" w:cs="Times New Roman"/>
-                <w:b/>
-                <w:bCs/>
-                <w:color w:val="000000" w:themeColor="text1"/>
+            <w:vAlign w:val="center"/>
+          </w:tcPr>
+          <w:p>
+            <w:pPr>
+              <w:autoSpaceDE w:val="0"/>
+              <w:autoSpaceDN w:val="0"/>
+              <w:adjustRightInd w:val="0"/>
+              <w:jc w:val="center"/>
+              <w:rPr>
+                <w:rFonts w:ascii="Arial Nova Cond" w:hAnsi="Arial Nova Cond" w:cs="Arial"/>
+                <w:color w:val="000000"/>
+                <w:kern w:val="0"/>
+                <w:sz w:val="20"/>
+                <w:szCs w:val="20"/>
+              </w:rPr>
+            </w:pPr>
+            <w:r>
+              <w:rPr>
+                <w:rFonts w:ascii="Arial Nova Cond" w:hAnsi="Arial Nova Cond" w:cs="Arial"/>
+                <w:color w:val="000000"/>
+                <w:kern w:val="0"/>
                 <w:sz w:val="20"/>
                 <w:szCs w:val="20"/>
               </w:rPr>
@@ -13987,24 +13708,23 @@
           <w:tcPr>
             <w:tcW w:w="875" w:type="dxa"/>
             <w:vMerge w:val="restart"/>
-            <w:tcBorders>
-              <w:top w:val="double" w:sz="4" w:space="0" w:color="47D459" w:themeColor="accent3" w:themeTint="99"/>
-              <w:left w:val="double" w:sz="4" w:space="0" w:color="47D459" w:themeColor="accent3" w:themeTint="99"/>
-              <w:bottom w:val="double" w:sz="4" w:space="0" w:color="47D459" w:themeColor="accent3" w:themeTint="99"/>
-              <w:right w:val="double" w:sz="4" w:space="0" w:color="47D459" w:themeColor="accent3" w:themeTint="99"/>
-            </w:tcBorders>
-            <w:vAlign w:val="center"/>
-            <w:hideMark/>
-          </w:tcPr>
-          <w:p>
-            <w:pPr>
-              <w:spacing w:after="160" w:line="276" w:lineRule="auto"/>
-              <w:ind w:right="-455"/>
-              <w:rPr>
-                <w:rFonts w:ascii="Arial Nova Cond Light" w:hAnsi="Arial Nova Cond Light" w:cs="Times New Roman"/>
-                <w:b/>
-                <w:bCs/>
-                <w:color w:val="000000" w:themeColor="text1"/>
+            <w:vAlign w:val="center"/>
+          </w:tcPr>
+          <w:p>
+            <w:pPr>
+              <w:pStyle w:val="Prrafodelista"/>
+              <w:tabs>
+                <w:tab w:val="left" w:pos="0"/>
+                <w:tab w:val="left" w:pos="142"/>
+                <w:tab w:val="left" w:pos="284"/>
+              </w:tabs>
+              <w:spacing w:line="276" w:lineRule="auto"/>
+              <w:ind w:left="0"/>
+              <w:jc w:val="center"/>
+              <w:rPr>
+                <w:rFonts w:ascii="Arial Nova Cond" w:eastAsia="Calibri" w:hAnsi="Arial Nova Cond" w:cs="Times New Roman"/>
+                <w:b/>
+                <w:bCs/>
                 <w:sz w:val="20"/>
                 <w:szCs w:val="20"/>
                 <w:lang w:val="es-ES_tradnl"/>
@@ -14012,10 +13732,9 @@
             </w:pPr>
             <w:r>
               <w:rPr>
-                <w:rFonts w:ascii="Arial Nova Cond Light" w:hAnsi="Arial Nova Cond Light" w:cs="Times New Roman"/>
-                <w:b/>
-                <w:bCs/>
-                <w:color w:val="000000" w:themeColor="text1"/>
+                <w:rFonts w:ascii="Arial Nova Cond" w:eastAsia="Calibri" w:hAnsi="Arial Nova Cond" w:cs="Times New Roman"/>
+                <w:b/>
+                <w:bCs/>
                 <w:sz w:val="20"/>
                 <w:szCs w:val="20"/>
                 <w:lang w:val="es-ES_tradnl"/>
@@ -14027,24 +13746,23 @@
         <w:tc>
           <w:tcPr>
             <w:tcW w:w="1095" w:type="dxa"/>
-            <w:tcBorders>
-              <w:top w:val="double" w:sz="4" w:space="0" w:color="47D459" w:themeColor="accent3" w:themeTint="99"/>
-              <w:left w:val="double" w:sz="4" w:space="0" w:color="47D459" w:themeColor="accent3" w:themeTint="99"/>
-              <w:bottom w:val="double" w:sz="4" w:space="0" w:color="47D459" w:themeColor="accent3" w:themeTint="99"/>
-              <w:right w:val="double" w:sz="4" w:space="0" w:color="47D459" w:themeColor="accent3" w:themeTint="99"/>
-            </w:tcBorders>
-            <w:vAlign w:val="center"/>
-            <w:hideMark/>
-          </w:tcPr>
-          <w:p>
-            <w:pPr>
-              <w:spacing w:after="160" w:line="276" w:lineRule="auto"/>
-              <w:ind w:right="-455"/>
-              <w:rPr>
-                <w:rFonts w:ascii="Arial Nova Cond Light" w:hAnsi="Arial Nova Cond Light" w:cs="Times New Roman"/>
-                <w:b/>
-                <w:bCs/>
-                <w:color w:val="000000" w:themeColor="text1"/>
+            <w:vAlign w:val="center"/>
+          </w:tcPr>
+          <w:p>
+            <w:pPr>
+              <w:pStyle w:val="Prrafodelista"/>
+              <w:tabs>
+                <w:tab w:val="left" w:pos="0"/>
+                <w:tab w:val="left" w:pos="142"/>
+                <w:tab w:val="left" w:pos="284"/>
+              </w:tabs>
+              <w:spacing w:line="276" w:lineRule="auto"/>
+              <w:ind w:left="0"/>
+              <w:jc w:val="center"/>
+              <w:rPr>
+                <w:rFonts w:ascii="Arial Nova Cond" w:eastAsia="Calibri" w:hAnsi="Arial Nova Cond" w:cs="Times New Roman"/>
+                <w:b/>
+                <w:bCs/>
                 <w:sz w:val="20"/>
                 <w:szCs w:val="20"/>
                 <w:lang w:val="es-ES_tradnl"/>
@@ -14052,10 +13770,9 @@
             </w:pPr>
             <w:r>
               <w:rPr>
-                <w:rFonts w:ascii="Arial Nova Cond Light" w:hAnsi="Arial Nova Cond Light" w:cs="Times New Roman"/>
-                <w:b/>
-                <w:bCs/>
-                <w:color w:val="000000" w:themeColor="text1"/>
+                <w:rFonts w:ascii="Arial Nova Cond" w:eastAsia="Calibri" w:hAnsi="Arial Nova Cond" w:cs="Times New Roman"/>
+                <w:b/>
+                <w:bCs/>
                 <w:sz w:val="20"/>
                 <w:szCs w:val="20"/>
                 <w:lang w:val="es-ES_tradnl"/>
@@ -14067,23 +13784,20 @@
         <w:tc>
           <w:tcPr>
             <w:tcW w:w="1726" w:type="dxa"/>
-            <w:tcBorders>
-              <w:top w:val="double" w:sz="4" w:space="0" w:color="47D459" w:themeColor="accent3" w:themeTint="99"/>
-              <w:left w:val="double" w:sz="4" w:space="0" w:color="47D459" w:themeColor="accent3" w:themeTint="99"/>
-              <w:bottom w:val="double" w:sz="4" w:space="0" w:color="47D459" w:themeColor="accent3" w:themeTint="99"/>
-              <w:right w:val="double" w:sz="4" w:space="0" w:color="47D459" w:themeColor="accent3" w:themeTint="99"/>
-            </w:tcBorders>
-            <w:vAlign w:val="center"/>
-            <w:hideMark/>
-          </w:tcPr>
-          <w:p>
-            <w:pPr>
-              <w:spacing w:after="160" w:line="276" w:lineRule="auto"/>
-              <w:ind w:right="-455"/>
-              <w:rPr>
-                <w:rFonts w:ascii="Arial Nova Cond Light" w:hAnsi="Arial Nova Cond Light" w:cs="Times New Roman"/>
-                <w:b/>
-                <w:bCs/>
+            <w:vAlign w:val="center"/>
+          </w:tcPr>
+          <w:p>
+            <w:pPr>
+              <w:pStyle w:val="Prrafodelista"/>
+              <w:tabs>
+                <w:tab w:val="left" w:pos="0"/>
+                <w:tab w:val="left" w:pos="142"/>
+                <w:tab w:val="left" w:pos="284"/>
+              </w:tabs>
+              <w:spacing w:line="276" w:lineRule="auto"/>
+              <w:ind w:left="0"/>
+              <w:rPr>
+                <w:rFonts w:ascii="Arial Nova Cond" w:eastAsia="Calibri" w:hAnsi="Arial Nova Cond" w:cs="Times New Roman"/>
                 <w:color w:val="000000" w:themeColor="text1"/>
                 <w:sz w:val="20"/>
                 <w:szCs w:val="20"/>
@@ -14092,10 +13806,7 @@
             </w:pPr>
             <w:r>
               <w:rPr>
-                <w:rFonts w:ascii="Arial Nova Cond Light" w:hAnsi="Arial Nova Cond Light" w:cs="Times New Roman"/>
-                <w:b/>
-                <w:bCs/>
-                <w:color w:val="000000" w:themeColor="text1"/>
+                <w:rFonts w:ascii="Arial Nova Cond" w:eastAsia="Calibri" w:hAnsi="Arial Nova Cond" w:cs="Times New Roman"/>
                 <w:sz w:val="20"/>
                 <w:szCs w:val="20"/>
                 <w:lang w:val="es-ES_tradnl"/>
@@ -14107,34 +13818,29 @@
         <w:tc>
           <w:tcPr>
             <w:tcW w:w="6169" w:type="dxa"/>
-            <w:tcBorders>
-              <w:top w:val="double" w:sz="4" w:space="0" w:color="47D459" w:themeColor="accent3" w:themeTint="99"/>
-              <w:left w:val="double" w:sz="4" w:space="0" w:color="47D459" w:themeColor="accent3" w:themeTint="99"/>
-              <w:bottom w:val="double" w:sz="4" w:space="0" w:color="47D459" w:themeColor="accent3" w:themeTint="99"/>
-              <w:right w:val="double" w:sz="4" w:space="0" w:color="47D459" w:themeColor="accent3" w:themeTint="99"/>
-            </w:tcBorders>
-            <w:vAlign w:val="center"/>
-            <w:hideMark/>
-          </w:tcPr>
-          <w:p>
-            <w:pPr>
-              <w:spacing w:after="160" w:line="276" w:lineRule="auto"/>
-              <w:ind w:right="-455"/>
-              <w:rPr>
-                <w:rFonts w:ascii="Arial Nova Cond Light" w:hAnsi="Arial Nova Cond Light" w:cs="Times New Roman"/>
-                <w:b/>
-                <w:bCs/>
-                <w:color w:val="000000" w:themeColor="text1"/>
-                <w:sz w:val="20"/>
-                <w:szCs w:val="20"/>
-              </w:rPr>
-            </w:pPr>
-            <w:r>
-              <w:rPr>
-                <w:rFonts w:ascii="Arial Nova Cond Light" w:hAnsi="Arial Nova Cond Light" w:cs="Times New Roman"/>
-                <w:b/>
-                <w:bCs/>
-                <w:color w:val="000000" w:themeColor="text1"/>
+            <w:vAlign w:val="center"/>
+          </w:tcPr>
+          <w:p>
+            <w:pPr>
+              <w:pStyle w:val="Prrafodelista"/>
+              <w:tabs>
+                <w:tab w:val="left" w:pos="0"/>
+                <w:tab w:val="left" w:pos="142"/>
+                <w:tab w:val="left" w:pos="284"/>
+              </w:tabs>
+              <w:spacing w:line="276" w:lineRule="auto"/>
+              <w:ind w:left="0"/>
+              <w:jc w:val="both"/>
+              <w:rPr>
+                <w:rFonts w:ascii="Arial Nova Cond" w:hAnsi="Arial Nova Cond"/>
+                <w:color w:val="000000" w:themeColor="text1"/>
+                <w:sz w:val="20"/>
+                <w:szCs w:val="20"/>
+              </w:rPr>
+            </w:pPr>
+            <w:r>
+              <w:rPr>
+                <w:rFonts w:ascii="Arial Nova Cond" w:eastAsia="Calibri" w:hAnsi="Arial Nova Cond" w:cs="Times New Roman"/>
                 <w:sz w:val="20"/>
                 <w:szCs w:val="20"/>
                 <w:lang w:val="es-ES_tradnl"/>
@@ -14146,34 +13852,27 @@
         <w:tc>
           <w:tcPr>
             <w:tcW w:w="2015" w:type="dxa"/>
-            <w:tcBorders>
-              <w:top w:val="double" w:sz="4" w:space="0" w:color="47D459" w:themeColor="accent3" w:themeTint="99"/>
-              <w:left w:val="double" w:sz="4" w:space="0" w:color="47D459" w:themeColor="accent3" w:themeTint="99"/>
-              <w:bottom w:val="double" w:sz="4" w:space="0" w:color="47D459" w:themeColor="accent3" w:themeTint="99"/>
-              <w:right w:val="double" w:sz="4" w:space="0" w:color="47D459" w:themeColor="accent3" w:themeTint="99"/>
-            </w:tcBorders>
-            <w:vAlign w:val="center"/>
-            <w:hideMark/>
-          </w:tcPr>
-          <w:p>
-            <w:pPr>
-              <w:spacing w:after="160" w:line="276" w:lineRule="auto"/>
-              <w:ind w:right="-455"/>
-              <w:rPr>
-                <w:rFonts w:ascii="Arial Nova Cond Light" w:hAnsi="Arial Nova Cond Light" w:cs="Times New Roman"/>
-                <w:b/>
-                <w:bCs/>
-                <w:color w:val="000000" w:themeColor="text1"/>
-                <w:sz w:val="20"/>
-                <w:szCs w:val="20"/>
-              </w:rPr>
-            </w:pPr>
-            <w:r>
-              <w:rPr>
-                <w:rFonts w:ascii="Arial Nova Cond Light" w:hAnsi="Arial Nova Cond Light" w:cs="Times New Roman"/>
-                <w:b/>
-                <w:bCs/>
-                <w:color w:val="000000" w:themeColor="text1"/>
+            <w:vAlign w:val="center"/>
+          </w:tcPr>
+          <w:p>
+            <w:pPr>
+              <w:autoSpaceDE w:val="0"/>
+              <w:autoSpaceDN w:val="0"/>
+              <w:adjustRightInd w:val="0"/>
+              <w:jc w:val="center"/>
+              <w:rPr>
+                <w:rFonts w:ascii="Arial Nova Cond" w:hAnsi="Arial Nova Cond" w:cs="Arial"/>
+                <w:color w:val="000000" w:themeColor="text1"/>
+                <w:kern w:val="0"/>
+                <w:sz w:val="20"/>
+                <w:szCs w:val="20"/>
+              </w:rPr>
+            </w:pPr>
+            <w:r>
+              <w:rPr>
+                <w:rFonts w:ascii="Arial Nova Cond" w:hAnsi="Arial Nova Cond" w:cs="Arial"/>
+                <w:color w:val="000000"/>
+                <w:kern w:val="0"/>
                 <w:sz w:val="20"/>
                 <w:szCs w:val="20"/>
               </w:rPr>
@@ -14184,34 +13883,27 @@
         <w:tc>
           <w:tcPr>
             <w:tcW w:w="1634" w:type="dxa"/>
-            <w:tcBorders>
-              <w:top w:val="double" w:sz="4" w:space="0" w:color="47D459" w:themeColor="accent3" w:themeTint="99"/>
-              <w:left w:val="double" w:sz="4" w:space="0" w:color="47D459" w:themeColor="accent3" w:themeTint="99"/>
-              <w:bottom w:val="double" w:sz="4" w:space="0" w:color="47D459" w:themeColor="accent3" w:themeTint="99"/>
-              <w:right w:val="double" w:sz="4" w:space="0" w:color="47D459" w:themeColor="accent3" w:themeTint="99"/>
-            </w:tcBorders>
-            <w:vAlign w:val="center"/>
-            <w:hideMark/>
-          </w:tcPr>
-          <w:p>
-            <w:pPr>
-              <w:spacing w:after="160" w:line="276" w:lineRule="auto"/>
-              <w:ind w:right="-455"/>
-              <w:rPr>
-                <w:rFonts w:ascii="Arial Nova Cond Light" w:hAnsi="Arial Nova Cond Light" w:cs="Times New Roman"/>
-                <w:b/>
-                <w:bCs/>
-                <w:color w:val="000000" w:themeColor="text1"/>
-                <w:sz w:val="20"/>
-                <w:szCs w:val="20"/>
-              </w:rPr>
-            </w:pPr>
-            <w:r>
-              <w:rPr>
-                <w:rFonts w:ascii="Arial Nova Cond Light" w:hAnsi="Arial Nova Cond Light" w:cs="Times New Roman"/>
-                <w:b/>
-                <w:bCs/>
-                <w:color w:val="000000" w:themeColor="text1"/>
+            <w:vAlign w:val="center"/>
+          </w:tcPr>
+          <w:p>
+            <w:pPr>
+              <w:autoSpaceDE w:val="0"/>
+              <w:autoSpaceDN w:val="0"/>
+              <w:adjustRightInd w:val="0"/>
+              <w:jc w:val="both"/>
+              <w:rPr>
+                <w:rFonts w:ascii="Arial Nova Cond" w:hAnsi="Arial Nova Cond" w:cs="Arial"/>
+                <w:color w:val="000000"/>
+                <w:kern w:val="0"/>
+                <w:sz w:val="20"/>
+                <w:szCs w:val="20"/>
+              </w:rPr>
+            </w:pPr>
+            <w:r>
+              <w:rPr>
+                <w:rFonts w:ascii="Arial Nova Cond" w:hAnsi="Arial Nova Cond" w:cs="Arial"/>
+                <w:color w:val="000000"/>
+                <w:kern w:val="0"/>
                 <w:sz w:val="20"/>
                 <w:szCs w:val="20"/>
               </w:rPr>
@@ -14222,34 +13914,27 @@
         <w:tc>
           <w:tcPr>
             <w:tcW w:w="1337" w:type="dxa"/>
-            <w:tcBorders>
-              <w:top w:val="double" w:sz="4" w:space="0" w:color="47D459" w:themeColor="accent3" w:themeTint="99"/>
-              <w:left w:val="double" w:sz="4" w:space="0" w:color="47D459" w:themeColor="accent3" w:themeTint="99"/>
-              <w:bottom w:val="double" w:sz="4" w:space="0" w:color="47D459" w:themeColor="accent3" w:themeTint="99"/>
-              <w:right w:val="double" w:sz="4" w:space="0" w:color="47D459" w:themeColor="accent3" w:themeTint="99"/>
-            </w:tcBorders>
-            <w:vAlign w:val="center"/>
-            <w:hideMark/>
-          </w:tcPr>
-          <w:p>
-            <w:pPr>
-              <w:spacing w:after="160" w:line="276" w:lineRule="auto"/>
-              <w:ind w:right="-455"/>
-              <w:rPr>
-                <w:rFonts w:ascii="Arial Nova Cond Light" w:hAnsi="Arial Nova Cond Light" w:cs="Times New Roman"/>
-                <w:b/>
-                <w:bCs/>
-                <w:color w:val="000000" w:themeColor="text1"/>
-                <w:sz w:val="20"/>
-                <w:szCs w:val="20"/>
-              </w:rPr>
-            </w:pPr>
-            <w:r>
-              <w:rPr>
-                <w:rFonts w:ascii="Arial Nova Cond Light" w:hAnsi="Arial Nova Cond Light" w:cs="Times New Roman"/>
-                <w:b/>
-                <w:bCs/>
-                <w:color w:val="000000" w:themeColor="text1"/>
+            <w:vAlign w:val="center"/>
+          </w:tcPr>
+          <w:p>
+            <w:pPr>
+              <w:autoSpaceDE w:val="0"/>
+              <w:autoSpaceDN w:val="0"/>
+              <w:adjustRightInd w:val="0"/>
+              <w:jc w:val="center"/>
+              <w:rPr>
+                <w:rFonts w:ascii="Arial Nova Cond" w:hAnsi="Arial Nova Cond" w:cs="Arial"/>
+                <w:color w:val="000000"/>
+                <w:kern w:val="0"/>
+                <w:sz w:val="20"/>
+                <w:szCs w:val="20"/>
+              </w:rPr>
+            </w:pPr>
+            <w:r>
+              <w:rPr>
+                <w:rFonts w:ascii="Arial Nova Cond" w:hAnsi="Arial Nova Cond" w:cs="Arial"/>
+                <w:color w:val="000000"/>
+                <w:kern w:val="0"/>
                 <w:sz w:val="20"/>
                 <w:szCs w:val="20"/>
               </w:rPr>
@@ -14267,24 +13952,23 @@
           <w:tcPr>
             <w:tcW w:w="875" w:type="dxa"/>
             <w:vMerge/>
-            <w:tcBorders>
-              <w:top w:val="double" w:sz="4" w:space="0" w:color="47D459" w:themeColor="accent3" w:themeTint="99"/>
-              <w:left w:val="double" w:sz="4" w:space="0" w:color="47D459" w:themeColor="accent3" w:themeTint="99"/>
-              <w:bottom w:val="double" w:sz="4" w:space="0" w:color="47D459" w:themeColor="accent3" w:themeTint="99"/>
-              <w:right w:val="double" w:sz="4" w:space="0" w:color="47D459" w:themeColor="accent3" w:themeTint="99"/>
-            </w:tcBorders>
-            <w:vAlign w:val="center"/>
-            <w:hideMark/>
-          </w:tcPr>
-          <w:p>
-            <w:pPr>
-              <w:spacing w:after="160" w:line="276" w:lineRule="auto"/>
-              <w:ind w:right="-455"/>
-              <w:rPr>
-                <w:rFonts w:ascii="Arial Nova Cond Light" w:hAnsi="Arial Nova Cond Light" w:cs="Times New Roman"/>
-                <w:b/>
-                <w:bCs/>
-                <w:color w:val="000000" w:themeColor="text1"/>
+            <w:vAlign w:val="center"/>
+          </w:tcPr>
+          <w:p>
+            <w:pPr>
+              <w:pStyle w:val="Prrafodelista"/>
+              <w:tabs>
+                <w:tab w:val="left" w:pos="0"/>
+                <w:tab w:val="left" w:pos="142"/>
+                <w:tab w:val="left" w:pos="284"/>
+              </w:tabs>
+              <w:spacing w:line="276" w:lineRule="auto"/>
+              <w:ind w:left="0"/>
+              <w:jc w:val="center"/>
+              <w:rPr>
+                <w:rFonts w:ascii="Arial Nova Cond" w:eastAsia="Calibri" w:hAnsi="Arial Nova Cond" w:cs="Times New Roman"/>
+                <w:b/>
+                <w:bCs/>
                 <w:sz w:val="20"/>
                 <w:szCs w:val="20"/>
                 <w:lang w:val="es-ES_tradnl"/>
@@ -14295,24 +13979,23 @@
         <w:tc>
           <w:tcPr>
             <w:tcW w:w="1095" w:type="dxa"/>
-            <w:tcBorders>
-              <w:top w:val="double" w:sz="4" w:space="0" w:color="47D459" w:themeColor="accent3" w:themeTint="99"/>
-              <w:left w:val="double" w:sz="4" w:space="0" w:color="47D459" w:themeColor="accent3" w:themeTint="99"/>
-              <w:bottom w:val="double" w:sz="4" w:space="0" w:color="47D459" w:themeColor="accent3" w:themeTint="99"/>
-              <w:right w:val="double" w:sz="4" w:space="0" w:color="47D459" w:themeColor="accent3" w:themeTint="99"/>
-            </w:tcBorders>
-            <w:vAlign w:val="center"/>
-            <w:hideMark/>
-          </w:tcPr>
-          <w:p>
-            <w:pPr>
-              <w:spacing w:after="160" w:line="276" w:lineRule="auto"/>
-              <w:ind w:right="-455"/>
-              <w:rPr>
-                <w:rFonts w:ascii="Arial Nova Cond Light" w:hAnsi="Arial Nova Cond Light" w:cs="Times New Roman"/>
-                <w:b/>
-                <w:bCs/>
-                <w:color w:val="000000" w:themeColor="text1"/>
+            <w:vAlign w:val="center"/>
+          </w:tcPr>
+          <w:p>
+            <w:pPr>
+              <w:pStyle w:val="Prrafodelista"/>
+              <w:tabs>
+                <w:tab w:val="left" w:pos="0"/>
+                <w:tab w:val="left" w:pos="142"/>
+                <w:tab w:val="left" w:pos="284"/>
+              </w:tabs>
+              <w:spacing w:line="276" w:lineRule="auto"/>
+              <w:ind w:left="0"/>
+              <w:jc w:val="center"/>
+              <w:rPr>
+                <w:rFonts w:ascii="Arial Nova Cond" w:eastAsia="Calibri" w:hAnsi="Arial Nova Cond" w:cs="Times New Roman"/>
+                <w:b/>
+                <w:bCs/>
                 <w:sz w:val="20"/>
                 <w:szCs w:val="20"/>
                 <w:lang w:val="es-ES_tradnl"/>
@@ -14320,10 +14003,9 @@
             </w:pPr>
             <w:r>
               <w:rPr>
-                <w:rFonts w:ascii="Arial Nova Cond Light" w:hAnsi="Arial Nova Cond Light" w:cs="Times New Roman"/>
-                <w:b/>
-                <w:bCs/>
-                <w:color w:val="000000" w:themeColor="text1"/>
+                <w:rFonts w:ascii="Arial Nova Cond" w:eastAsia="Calibri" w:hAnsi="Arial Nova Cond" w:cs="Times New Roman"/>
+                <w:b/>
+                <w:bCs/>
                 <w:sz w:val="20"/>
                 <w:szCs w:val="20"/>
                 <w:lang w:val="es-ES_tradnl"/>
@@ -14335,23 +14017,20 @@
         <w:tc>
           <w:tcPr>
             <w:tcW w:w="1726" w:type="dxa"/>
-            <w:tcBorders>
-              <w:top w:val="double" w:sz="4" w:space="0" w:color="47D459" w:themeColor="accent3" w:themeTint="99"/>
-              <w:left w:val="double" w:sz="4" w:space="0" w:color="47D459" w:themeColor="accent3" w:themeTint="99"/>
-              <w:bottom w:val="double" w:sz="4" w:space="0" w:color="47D459" w:themeColor="accent3" w:themeTint="99"/>
-              <w:right w:val="double" w:sz="4" w:space="0" w:color="47D459" w:themeColor="accent3" w:themeTint="99"/>
-            </w:tcBorders>
-            <w:vAlign w:val="center"/>
-            <w:hideMark/>
-          </w:tcPr>
-          <w:p>
-            <w:pPr>
-              <w:spacing w:after="160" w:line="276" w:lineRule="auto"/>
-              <w:ind w:right="-455"/>
-              <w:rPr>
-                <w:rFonts w:ascii="Arial Nova Cond Light" w:hAnsi="Arial Nova Cond Light" w:cs="Times New Roman"/>
-                <w:b/>
-                <w:bCs/>
+            <w:vAlign w:val="center"/>
+          </w:tcPr>
+          <w:p>
+            <w:pPr>
+              <w:pStyle w:val="Prrafodelista"/>
+              <w:tabs>
+                <w:tab w:val="left" w:pos="0"/>
+                <w:tab w:val="left" w:pos="142"/>
+                <w:tab w:val="left" w:pos="284"/>
+              </w:tabs>
+              <w:spacing w:line="276" w:lineRule="auto"/>
+              <w:ind w:left="0"/>
+              <w:rPr>
+                <w:rFonts w:ascii="Arial Nova Cond" w:eastAsia="Calibri" w:hAnsi="Arial Nova Cond" w:cs="Times New Roman"/>
                 <w:color w:val="000000" w:themeColor="text1"/>
                 <w:sz w:val="20"/>
                 <w:szCs w:val="20"/>
@@ -14360,10 +14039,7 @@
             </w:pPr>
             <w:r>
               <w:rPr>
-                <w:rFonts w:ascii="Arial Nova Cond Light" w:hAnsi="Arial Nova Cond Light" w:cs="Times New Roman"/>
-                <w:b/>
-                <w:bCs/>
-                <w:color w:val="000000" w:themeColor="text1"/>
+                <w:rFonts w:ascii="Arial Nova Cond" w:eastAsia="Calibri" w:hAnsi="Arial Nova Cond" w:cs="Times New Roman"/>
                 <w:sz w:val="20"/>
                 <w:szCs w:val="20"/>
                 <w:lang w:val="es-ES_tradnl"/>
@@ -14375,23 +14051,21 @@
         <w:tc>
           <w:tcPr>
             <w:tcW w:w="6169" w:type="dxa"/>
-            <w:tcBorders>
-              <w:top w:val="double" w:sz="4" w:space="0" w:color="47D459" w:themeColor="accent3" w:themeTint="99"/>
-              <w:left w:val="double" w:sz="4" w:space="0" w:color="47D459" w:themeColor="accent3" w:themeTint="99"/>
-              <w:bottom w:val="double" w:sz="4" w:space="0" w:color="47D459" w:themeColor="accent3" w:themeTint="99"/>
-              <w:right w:val="double" w:sz="4" w:space="0" w:color="47D459" w:themeColor="accent3" w:themeTint="99"/>
-            </w:tcBorders>
-            <w:vAlign w:val="center"/>
-            <w:hideMark/>
-          </w:tcPr>
-          <w:p>
-            <w:pPr>
-              <w:spacing w:after="160" w:line="276" w:lineRule="auto"/>
-              <w:ind w:right="-455"/>
-              <w:rPr>
-                <w:rFonts w:ascii="Arial Nova Cond Light" w:hAnsi="Arial Nova Cond Light" w:cs="Times New Roman"/>
-                <w:b/>
-                <w:bCs/>
+            <w:vAlign w:val="center"/>
+          </w:tcPr>
+          <w:p>
+            <w:pPr>
+              <w:pStyle w:val="Prrafodelista"/>
+              <w:tabs>
+                <w:tab w:val="left" w:pos="0"/>
+                <w:tab w:val="left" w:pos="142"/>
+                <w:tab w:val="left" w:pos="284"/>
+              </w:tabs>
+              <w:spacing w:line="276" w:lineRule="auto"/>
+              <w:ind w:left="0"/>
+              <w:jc w:val="both"/>
+              <w:rPr>
+                <w:rFonts w:ascii="Arial Nova Cond" w:eastAsia="Calibri" w:hAnsi="Arial Nova Cond" w:cs="Times New Roman"/>
                 <w:color w:val="000000" w:themeColor="text1"/>
                 <w:sz w:val="20"/>
                 <w:szCs w:val="20"/>
@@ -14400,10 +14074,7 @@
             </w:pPr>
             <w:r>
               <w:rPr>
-                <w:rFonts w:ascii="Arial Nova Cond Light" w:hAnsi="Arial Nova Cond Light" w:cs="Times New Roman"/>
-                <w:b/>
-                <w:bCs/>
-                <w:color w:val="000000" w:themeColor="text1"/>
+                <w:rFonts w:ascii="Arial Nova Cond" w:eastAsia="Calibri" w:hAnsi="Arial Nova Cond" w:cs="Times New Roman"/>
                 <w:sz w:val="20"/>
                 <w:szCs w:val="20"/>
                 <w:lang w:val="es-ES_tradnl"/>
@@ -14415,24 +14086,16 @@
         <w:tc>
           <w:tcPr>
             <w:tcW w:w="2015" w:type="dxa"/>
-            <w:tcBorders>
-              <w:top w:val="double" w:sz="4" w:space="0" w:color="47D459" w:themeColor="accent3" w:themeTint="99"/>
-              <w:left w:val="double" w:sz="4" w:space="0" w:color="47D459" w:themeColor="accent3" w:themeTint="99"/>
-              <w:bottom w:val="double" w:sz="4" w:space="0" w:color="47D459" w:themeColor="accent3" w:themeTint="99"/>
-              <w:right w:val="double" w:sz="4" w:space="0" w:color="47D459" w:themeColor="accent3" w:themeTint="99"/>
-            </w:tcBorders>
-            <w:vAlign w:val="center"/>
-            <w:hideMark/>
-          </w:tcPr>
-          <w:p>
-            <w:pPr>
-              <w:spacing w:after="160" w:line="276" w:lineRule="auto"/>
-              <w:ind w:right="-455"/>
-              <w:rPr>
-                <w:rFonts w:ascii="Arial Nova Cond Light" w:hAnsi="Arial Nova Cond Light" w:cs="Times New Roman"/>
-                <w:b/>
-                <w:bCs/>
-                <w:color w:val="000000" w:themeColor="text1"/>
+            <w:vAlign w:val="center"/>
+          </w:tcPr>
+          <w:p>
+            <w:pPr>
+              <w:autoSpaceDE w:val="0"/>
+              <w:autoSpaceDN w:val="0"/>
+              <w:adjustRightInd w:val="0"/>
+              <w:jc w:val="center"/>
+              <w:rPr>
+                <w:rFonts w:ascii="Arial Nova Cond" w:eastAsia="Calibri" w:hAnsi="Arial Nova Cond" w:cs="Times New Roman"/>
                 <w:sz w:val="20"/>
                 <w:szCs w:val="20"/>
                 <w:lang w:val="es-ES_tradnl"/>
@@ -14440,10 +14103,9 @@
             </w:pPr>
             <w:r>
               <w:rPr>
-                <w:rFonts w:ascii="Arial Nova Cond Light" w:hAnsi="Arial Nova Cond Light" w:cs="Times New Roman"/>
-                <w:b/>
-                <w:bCs/>
-                <w:color w:val="000000" w:themeColor="text1"/>
+                <w:rFonts w:ascii="Arial Nova Cond" w:hAnsi="Arial Nova Cond" w:cs="Arial"/>
+                <w:color w:val="000000"/>
+                <w:kern w:val="0"/>
                 <w:sz w:val="20"/>
                 <w:szCs w:val="20"/>
               </w:rPr>
@@ -14454,34 +14116,27 @@
         <w:tc>
           <w:tcPr>
             <w:tcW w:w="1634" w:type="dxa"/>
-            <w:tcBorders>
-              <w:top w:val="double" w:sz="4" w:space="0" w:color="47D459" w:themeColor="accent3" w:themeTint="99"/>
-              <w:left w:val="double" w:sz="4" w:space="0" w:color="47D459" w:themeColor="accent3" w:themeTint="99"/>
-              <w:bottom w:val="double" w:sz="4" w:space="0" w:color="47D459" w:themeColor="accent3" w:themeTint="99"/>
-              <w:right w:val="double" w:sz="4" w:space="0" w:color="47D459" w:themeColor="accent3" w:themeTint="99"/>
-            </w:tcBorders>
-            <w:vAlign w:val="center"/>
-            <w:hideMark/>
-          </w:tcPr>
-          <w:p>
-            <w:pPr>
-              <w:spacing w:after="160" w:line="276" w:lineRule="auto"/>
-              <w:ind w:right="-455"/>
-              <w:rPr>
-                <w:rFonts w:ascii="Arial Nova Cond Light" w:hAnsi="Arial Nova Cond Light" w:cs="Times New Roman"/>
-                <w:b/>
-                <w:bCs/>
-                <w:color w:val="000000" w:themeColor="text1"/>
-                <w:sz w:val="20"/>
-                <w:szCs w:val="20"/>
-              </w:rPr>
-            </w:pPr>
-            <w:r>
-              <w:rPr>
-                <w:rFonts w:ascii="Arial Nova Cond Light" w:hAnsi="Arial Nova Cond Light" w:cs="Times New Roman"/>
-                <w:b/>
-                <w:bCs/>
-                <w:color w:val="000000" w:themeColor="text1"/>
+            <w:vAlign w:val="center"/>
+          </w:tcPr>
+          <w:p>
+            <w:pPr>
+              <w:autoSpaceDE w:val="0"/>
+              <w:autoSpaceDN w:val="0"/>
+              <w:adjustRightInd w:val="0"/>
+              <w:jc w:val="both"/>
+              <w:rPr>
+                <w:rFonts w:ascii="Arial Nova Cond" w:hAnsi="Arial Nova Cond" w:cs="Arial"/>
+                <w:color w:val="000000"/>
+                <w:kern w:val="0"/>
+                <w:sz w:val="20"/>
+                <w:szCs w:val="20"/>
+              </w:rPr>
+            </w:pPr>
+            <w:r>
+              <w:rPr>
+                <w:rFonts w:ascii="Arial Nova Cond" w:hAnsi="Arial Nova Cond" w:cs="Arial"/>
+                <w:color w:val="000000"/>
+                <w:kern w:val="0"/>
                 <w:sz w:val="20"/>
                 <w:szCs w:val="20"/>
               </w:rPr>
@@ -14492,34 +14147,27 @@
         <w:tc>
           <w:tcPr>
             <w:tcW w:w="1337" w:type="dxa"/>
-            <w:tcBorders>
-              <w:top w:val="double" w:sz="4" w:space="0" w:color="47D459" w:themeColor="accent3" w:themeTint="99"/>
-              <w:left w:val="double" w:sz="4" w:space="0" w:color="47D459" w:themeColor="accent3" w:themeTint="99"/>
-              <w:bottom w:val="double" w:sz="4" w:space="0" w:color="47D459" w:themeColor="accent3" w:themeTint="99"/>
-              <w:right w:val="double" w:sz="4" w:space="0" w:color="47D459" w:themeColor="accent3" w:themeTint="99"/>
-            </w:tcBorders>
-            <w:vAlign w:val="center"/>
-            <w:hideMark/>
-          </w:tcPr>
-          <w:p>
-            <w:pPr>
-              <w:spacing w:after="160" w:line="276" w:lineRule="auto"/>
-              <w:ind w:right="-455"/>
-              <w:rPr>
-                <w:rFonts w:ascii="Arial Nova Cond Light" w:hAnsi="Arial Nova Cond Light" w:cs="Times New Roman"/>
-                <w:b/>
-                <w:bCs/>
-                <w:color w:val="000000" w:themeColor="text1"/>
-                <w:sz w:val="20"/>
-                <w:szCs w:val="20"/>
-              </w:rPr>
-            </w:pPr>
-            <w:r>
-              <w:rPr>
-                <w:rFonts w:ascii="Arial Nova Cond Light" w:hAnsi="Arial Nova Cond Light" w:cs="Times New Roman"/>
-                <w:b/>
-                <w:bCs/>
-                <w:color w:val="000000" w:themeColor="text1"/>
+            <w:vAlign w:val="center"/>
+          </w:tcPr>
+          <w:p>
+            <w:pPr>
+              <w:autoSpaceDE w:val="0"/>
+              <w:autoSpaceDN w:val="0"/>
+              <w:adjustRightInd w:val="0"/>
+              <w:jc w:val="center"/>
+              <w:rPr>
+                <w:rFonts w:ascii="Arial Nova Cond" w:hAnsi="Arial Nova Cond" w:cs="Arial"/>
+                <w:color w:val="000000"/>
+                <w:kern w:val="0"/>
+                <w:sz w:val="20"/>
+                <w:szCs w:val="20"/>
+              </w:rPr>
+            </w:pPr>
+            <w:r>
+              <w:rPr>
+                <w:rFonts w:ascii="Arial Nova Cond" w:hAnsi="Arial Nova Cond" w:cs="Arial"/>
+                <w:color w:val="000000"/>
+                <w:kern w:val="0"/>
                 <w:sz w:val="20"/>
                 <w:szCs w:val="20"/>
               </w:rPr>
@@ -14528,6 +14176,7 @@
           </w:p>
         </w:tc>
       </w:tr>
+      <w:bookmarkEnd w:id="1"/>
     </w:tbl>
     <w:p>
       <w:pPr>
@@ -32857,6 +32506,7 @@
   <w:style w:type="character" w:default="1" w:styleId="Fuentedeprrafopredeter">
     <w:name w:val="Default Paragraph Font"/>
     <w:uiPriority w:val="1"/>
+    <w:semiHidden/>
     <w:unhideWhenUsed/>
   </w:style>
   <w:style w:type="table" w:default="1" w:styleId="Tablanormal">
@@ -33355,6 +33005,15 @@
       <w14:ligatures w14:val="none"/>
     </w:rPr>
   </w:style>
+  <w:style w:type="paragraph" w:styleId="Sinespaciado">
+    <w:name w:val="No Spacing"/>
+    <w:uiPriority w:val="1"/>
+    <w:qFormat/>
+    <w:rsid w:val="008E7255"/>
+    <w:pPr>
+      <w:spacing w:after="0" w:line="240" w:lineRule="auto"/>
+    </w:pPr>
+  </w:style>
 </w:styles>
 </file>
 

--- a/templates/plananual/CYT 1° A 5°/CYT 5° - PROGRAMACIÓN  ANUAL.docx
+++ b/templates/plananual/CYT 1° A 5°/CYT 5° - PROGRAMACIÓN  ANUAL.docx
@@ -1,6 +1,6 @@
 
 <file path=word/document.xml><?xml version="1.0" encoding="utf-8"?>
-<w:document xmlns:wpc="http://schemas.microsoft.com/office/word/2010/wordprocessingCanvas" xmlns:cx="http://schemas.microsoft.com/office/drawing/2014/chartex" xmlns:cx1="http://schemas.microsoft.com/office/drawing/2015/9/8/chartex" xmlns:cx2="http://schemas.microsoft.com/office/drawing/2015/10/21/chartex" xmlns:cx3="http://schemas.microsoft.com/office/drawing/2016/5/9/chartex" xmlns:cx4="http://schemas.microsoft.com/office/drawing/2016/5/10/chartex" xmlns:cx5="http://schemas.microsoft.com/office/drawing/2016/5/11/chartex" xmlns:cx6="http://schemas.microsoft.com/office/drawing/2016/5/12/chartex" xmlns:cx7="http://schemas.microsoft.com/office/drawing/2016/5/13/chartex" xmlns:cx8="http://schemas.microsoft.com/office/drawing/2016/5/14/chartex" xmlns:mc="http://schemas.openxmlformats.org/markup-compatibility/2006" xmlns:aink="http://schemas.microsoft.com/office/drawing/2016/ink" xmlns:am3d="http://schemas.microsoft.com/office/drawing/2017/model3d" xmlns:o="urn:schemas-microsoft-com:office:office" xmlns:oel="http://schemas.microsoft.com/office/2019/extlst" xmlns:r="http://schemas.openxmlformats.org/officeDocument/2006/relationships" xmlns:m="http://schemas.openxmlformats.org/officeDocument/2006/math" xmlns:v="urn:schemas-microsoft-com:vml" xmlns:wp14="http://schemas.microsoft.com/office/word/2010/wordprocessingDrawing" xmlns:wp="http://schemas.openxmlformats.org/drawingml/2006/wordprocessingDrawing" xmlns:w10="urn:schemas-microsoft-com:office:word" xmlns:w="http://schemas.openxmlformats.org/wordprocessingml/2006/main" xmlns:w14="http://schemas.microsoft.com/office/word/2010/wordml" xmlns:w15="http://schemas.microsoft.com/office/word/2012/wordml" xmlns:w16cex="http://schemas.microsoft.com/office/word/2018/wordml/cex" xmlns:w16cid="http://schemas.microsoft.com/office/word/2016/wordml/cid" xmlns:w16="http://schemas.microsoft.com/office/word/2018/wordml" xmlns:w16du="http://schemas.microsoft.com/office/word/2023/wordml/word16du" xmlns:w16sdtdh="http://schemas.microsoft.com/office/word/2020/wordml/sdtdatahash" xmlns:w16se="http://schemas.microsoft.com/office/word/2015/wordml/symex" xmlns:wpg="http://schemas.microsoft.com/office/word/2010/wordprocessingGroup" xmlns:wpi="http://schemas.microsoft.com/office/word/2010/wordprocessingInk" xmlns:wne="http://schemas.microsoft.com/office/word/2006/wordml" xmlns:wps="http://schemas.microsoft.com/office/word/2010/wordprocessingShape" mc:Ignorable="w14 w15 w16se w16cid w16 w16cex w16sdtdh w16du wp14">
+<w:document xmlns:wpc="http://schemas.microsoft.com/office/word/2010/wordprocessingCanvas" xmlns:cx="http://schemas.microsoft.com/office/drawing/2014/chartex" xmlns:cx1="http://schemas.microsoft.com/office/drawing/2015/9/8/chartex" xmlns:cx2="http://schemas.microsoft.com/office/drawing/2015/10/21/chartex" xmlns:cx3="http://schemas.microsoft.com/office/drawing/2016/5/9/chartex" xmlns:cx4="http://schemas.microsoft.com/office/drawing/2016/5/10/chartex" xmlns:cx5="http://schemas.microsoft.com/office/drawing/2016/5/11/chartex" xmlns:cx6="http://schemas.microsoft.com/office/drawing/2016/5/12/chartex" xmlns:cx7="http://schemas.microsoft.com/office/drawing/2016/5/13/chartex" xmlns:cx8="http://schemas.microsoft.com/office/drawing/2016/5/14/chartex" xmlns:mc="http://schemas.openxmlformats.org/markup-compatibility/2006" xmlns:aink="http://schemas.microsoft.com/office/drawing/2016/ink" xmlns:am3d="http://schemas.microsoft.com/office/drawing/2017/model3d" xmlns:o="urn:schemas-microsoft-com:office:office" xmlns:oel="http://schemas.microsoft.com/office/2019/extlst" xmlns:r="http://schemas.openxmlformats.org/officeDocument/2006/relationships" xmlns:m="http://schemas.openxmlformats.org/officeDocument/2006/math" xmlns:v="urn:schemas-microsoft-com:vml" xmlns:wp14="http://schemas.microsoft.com/office/word/2010/wordprocessingDrawing" xmlns:wp="http://schemas.openxmlformats.org/drawingml/2006/wordprocessingDrawing" xmlns:w10="urn:schemas-microsoft-com:office:word" xmlns:w="http://schemas.openxmlformats.org/wordprocessingml/2006/main" xmlns:w14="http://schemas.microsoft.com/office/word/2010/wordml" xmlns:w15="http://schemas.microsoft.com/office/word/2012/wordml" xmlns:w16cex="http://schemas.microsoft.com/office/word/2018/wordml/cex" xmlns:w16cid="http://schemas.microsoft.com/office/word/2016/wordml/cid" xmlns:w16="http://schemas.microsoft.com/office/word/2018/wordml" xmlns:w16du="http://schemas.microsoft.com/office/word/2023/wordml/word16du" xmlns:w16sdtdh="http://schemas.microsoft.com/office/word/2020/wordml/sdtdatahash" xmlns:w16sdtfl="http://schemas.microsoft.com/office/word/2024/wordml/sdtformatlock" xmlns:w16se="http://schemas.microsoft.com/office/word/2015/wordml/symex" xmlns:wpg="http://schemas.microsoft.com/office/word/2010/wordprocessingGroup" xmlns:wpi="http://schemas.microsoft.com/office/word/2010/wordprocessingInk" xmlns:wne="http://schemas.microsoft.com/office/word/2006/wordml" xmlns:wps="http://schemas.microsoft.com/office/word/2010/wordprocessingShape" mc:Ignorable="w14 w15 w16se w16cid w16 w16cex w16sdtdh w16sdtfl w16du wp14">
   <w:body>
     <w:p>
       <w:pPr>
@@ -11778,13 +11778,13 @@
         <w:tblLook w:val="04A0" w:firstRow="1" w:lastRow="0" w:firstColumn="1" w:lastColumn="0" w:noHBand="0" w:noVBand="1"/>
       </w:tblPr>
       <w:tblGrid>
-        <w:gridCol w:w="875"/>
-        <w:gridCol w:w="1095"/>
-        <w:gridCol w:w="1726"/>
-        <w:gridCol w:w="6169"/>
-        <w:gridCol w:w="2015"/>
-        <w:gridCol w:w="1634"/>
-        <w:gridCol w:w="1337"/>
+        <w:gridCol w:w="818"/>
+        <w:gridCol w:w="1018"/>
+        <w:gridCol w:w="5379"/>
+        <w:gridCol w:w="1984"/>
+        <w:gridCol w:w="2693"/>
+        <w:gridCol w:w="1560"/>
+        <w:gridCol w:w="1399"/>
       </w:tblGrid>
       <w:tr>
         <w:trPr>
@@ -11793,7 +11793,7 @@
         </w:trPr>
         <w:tc>
           <w:tcPr>
-            <w:tcW w:w="875" w:type="dxa"/>
+            <w:tcW w:w="818" w:type="dxa"/>
             <w:shd w:val="clear" w:color="auto" w:fill="C1F0C7" w:themeFill="accent3" w:themeFillTint="33"/>
             <w:vAlign w:val="center"/>
           </w:tcPr>
@@ -11827,7 +11827,7 @@
         </w:tc>
         <w:tc>
           <w:tcPr>
-            <w:tcW w:w="1095" w:type="dxa"/>
+            <w:tcW w:w="1018" w:type="dxa"/>
             <w:shd w:val="clear" w:color="auto" w:fill="C1F0C7" w:themeFill="accent3" w:themeFillTint="33"/>
             <w:vAlign w:val="center"/>
           </w:tcPr>
@@ -11860,7 +11860,7 @@
         </w:tc>
         <w:tc>
           <w:tcPr>
-            <w:tcW w:w="1726" w:type="dxa"/>
+            <w:tcW w:w="5379" w:type="dxa"/>
             <w:shd w:val="clear" w:color="auto" w:fill="C1F0C7" w:themeFill="accent3" w:themeFillTint="33"/>
             <w:vAlign w:val="center"/>
           </w:tcPr>
@@ -11887,13 +11887,35 @@
                 <w:sz w:val="20"/>
                 <w:szCs w:val="20"/>
               </w:rPr>
-              <w:t>PROBLEMA / POTENCIALIDAD</w:t>
-            </w:r>
-          </w:p>
-        </w:tc>
-        <w:tc>
-          <w:tcPr>
-            <w:tcW w:w="6169" w:type="dxa"/>
+              <w:t>SITUACIÓN SIGNIF</w:t>
+            </w:r>
+            <w:r>
+              <w:rPr>
+                <w:rFonts w:ascii="Arial Nova Cond" w:hAnsi="Arial Nova Cond" w:cs="Times New Roman"/>
+                <w:b/>
+                <w:bCs/>
+                <w:color w:val="000000" w:themeColor="text1"/>
+                <w:sz w:val="20"/>
+                <w:szCs w:val="20"/>
+              </w:rPr>
+              <w:t>I</w:t>
+            </w:r>
+            <w:r>
+              <w:rPr>
+                <w:rFonts w:ascii="Arial Nova Cond" w:hAnsi="Arial Nova Cond" w:cs="Times New Roman"/>
+                <w:b/>
+                <w:bCs/>
+                <w:color w:val="000000" w:themeColor="text1"/>
+                <w:sz w:val="20"/>
+                <w:szCs w:val="20"/>
+              </w:rPr>
+              <w:t>CATIVA</w:t>
+            </w:r>
+          </w:p>
+        </w:tc>
+        <w:tc>
+          <w:tcPr>
+            <w:tcW w:w="1984" w:type="dxa"/>
             <w:shd w:val="clear" w:color="auto" w:fill="C1F0C7" w:themeFill="accent3" w:themeFillTint="33"/>
             <w:vAlign w:val="center"/>
           </w:tcPr>
@@ -11920,7 +11942,7 @@
                 <w:sz w:val="20"/>
                 <w:szCs w:val="20"/>
               </w:rPr>
-              <w:t>SITUACIÓN SIGNIF</w:t>
+              <w:t>TÍTULO DE LA UNIDAD DID</w:t>
             </w:r>
             <w:r>
               <w:rPr>
@@ -11931,7 +11953,7 @@
                 <w:sz w:val="20"/>
                 <w:szCs w:val="20"/>
               </w:rPr>
-              <w:t>I</w:t>
+              <w:t>Á</w:t>
             </w:r>
             <w:r>
               <w:rPr>
@@ -11942,13 +11964,24 @@
                 <w:sz w:val="20"/>
                 <w:szCs w:val="20"/>
               </w:rPr>
-              <w:t>CATIVA</w:t>
-            </w:r>
-          </w:p>
-        </w:tc>
-        <w:tc>
-          <w:tcPr>
-            <w:tcW w:w="2015" w:type="dxa"/>
+              <w:t>CTICA</w:t>
+            </w:r>
+            <w:r>
+              <w:rPr>
+                <w:rFonts w:ascii="Arial Nova Cond" w:hAnsi="Arial Nova Cond" w:cs="Times New Roman"/>
+                <w:b/>
+                <w:bCs/>
+                <w:color w:val="000000" w:themeColor="text1"/>
+                <w:sz w:val="20"/>
+                <w:szCs w:val="20"/>
+              </w:rPr>
+              <w:t>.</w:t>
+            </w:r>
+          </w:p>
+        </w:tc>
+        <w:tc>
+          <w:tcPr>
+            <w:tcW w:w="2693" w:type="dxa"/>
             <w:shd w:val="clear" w:color="auto" w:fill="C1F0C7" w:themeFill="accent3" w:themeFillTint="33"/>
             <w:vAlign w:val="center"/>
           </w:tcPr>
@@ -11975,9 +12008,21 @@
                 <w:sz w:val="20"/>
                 <w:szCs w:val="20"/>
               </w:rPr>
-              <w:t>TÍTULO DE LA UNIDAD DID</w:t>
-            </w:r>
-            <w:r>
+              <w:t>CAMPO TEMATICO</w:t>
+            </w:r>
+          </w:p>
+        </w:tc>
+        <w:tc>
+          <w:tcPr>
+            <w:tcW w:w="1560" w:type="dxa"/>
+            <w:shd w:val="clear" w:color="auto" w:fill="C1F0C7" w:themeFill="accent3" w:themeFillTint="33"/>
+            <w:vAlign w:val="center"/>
+          </w:tcPr>
+          <w:p>
+            <w:pPr>
+              <w:pStyle w:val="Prrafodelista"/>
+              <w:ind w:left="0"/>
+              <w:jc w:val="center"/>
               <w:rPr>
                 <w:rFonts w:ascii="Arial Nova Cond" w:hAnsi="Arial Nova Cond" w:cs="Times New Roman"/>
                 <w:b/>
@@ -11986,8 +12031,7 @@
                 <w:sz w:val="20"/>
                 <w:szCs w:val="20"/>
               </w:rPr>
-              <w:t>Á</w:t>
-            </w:r>
+            </w:pPr>
             <w:r>
               <w:rPr>
                 <w:rFonts w:ascii="Arial Nova Cond" w:hAnsi="Arial Nova Cond" w:cs="Times New Roman"/>
@@ -11997,57 +12041,13 @@
                 <w:sz w:val="20"/>
                 <w:szCs w:val="20"/>
               </w:rPr>
-              <w:t>CTICA</w:t>
-            </w:r>
-            <w:r>
-              <w:rPr>
-                <w:rFonts w:ascii="Arial Nova Cond" w:hAnsi="Arial Nova Cond" w:cs="Times New Roman"/>
-                <w:b/>
-                <w:bCs/>
-                <w:color w:val="000000" w:themeColor="text1"/>
-                <w:sz w:val="20"/>
-                <w:szCs w:val="20"/>
-              </w:rPr>
-              <w:t>.</w:t>
-            </w:r>
-          </w:p>
-        </w:tc>
-        <w:tc>
-          <w:tcPr>
-            <w:tcW w:w="1634" w:type="dxa"/>
-            <w:shd w:val="clear" w:color="auto" w:fill="C1F0C7" w:themeFill="accent3" w:themeFillTint="33"/>
-            <w:vAlign w:val="center"/>
-          </w:tcPr>
-          <w:p>
-            <w:pPr>
-              <w:pStyle w:val="Prrafodelista"/>
-              <w:ind w:left="0"/>
-              <w:jc w:val="center"/>
-              <w:rPr>
-                <w:rFonts w:ascii="Arial Nova Cond" w:hAnsi="Arial Nova Cond" w:cs="Times New Roman"/>
-                <w:b/>
-                <w:bCs/>
-                <w:color w:val="000000" w:themeColor="text1"/>
-                <w:sz w:val="20"/>
-                <w:szCs w:val="20"/>
-              </w:rPr>
-            </w:pPr>
-            <w:r>
-              <w:rPr>
-                <w:rFonts w:ascii="Arial Nova Cond" w:hAnsi="Arial Nova Cond" w:cs="Times New Roman"/>
-                <w:b/>
-                <w:bCs/>
-                <w:color w:val="000000" w:themeColor="text1"/>
-                <w:sz w:val="20"/>
-                <w:szCs w:val="20"/>
-              </w:rPr>
               <w:t>COMPETENCIAS</w:t>
             </w:r>
           </w:p>
         </w:tc>
         <w:tc>
           <w:tcPr>
-            <w:tcW w:w="1337" w:type="dxa"/>
+            <w:tcW w:w="1399" w:type="dxa"/>
             <w:shd w:val="clear" w:color="auto" w:fill="C1F0C7" w:themeFill="accent3" w:themeFillTint="33"/>
             <w:vAlign w:val="center"/>
           </w:tcPr>
@@ -12086,7 +12086,7 @@
         </w:trPr>
         <w:tc>
           <w:tcPr>
-            <w:tcW w:w="875" w:type="dxa"/>
+            <w:tcW w:w="818" w:type="dxa"/>
             <w:vMerge w:val="restart"/>
             <w:vAlign w:val="center"/>
           </w:tcPr>
@@ -12125,7 +12125,7 @@
         </w:tc>
         <w:tc>
           <w:tcPr>
-            <w:tcW w:w="1095" w:type="dxa"/>
+            <w:tcW w:w="1018" w:type="dxa"/>
             <w:vAlign w:val="center"/>
           </w:tcPr>
           <w:p>
@@ -12163,7 +12163,7 @@
         </w:tc>
         <w:tc>
           <w:tcPr>
-            <w:tcW w:w="1726" w:type="dxa"/>
+            <w:tcW w:w="5379" w:type="dxa"/>
             <w:vAlign w:val="center"/>
           </w:tcPr>
           <w:p>
@@ -12191,47 +12191,13 @@
                 <w:szCs w:val="20"/>
                 <w:lang w:val="es-ES_tradnl"/>
               </w:rPr>
-              <w:t>{{problemapotencialidad0}}</w:t>
-            </w:r>
-          </w:p>
-        </w:tc>
-        <w:tc>
-          <w:tcPr>
-            <w:tcW w:w="6169" w:type="dxa"/>
-            <w:vAlign w:val="center"/>
-          </w:tcPr>
-          <w:p>
-            <w:pPr>
-              <w:pStyle w:val="Prrafodelista"/>
-              <w:tabs>
-                <w:tab w:val="left" w:pos="0"/>
-                <w:tab w:val="left" w:pos="142"/>
-                <w:tab w:val="left" w:pos="284"/>
-              </w:tabs>
-              <w:spacing w:line="276" w:lineRule="auto"/>
-              <w:ind w:left="0"/>
-              <w:jc w:val="both"/>
-              <w:rPr>
-                <w:rFonts w:ascii="Arial Nova Cond" w:eastAsia="Calibri" w:hAnsi="Arial Nova Cond" w:cs="Times New Roman"/>
-                <w:sz w:val="20"/>
-                <w:szCs w:val="20"/>
-                <w:lang w:val="es-ES_tradnl"/>
-              </w:rPr>
-            </w:pPr>
-            <w:r>
-              <w:rPr>
-                <w:rFonts w:ascii="Arial Nova Cond" w:eastAsia="Calibri" w:hAnsi="Arial Nova Cond" w:cs="Times New Roman"/>
-                <w:sz w:val="20"/>
-                <w:szCs w:val="20"/>
-                <w:lang w:val="es-ES_tradnl"/>
-              </w:rPr>
               <w:t>{{situacionsignificativa0}}</w:t>
             </w:r>
           </w:p>
         </w:tc>
         <w:tc>
           <w:tcPr>
-            <w:tcW w:w="2015" w:type="dxa"/>
+            <w:tcW w:w="1984" w:type="dxa"/>
             <w:vAlign w:val="center"/>
           </w:tcPr>
           <w:p>
@@ -12262,7 +12228,7 @@
         </w:tc>
         <w:tc>
           <w:tcPr>
-            <w:tcW w:w="1634" w:type="dxa"/>
+            <w:tcW w:w="2693" w:type="dxa"/>
             <w:vAlign w:val="center"/>
           </w:tcPr>
           <w:p>
@@ -12287,13 +12253,13 @@
                 <w:sz w:val="20"/>
                 <w:szCs w:val="20"/>
               </w:rPr>
-              <w:t>{{competencias0}}</w:t>
-            </w:r>
-          </w:p>
-        </w:tc>
-        <w:tc>
-          <w:tcPr>
-            <w:tcW w:w="1337" w:type="dxa"/>
+              <w:t>{{campotematico0}}</w:t>
+            </w:r>
+          </w:p>
+        </w:tc>
+        <w:tc>
+          <w:tcPr>
+            <w:tcW w:w="1560" w:type="dxa"/>
             <w:vAlign w:val="center"/>
           </w:tcPr>
           <w:p>
@@ -12301,7 +12267,48 @@
               <w:autoSpaceDE w:val="0"/>
               <w:autoSpaceDN w:val="0"/>
               <w:adjustRightInd w:val="0"/>
-              <w:jc w:val="center"/>
+              <w:jc w:val="both"/>
+              <w:rPr>
+                <w:rFonts w:ascii="Arial Nova Cond" w:hAnsi="Arial Nova Cond" w:cs="Arial"/>
+                <w:color w:val="000000"/>
+                <w:kern w:val="0"/>
+                <w:sz w:val="20"/>
+                <w:szCs w:val="20"/>
+              </w:rPr>
+            </w:pPr>
+            <w:r>
+              <w:rPr>
+                <w:rFonts w:ascii="Arial Nova Cond" w:hAnsi="Arial Nova Cond" w:cs="Arial"/>
+                <w:color w:val="000000"/>
+                <w:kern w:val="0"/>
+                <w:sz w:val="20"/>
+                <w:szCs w:val="20"/>
+              </w:rPr>
+              <w:t>{{competencias0}}</w:t>
+            </w:r>
+            <w:r>
+              <w:rPr>
+                <w:rFonts w:ascii="Arial Nova Cond" w:hAnsi="Arial Nova Cond" w:cs="Arial"/>
+                <w:color w:val="000000"/>
+                <w:kern w:val="0"/>
+                <w:sz w:val="20"/>
+                <w:szCs w:val="20"/>
+              </w:rPr>
+              <w:t xml:space="preserve"> </w:t>
+            </w:r>
+          </w:p>
+        </w:tc>
+        <w:tc>
+          <w:tcPr>
+            <w:tcW w:w="1399" w:type="dxa"/>
+            <w:vAlign w:val="center"/>
+          </w:tcPr>
+          <w:p>
+            <w:pPr>
+              <w:autoSpaceDE w:val="0"/>
+              <w:autoSpaceDN w:val="0"/>
+              <w:adjustRightInd w:val="0"/>
+              <w:jc w:val="both"/>
               <w:rPr>
                 <w:rFonts w:ascii="Arial Nova Cond" w:hAnsi="Arial Nova Cond" w:cs="Arial"/>
                 <w:color w:val="000000"/>
@@ -12330,7 +12337,7 @@
         </w:trPr>
         <w:tc>
           <w:tcPr>
-            <w:tcW w:w="875" w:type="dxa"/>
+            <w:tcW w:w="818" w:type="dxa"/>
             <w:vMerge/>
             <w:vAlign w:val="center"/>
           </w:tcPr>
@@ -12358,7 +12365,7 @@
         </w:tc>
         <w:tc>
           <w:tcPr>
-            <w:tcW w:w="1095" w:type="dxa"/>
+            <w:tcW w:w="1018" w:type="dxa"/>
             <w:vAlign w:val="center"/>
           </w:tcPr>
           <w:p>
@@ -12396,33 +12403,7 @@
         </w:tc>
         <w:tc>
           <w:tcPr>
-            <w:tcW w:w="1726" w:type="dxa"/>
-            <w:vAlign w:val="center"/>
-          </w:tcPr>
-          <w:p>
-            <w:pPr>
-              <w:pStyle w:val="NormalWeb"/>
-              <w:jc w:val="both"/>
-              <w:rPr>
-                <w:rFonts w:ascii="Arial Nova Cond" w:hAnsi="Arial Nova Cond"/>
-                <w:sz w:val="20"/>
-                <w:szCs w:val="20"/>
-              </w:rPr>
-            </w:pPr>
-            <w:r>
-              <w:rPr>
-                <w:rFonts w:ascii="Arial Nova Cond" w:eastAsia="Calibri" w:hAnsi="Arial Nova Cond"/>
-                <w:sz w:val="20"/>
-                <w:szCs w:val="20"/>
-                <w:lang w:val="es-ES_tradnl"/>
-              </w:rPr>
-              <w:t>{{problemapotencialidad1}}</w:t>
-            </w:r>
-          </w:p>
-        </w:tc>
-        <w:tc>
-          <w:tcPr>
-            <w:tcW w:w="6169" w:type="dxa"/>
+            <w:tcW w:w="5379" w:type="dxa"/>
             <w:vAlign w:val="center"/>
           </w:tcPr>
           <w:p>
@@ -12456,7 +12437,7 @@
         </w:tc>
         <w:tc>
           <w:tcPr>
-            <w:tcW w:w="2015" w:type="dxa"/>
+            <w:tcW w:w="1984" w:type="dxa"/>
             <w:vAlign w:val="center"/>
           </w:tcPr>
           <w:p>
@@ -12487,7 +12468,7 @@
         </w:tc>
         <w:tc>
           <w:tcPr>
-            <w:tcW w:w="1634" w:type="dxa"/>
+            <w:tcW w:w="2693" w:type="dxa"/>
             <w:vAlign w:val="center"/>
           </w:tcPr>
           <w:p>
@@ -12512,13 +12493,13 @@
                 <w:sz w:val="20"/>
                 <w:szCs w:val="20"/>
               </w:rPr>
-              <w:t>{{competencias1}}</w:t>
-            </w:r>
-          </w:p>
-        </w:tc>
-        <w:tc>
-          <w:tcPr>
-            <w:tcW w:w="1337" w:type="dxa"/>
+              <w:t>{{campotematico1}}</w:t>
+            </w:r>
+          </w:p>
+        </w:tc>
+        <w:tc>
+          <w:tcPr>
+            <w:tcW w:w="1560" w:type="dxa"/>
             <w:vAlign w:val="center"/>
           </w:tcPr>
           <w:p>
@@ -12526,7 +12507,38 @@
               <w:autoSpaceDE w:val="0"/>
               <w:autoSpaceDN w:val="0"/>
               <w:adjustRightInd w:val="0"/>
-              <w:jc w:val="center"/>
+              <w:jc w:val="both"/>
+              <w:rPr>
+                <w:rFonts w:ascii="Arial Nova Cond" w:hAnsi="Arial Nova Cond" w:cs="Arial"/>
+                <w:color w:val="000000"/>
+                <w:kern w:val="0"/>
+                <w:sz w:val="20"/>
+                <w:szCs w:val="20"/>
+              </w:rPr>
+            </w:pPr>
+            <w:r>
+              <w:rPr>
+                <w:rFonts w:ascii="Arial Nova Cond" w:hAnsi="Arial Nova Cond" w:cs="Arial"/>
+                <w:color w:val="000000"/>
+                <w:kern w:val="0"/>
+                <w:sz w:val="20"/>
+                <w:szCs w:val="20"/>
+              </w:rPr>
+              <w:t>{{competencias1}}</w:t>
+            </w:r>
+          </w:p>
+        </w:tc>
+        <w:tc>
+          <w:tcPr>
+            <w:tcW w:w="1399" w:type="dxa"/>
+            <w:vAlign w:val="center"/>
+          </w:tcPr>
+          <w:p>
+            <w:pPr>
+              <w:autoSpaceDE w:val="0"/>
+              <w:autoSpaceDN w:val="0"/>
+              <w:adjustRightInd w:val="0"/>
+              <w:jc w:val="both"/>
               <w:rPr>
                 <w:rFonts w:ascii="Arial Nova Cond" w:hAnsi="Arial Nova Cond" w:cs="Arial"/>
                 <w:color w:val="000000"/>
@@ -12555,7 +12567,7 @@
         </w:trPr>
         <w:tc>
           <w:tcPr>
-            <w:tcW w:w="875" w:type="dxa"/>
+            <w:tcW w:w="818" w:type="dxa"/>
             <w:vMerge/>
             <w:vAlign w:val="center"/>
           </w:tcPr>
@@ -12583,7 +12595,7 @@
         </w:tc>
         <w:tc>
           <w:tcPr>
-            <w:tcW w:w="1095" w:type="dxa"/>
+            <w:tcW w:w="1018" w:type="dxa"/>
             <w:vAlign w:val="center"/>
           </w:tcPr>
           <w:p>
@@ -12621,33 +12633,7 @@
         </w:tc>
         <w:tc>
           <w:tcPr>
-            <w:tcW w:w="1726" w:type="dxa"/>
-            <w:vAlign w:val="center"/>
-          </w:tcPr>
-          <w:p>
-            <w:pPr>
-              <w:pStyle w:val="NormalWeb"/>
-              <w:jc w:val="both"/>
-              <w:rPr>
-                <w:rFonts w:ascii="Arial Nova Cond" w:eastAsia="Calibri" w:hAnsi="Arial Nova Cond"/>
-                <w:sz w:val="20"/>
-                <w:szCs w:val="20"/>
-              </w:rPr>
-            </w:pPr>
-            <w:r>
-              <w:rPr>
-                <w:rFonts w:ascii="Arial Nova Cond" w:eastAsia="Calibri" w:hAnsi="Arial Nova Cond"/>
-                <w:sz w:val="20"/>
-                <w:szCs w:val="20"/>
-                <w:lang w:val="es-ES_tradnl"/>
-              </w:rPr>
-              <w:t>{{problemapotencialidad2}}</w:t>
-            </w:r>
-          </w:p>
-        </w:tc>
-        <w:tc>
-          <w:tcPr>
-            <w:tcW w:w="6169" w:type="dxa"/>
+            <w:tcW w:w="5379" w:type="dxa"/>
             <w:vAlign w:val="center"/>
           </w:tcPr>
           <w:p>
@@ -12681,7 +12667,7 @@
         </w:tc>
         <w:tc>
           <w:tcPr>
-            <w:tcW w:w="2015" w:type="dxa"/>
+            <w:tcW w:w="1984" w:type="dxa"/>
             <w:vAlign w:val="center"/>
           </w:tcPr>
           <w:p>
@@ -12712,7 +12698,7 @@
         </w:tc>
         <w:tc>
           <w:tcPr>
-            <w:tcW w:w="1634" w:type="dxa"/>
+            <w:tcW w:w="2693" w:type="dxa"/>
             <w:vAlign w:val="center"/>
           </w:tcPr>
           <w:p>
@@ -12737,13 +12723,13 @@
                 <w:sz w:val="20"/>
                 <w:szCs w:val="20"/>
               </w:rPr>
-              <w:t>{{competencias2}}</w:t>
-            </w:r>
-          </w:p>
-        </w:tc>
-        <w:tc>
-          <w:tcPr>
-            <w:tcW w:w="1337" w:type="dxa"/>
+              <w:t>{{campotematico2}}</w:t>
+            </w:r>
+          </w:p>
+        </w:tc>
+        <w:tc>
+          <w:tcPr>
+            <w:tcW w:w="1560" w:type="dxa"/>
             <w:vAlign w:val="center"/>
           </w:tcPr>
           <w:p>
@@ -12751,7 +12737,38 @@
               <w:autoSpaceDE w:val="0"/>
               <w:autoSpaceDN w:val="0"/>
               <w:adjustRightInd w:val="0"/>
-              <w:jc w:val="center"/>
+              <w:jc w:val="both"/>
+              <w:rPr>
+                <w:rFonts w:ascii="Arial Nova Cond" w:hAnsi="Arial Nova Cond" w:cs="Arial"/>
+                <w:color w:val="000000"/>
+                <w:kern w:val="0"/>
+                <w:sz w:val="20"/>
+                <w:szCs w:val="20"/>
+              </w:rPr>
+            </w:pPr>
+            <w:r>
+              <w:rPr>
+                <w:rFonts w:ascii="Arial Nova Cond" w:hAnsi="Arial Nova Cond" w:cs="Arial"/>
+                <w:color w:val="000000"/>
+                <w:kern w:val="0"/>
+                <w:sz w:val="20"/>
+                <w:szCs w:val="20"/>
+              </w:rPr>
+              <w:t>{{competencias2}}</w:t>
+            </w:r>
+          </w:p>
+        </w:tc>
+        <w:tc>
+          <w:tcPr>
+            <w:tcW w:w="1399" w:type="dxa"/>
+            <w:vAlign w:val="center"/>
+          </w:tcPr>
+          <w:p>
+            <w:pPr>
+              <w:autoSpaceDE w:val="0"/>
+              <w:autoSpaceDN w:val="0"/>
+              <w:adjustRightInd w:val="0"/>
+              <w:jc w:val="both"/>
               <w:rPr>
                 <w:rFonts w:ascii="Arial Nova Cond" w:hAnsi="Arial Nova Cond" w:cs="Arial"/>
                 <w:color w:val="000000"/>
@@ -12780,7 +12797,7 @@
         </w:trPr>
         <w:tc>
           <w:tcPr>
-            <w:tcW w:w="875" w:type="dxa"/>
+            <w:tcW w:w="818" w:type="dxa"/>
             <w:vMerge w:val="restart"/>
             <w:vAlign w:val="center"/>
           </w:tcPr>
@@ -12819,7 +12836,7 @@
         </w:tc>
         <w:tc>
           <w:tcPr>
-            <w:tcW w:w="1095" w:type="dxa"/>
+            <w:tcW w:w="1018" w:type="dxa"/>
             <w:vAlign w:val="center"/>
           </w:tcPr>
           <w:p>
@@ -12857,33 +12874,7 @@
         </w:tc>
         <w:tc>
           <w:tcPr>
-            <w:tcW w:w="1726" w:type="dxa"/>
-            <w:vAlign w:val="center"/>
-          </w:tcPr>
-          <w:p>
-            <w:pPr>
-              <w:pStyle w:val="Sinespaciado"/>
-              <w:jc w:val="both"/>
-              <w:rPr>
-                <w:rFonts w:ascii="Arial Nova Cond" w:eastAsia="Times New Roman" w:hAnsi="Arial Nova Cond" w:cs="Times New Roman"/>
-                <w:sz w:val="20"/>
-                <w:szCs w:val="20"/>
-              </w:rPr>
-            </w:pPr>
-            <w:r>
-              <w:rPr>
-                <w:rFonts w:ascii="Arial Nova Cond" w:eastAsia="Calibri" w:hAnsi="Arial Nova Cond" w:cs="Times New Roman"/>
-                <w:sz w:val="20"/>
-                <w:szCs w:val="20"/>
-                <w:lang w:val="es-ES_tradnl"/>
-              </w:rPr>
-              <w:t>{{problemapotencialidad3}}</w:t>
-            </w:r>
-          </w:p>
-        </w:tc>
-        <w:tc>
-          <w:tcPr>
-            <w:tcW w:w="6169" w:type="dxa"/>
+            <w:tcW w:w="5379" w:type="dxa"/>
             <w:vAlign w:val="center"/>
           </w:tcPr>
           <w:p>
@@ -12918,7 +12909,7 @@
         </w:tc>
         <w:tc>
           <w:tcPr>
-            <w:tcW w:w="2015" w:type="dxa"/>
+            <w:tcW w:w="1984" w:type="dxa"/>
             <w:vAlign w:val="center"/>
           </w:tcPr>
           <w:p>
@@ -12949,7 +12940,7 @@
         </w:tc>
         <w:tc>
           <w:tcPr>
-            <w:tcW w:w="1634" w:type="dxa"/>
+            <w:tcW w:w="2693" w:type="dxa"/>
             <w:vAlign w:val="center"/>
           </w:tcPr>
           <w:p>
@@ -12974,13 +12965,13 @@
                 <w:sz w:val="20"/>
                 <w:szCs w:val="20"/>
               </w:rPr>
-              <w:t>{{competencias3}}</w:t>
-            </w:r>
-          </w:p>
-        </w:tc>
-        <w:tc>
-          <w:tcPr>
-            <w:tcW w:w="1337" w:type="dxa"/>
+              <w:t>{{campotematico3}}</w:t>
+            </w:r>
+          </w:p>
+        </w:tc>
+        <w:tc>
+          <w:tcPr>
+            <w:tcW w:w="1560" w:type="dxa"/>
             <w:vAlign w:val="center"/>
           </w:tcPr>
           <w:p>
@@ -12988,7 +12979,38 @@
               <w:autoSpaceDE w:val="0"/>
               <w:autoSpaceDN w:val="0"/>
               <w:adjustRightInd w:val="0"/>
-              <w:jc w:val="center"/>
+              <w:jc w:val="both"/>
+              <w:rPr>
+                <w:rFonts w:ascii="Arial Nova Cond" w:hAnsi="Arial Nova Cond" w:cs="Arial"/>
+                <w:color w:val="000000"/>
+                <w:kern w:val="0"/>
+                <w:sz w:val="20"/>
+                <w:szCs w:val="20"/>
+              </w:rPr>
+            </w:pPr>
+            <w:r>
+              <w:rPr>
+                <w:rFonts w:ascii="Arial Nova Cond" w:hAnsi="Arial Nova Cond" w:cs="Arial"/>
+                <w:color w:val="000000"/>
+                <w:kern w:val="0"/>
+                <w:sz w:val="20"/>
+                <w:szCs w:val="20"/>
+              </w:rPr>
+              <w:t>{{competencias3}}</w:t>
+            </w:r>
+          </w:p>
+        </w:tc>
+        <w:tc>
+          <w:tcPr>
+            <w:tcW w:w="1399" w:type="dxa"/>
+            <w:vAlign w:val="center"/>
+          </w:tcPr>
+          <w:p>
+            <w:pPr>
+              <w:autoSpaceDE w:val="0"/>
+              <w:autoSpaceDN w:val="0"/>
+              <w:adjustRightInd w:val="0"/>
+              <w:jc w:val="both"/>
               <w:rPr>
                 <w:rFonts w:ascii="Arial Nova Cond" w:hAnsi="Arial Nova Cond" w:cs="Arial"/>
                 <w:color w:val="000000"/>
@@ -13017,7 +13039,7 @@
         </w:trPr>
         <w:tc>
           <w:tcPr>
-            <w:tcW w:w="875" w:type="dxa"/>
+            <w:tcW w:w="818" w:type="dxa"/>
             <w:vMerge/>
             <w:vAlign w:val="center"/>
           </w:tcPr>
@@ -13045,7 +13067,7 @@
         </w:tc>
         <w:tc>
           <w:tcPr>
-            <w:tcW w:w="1095" w:type="dxa"/>
+            <w:tcW w:w="1018" w:type="dxa"/>
             <w:vAlign w:val="center"/>
           </w:tcPr>
           <w:p>
@@ -13083,33 +13105,7 @@
         </w:tc>
         <w:tc>
           <w:tcPr>
-            <w:tcW w:w="1726" w:type="dxa"/>
-            <w:vAlign w:val="center"/>
-          </w:tcPr>
-          <w:p>
-            <w:pPr>
-              <w:pStyle w:val="Sinespaciado"/>
-              <w:jc w:val="both"/>
-              <w:rPr>
-                <w:rFonts w:ascii="Arial Nova Cond" w:hAnsi="Arial Nova Cond"/>
-                <w:sz w:val="20"/>
-                <w:szCs w:val="20"/>
-              </w:rPr>
-            </w:pPr>
-            <w:r>
-              <w:rPr>
-                <w:rFonts w:ascii="Arial Nova Cond" w:eastAsia="Calibri" w:hAnsi="Arial Nova Cond" w:cs="Times New Roman"/>
-                <w:sz w:val="20"/>
-                <w:szCs w:val="20"/>
-                <w:lang w:val="es-ES_tradnl"/>
-              </w:rPr>
-              <w:t>{{problemapotencialidad4}}</w:t>
-            </w:r>
-          </w:p>
-        </w:tc>
-        <w:tc>
-          <w:tcPr>
-            <w:tcW w:w="6169" w:type="dxa"/>
+            <w:tcW w:w="5379" w:type="dxa"/>
             <w:vAlign w:val="center"/>
           </w:tcPr>
           <w:p>
@@ -13144,7 +13140,7 @@
         </w:tc>
         <w:tc>
           <w:tcPr>
-            <w:tcW w:w="2015" w:type="dxa"/>
+            <w:tcW w:w="1984" w:type="dxa"/>
             <w:vAlign w:val="center"/>
           </w:tcPr>
           <w:p>
@@ -13175,7 +13171,7 @@
         </w:tc>
         <w:tc>
           <w:tcPr>
-            <w:tcW w:w="1634" w:type="dxa"/>
+            <w:tcW w:w="2693" w:type="dxa"/>
             <w:vAlign w:val="center"/>
           </w:tcPr>
           <w:p>
@@ -13200,13 +13196,13 @@
                 <w:sz w:val="20"/>
                 <w:szCs w:val="20"/>
               </w:rPr>
-              <w:t>{{competencias4}}</w:t>
-            </w:r>
-          </w:p>
-        </w:tc>
-        <w:tc>
-          <w:tcPr>
-            <w:tcW w:w="1337" w:type="dxa"/>
+              <w:t>{{campotematico4}}</w:t>
+            </w:r>
+          </w:p>
+        </w:tc>
+        <w:tc>
+          <w:tcPr>
+            <w:tcW w:w="1560" w:type="dxa"/>
             <w:vAlign w:val="center"/>
           </w:tcPr>
           <w:p>
@@ -13214,7 +13210,38 @@
               <w:autoSpaceDE w:val="0"/>
               <w:autoSpaceDN w:val="0"/>
               <w:adjustRightInd w:val="0"/>
-              <w:jc w:val="center"/>
+              <w:jc w:val="both"/>
+              <w:rPr>
+                <w:rFonts w:ascii="Arial Nova Cond" w:hAnsi="Arial Nova Cond" w:cs="Arial"/>
+                <w:color w:val="000000"/>
+                <w:kern w:val="0"/>
+                <w:sz w:val="20"/>
+                <w:szCs w:val="20"/>
+              </w:rPr>
+            </w:pPr>
+            <w:r>
+              <w:rPr>
+                <w:rFonts w:ascii="Arial Nova Cond" w:hAnsi="Arial Nova Cond" w:cs="Arial"/>
+                <w:color w:val="000000"/>
+                <w:kern w:val="0"/>
+                <w:sz w:val="20"/>
+                <w:szCs w:val="20"/>
+              </w:rPr>
+              <w:t>{{competencias4}}</w:t>
+            </w:r>
+          </w:p>
+        </w:tc>
+        <w:tc>
+          <w:tcPr>
+            <w:tcW w:w="1399" w:type="dxa"/>
+            <w:vAlign w:val="center"/>
+          </w:tcPr>
+          <w:p>
+            <w:pPr>
+              <w:autoSpaceDE w:val="0"/>
+              <w:autoSpaceDN w:val="0"/>
+              <w:adjustRightInd w:val="0"/>
+              <w:jc w:val="both"/>
               <w:rPr>
                 <w:rFonts w:ascii="Arial Nova Cond" w:hAnsi="Arial Nova Cond" w:cs="Arial"/>
                 <w:color w:val="000000"/>
@@ -13243,7 +13270,7 @@
         </w:trPr>
         <w:tc>
           <w:tcPr>
-            <w:tcW w:w="875" w:type="dxa"/>
+            <w:tcW w:w="818" w:type="dxa"/>
             <w:vMerge w:val="restart"/>
             <w:vAlign w:val="center"/>
           </w:tcPr>
@@ -13282,7 +13309,7 @@
         </w:tc>
         <w:tc>
           <w:tcPr>
-            <w:tcW w:w="1095" w:type="dxa"/>
+            <w:tcW w:w="1018" w:type="dxa"/>
             <w:vAlign w:val="center"/>
           </w:tcPr>
           <w:p>
@@ -13320,34 +13347,7 @@
         </w:tc>
         <w:tc>
           <w:tcPr>
-            <w:tcW w:w="1726" w:type="dxa"/>
-            <w:vAlign w:val="center"/>
-          </w:tcPr>
-          <w:p>
-            <w:pPr>
-              <w:pStyle w:val="Sinespaciado"/>
-              <w:jc w:val="both"/>
-              <w:rPr>
-                <w:rFonts w:ascii="Arial Nova Cond" w:hAnsi="Arial Nova Cond"/>
-                <w:color w:val="000000" w:themeColor="text1"/>
-                <w:sz w:val="20"/>
-                <w:szCs w:val="20"/>
-              </w:rPr>
-            </w:pPr>
-            <w:r>
-              <w:rPr>
-                <w:rFonts w:ascii="Arial Nova Cond" w:eastAsia="Calibri" w:hAnsi="Arial Nova Cond" w:cs="Times New Roman"/>
-                <w:sz w:val="20"/>
-                <w:szCs w:val="20"/>
-                <w:lang w:val="es-ES_tradnl"/>
-              </w:rPr>
-              <w:t>{{problemapotencialidad5}}</w:t>
-            </w:r>
-          </w:p>
-        </w:tc>
-        <w:tc>
-          <w:tcPr>
-            <w:tcW w:w="6169" w:type="dxa"/>
+            <w:tcW w:w="5379" w:type="dxa"/>
             <w:vAlign w:val="center"/>
           </w:tcPr>
           <w:p>
@@ -13376,13 +13376,13 @@
                 <w:szCs w:val="20"/>
                 <w:lang w:val="es-ES_tradnl"/>
               </w:rPr>
-              <w:t>{{situacionsignificativa5}}</w:t>
-            </w:r>
-          </w:p>
-        </w:tc>
-        <w:tc>
-          <w:tcPr>
-            <w:tcW w:w="2015" w:type="dxa"/>
+              <w:t xml:space="preserve">{{situacionsignificativa5}} </w:t>
+            </w:r>
+          </w:p>
+        </w:tc>
+        <w:tc>
+          <w:tcPr>
+            <w:tcW w:w="1984" w:type="dxa"/>
             <w:vAlign w:val="center"/>
           </w:tcPr>
           <w:p>
@@ -13413,7 +13413,7 @@
         </w:tc>
         <w:tc>
           <w:tcPr>
-            <w:tcW w:w="1634" w:type="dxa"/>
+            <w:tcW w:w="2693" w:type="dxa"/>
             <w:vAlign w:val="center"/>
           </w:tcPr>
           <w:p>
@@ -13438,13 +13438,13 @@
                 <w:sz w:val="20"/>
                 <w:szCs w:val="20"/>
               </w:rPr>
-              <w:t>{{competencias5}}</w:t>
-            </w:r>
-          </w:p>
-        </w:tc>
-        <w:tc>
-          <w:tcPr>
-            <w:tcW w:w="1337" w:type="dxa"/>
+              <w:t>{{campotematico5}}</w:t>
+            </w:r>
+          </w:p>
+        </w:tc>
+        <w:tc>
+          <w:tcPr>
+            <w:tcW w:w="1560" w:type="dxa"/>
             <w:vAlign w:val="center"/>
           </w:tcPr>
           <w:p>
@@ -13452,7 +13452,38 @@
               <w:autoSpaceDE w:val="0"/>
               <w:autoSpaceDN w:val="0"/>
               <w:adjustRightInd w:val="0"/>
-              <w:jc w:val="center"/>
+              <w:jc w:val="both"/>
+              <w:rPr>
+                <w:rFonts w:ascii="Arial Nova Cond" w:hAnsi="Arial Nova Cond" w:cs="Arial"/>
+                <w:color w:val="000000"/>
+                <w:kern w:val="0"/>
+                <w:sz w:val="20"/>
+                <w:szCs w:val="20"/>
+              </w:rPr>
+            </w:pPr>
+            <w:r>
+              <w:rPr>
+                <w:rFonts w:ascii="Arial Nova Cond" w:hAnsi="Arial Nova Cond" w:cs="Arial"/>
+                <w:color w:val="000000"/>
+                <w:kern w:val="0"/>
+                <w:sz w:val="20"/>
+                <w:szCs w:val="20"/>
+              </w:rPr>
+              <w:t>{{competencias5}}</w:t>
+            </w:r>
+          </w:p>
+        </w:tc>
+        <w:tc>
+          <w:tcPr>
+            <w:tcW w:w="1399" w:type="dxa"/>
+            <w:vAlign w:val="center"/>
+          </w:tcPr>
+          <w:p>
+            <w:pPr>
+              <w:autoSpaceDE w:val="0"/>
+              <w:autoSpaceDN w:val="0"/>
+              <w:adjustRightInd w:val="0"/>
+              <w:jc w:val="both"/>
               <w:rPr>
                 <w:rFonts w:ascii="Arial Nova Cond" w:hAnsi="Arial Nova Cond" w:cs="Arial"/>
                 <w:color w:val="000000"/>
@@ -13481,7 +13512,7 @@
         </w:trPr>
         <w:tc>
           <w:tcPr>
-            <w:tcW w:w="875" w:type="dxa"/>
+            <w:tcW w:w="818" w:type="dxa"/>
             <w:vMerge/>
             <w:vAlign w:val="center"/>
           </w:tcPr>
@@ -13509,7 +13540,7 @@
         </w:tc>
         <w:tc>
           <w:tcPr>
-            <w:tcW w:w="1095" w:type="dxa"/>
+            <w:tcW w:w="1018" w:type="dxa"/>
             <w:vAlign w:val="center"/>
           </w:tcPr>
           <w:p>
@@ -13547,33 +13578,7 @@
         </w:tc>
         <w:tc>
           <w:tcPr>
-            <w:tcW w:w="1726" w:type="dxa"/>
-            <w:vAlign w:val="center"/>
-          </w:tcPr>
-          <w:p>
-            <w:pPr>
-              <w:pStyle w:val="Sinespaciado"/>
-              <w:jc w:val="both"/>
-              <w:rPr>
-                <w:rFonts w:ascii="Arial Nova Cond" w:hAnsi="Arial Nova Cond"/>
-                <w:sz w:val="20"/>
-                <w:szCs w:val="20"/>
-              </w:rPr>
-            </w:pPr>
-            <w:r>
-              <w:rPr>
-                <w:rFonts w:ascii="Arial Nova Cond" w:eastAsia="Calibri" w:hAnsi="Arial Nova Cond" w:cs="Times New Roman"/>
-                <w:sz w:val="20"/>
-                <w:szCs w:val="20"/>
-                <w:lang w:val="es-ES_tradnl"/>
-              </w:rPr>
-              <w:t>{{problemapotencialidad6}}</w:t>
-            </w:r>
-          </w:p>
-        </w:tc>
-        <w:tc>
-          <w:tcPr>
-            <w:tcW w:w="6169" w:type="dxa"/>
+            <w:tcW w:w="5379" w:type="dxa"/>
             <w:vAlign w:val="center"/>
           </w:tcPr>
           <w:p>
@@ -13607,7 +13612,7 @@
         </w:tc>
         <w:tc>
           <w:tcPr>
-            <w:tcW w:w="2015" w:type="dxa"/>
+            <w:tcW w:w="1984" w:type="dxa"/>
             <w:vAlign w:val="center"/>
           </w:tcPr>
           <w:p>
@@ -13638,7 +13643,7 @@
         </w:tc>
         <w:tc>
           <w:tcPr>
-            <w:tcW w:w="1634" w:type="dxa"/>
+            <w:tcW w:w="2693" w:type="dxa"/>
             <w:vAlign w:val="center"/>
           </w:tcPr>
           <w:p>
@@ -13663,13 +13668,13 @@
                 <w:sz w:val="20"/>
                 <w:szCs w:val="20"/>
               </w:rPr>
-              <w:t>{{competencias6}}</w:t>
-            </w:r>
-          </w:p>
-        </w:tc>
-        <w:tc>
-          <w:tcPr>
-            <w:tcW w:w="1337" w:type="dxa"/>
+              <w:t>{{campotematico6}}</w:t>
+            </w:r>
+          </w:p>
+        </w:tc>
+        <w:tc>
+          <w:tcPr>
+            <w:tcW w:w="1560" w:type="dxa"/>
             <w:vAlign w:val="center"/>
           </w:tcPr>
           <w:p>
@@ -13677,7 +13682,38 @@
               <w:autoSpaceDE w:val="0"/>
               <w:autoSpaceDN w:val="0"/>
               <w:adjustRightInd w:val="0"/>
-              <w:jc w:val="center"/>
+              <w:jc w:val="both"/>
+              <w:rPr>
+                <w:rFonts w:ascii="Arial Nova Cond" w:hAnsi="Arial Nova Cond" w:cs="Arial"/>
+                <w:color w:val="000000"/>
+                <w:kern w:val="0"/>
+                <w:sz w:val="20"/>
+                <w:szCs w:val="20"/>
+              </w:rPr>
+            </w:pPr>
+            <w:r>
+              <w:rPr>
+                <w:rFonts w:ascii="Arial Nova Cond" w:hAnsi="Arial Nova Cond" w:cs="Arial"/>
+                <w:color w:val="000000"/>
+                <w:kern w:val="0"/>
+                <w:sz w:val="20"/>
+                <w:szCs w:val="20"/>
+              </w:rPr>
+              <w:t>{{competencias6}}</w:t>
+            </w:r>
+          </w:p>
+        </w:tc>
+        <w:tc>
+          <w:tcPr>
+            <w:tcW w:w="1399" w:type="dxa"/>
+            <w:vAlign w:val="center"/>
+          </w:tcPr>
+          <w:p>
+            <w:pPr>
+              <w:autoSpaceDE w:val="0"/>
+              <w:autoSpaceDN w:val="0"/>
+              <w:adjustRightInd w:val="0"/>
+              <w:jc w:val="both"/>
               <w:rPr>
                 <w:rFonts w:ascii="Arial Nova Cond" w:hAnsi="Arial Nova Cond" w:cs="Arial"/>
                 <w:color w:val="000000"/>
@@ -13706,7 +13742,7 @@
         </w:trPr>
         <w:tc>
           <w:tcPr>
-            <w:tcW w:w="875" w:type="dxa"/>
+            <w:tcW w:w="818" w:type="dxa"/>
             <w:vMerge w:val="restart"/>
             <w:vAlign w:val="center"/>
           </w:tcPr>
@@ -13745,7 +13781,7 @@
         </w:tc>
         <w:tc>
           <w:tcPr>
-            <w:tcW w:w="1095" w:type="dxa"/>
+            <w:tcW w:w="1018" w:type="dxa"/>
             <w:vAlign w:val="center"/>
           </w:tcPr>
           <w:p>
@@ -13783,7 +13819,7 @@
         </w:tc>
         <w:tc>
           <w:tcPr>
-            <w:tcW w:w="1726" w:type="dxa"/>
+            <w:tcW w:w="5379" w:type="dxa"/>
             <w:vAlign w:val="center"/>
           </w:tcPr>
           <w:p>
@@ -13796,62 +13832,28 @@
               </w:tabs>
               <w:spacing w:line="276" w:lineRule="auto"/>
               <w:ind w:left="0"/>
+              <w:jc w:val="both"/>
+              <w:rPr>
+                <w:rFonts w:ascii="Arial Nova Cond" w:hAnsi="Arial Nova Cond"/>
+                <w:color w:val="000000" w:themeColor="text1"/>
+                <w:sz w:val="20"/>
+                <w:szCs w:val="20"/>
+              </w:rPr>
+            </w:pPr>
+            <w:r>
               <w:rPr>
                 <w:rFonts w:ascii="Arial Nova Cond" w:eastAsia="Calibri" w:hAnsi="Arial Nova Cond" w:cs="Times New Roman"/>
-                <w:color w:val="000000" w:themeColor="text1"/>
                 <w:sz w:val="20"/>
                 <w:szCs w:val="20"/>
                 <w:lang w:val="es-ES_tradnl"/>
               </w:rPr>
-            </w:pPr>
-            <w:r>
-              <w:rPr>
-                <w:rFonts w:ascii="Arial Nova Cond" w:eastAsia="Calibri" w:hAnsi="Arial Nova Cond" w:cs="Times New Roman"/>
-                <w:sz w:val="20"/>
-                <w:szCs w:val="20"/>
-                <w:lang w:val="es-ES_tradnl"/>
-              </w:rPr>
-              <w:t>{{problemapotencialidad7}}</w:t>
-            </w:r>
-          </w:p>
-        </w:tc>
-        <w:tc>
-          <w:tcPr>
-            <w:tcW w:w="6169" w:type="dxa"/>
-            <w:vAlign w:val="center"/>
-          </w:tcPr>
-          <w:p>
-            <w:pPr>
-              <w:pStyle w:val="Prrafodelista"/>
-              <w:tabs>
-                <w:tab w:val="left" w:pos="0"/>
-                <w:tab w:val="left" w:pos="142"/>
-                <w:tab w:val="left" w:pos="284"/>
-              </w:tabs>
-              <w:spacing w:line="276" w:lineRule="auto"/>
-              <w:ind w:left="0"/>
-              <w:jc w:val="both"/>
-              <w:rPr>
-                <w:rFonts w:ascii="Arial Nova Cond" w:hAnsi="Arial Nova Cond"/>
-                <w:color w:val="000000" w:themeColor="text1"/>
-                <w:sz w:val="20"/>
-                <w:szCs w:val="20"/>
-              </w:rPr>
-            </w:pPr>
-            <w:r>
-              <w:rPr>
-                <w:rFonts w:ascii="Arial Nova Cond" w:eastAsia="Calibri" w:hAnsi="Arial Nova Cond" w:cs="Times New Roman"/>
-                <w:sz w:val="20"/>
-                <w:szCs w:val="20"/>
-                <w:lang w:val="es-ES_tradnl"/>
-              </w:rPr>
               <w:t>{{situacionsignificativa7}}</w:t>
             </w:r>
           </w:p>
         </w:tc>
         <w:tc>
           <w:tcPr>
-            <w:tcW w:w="2015" w:type="dxa"/>
+            <w:tcW w:w="1984" w:type="dxa"/>
             <w:vAlign w:val="center"/>
           </w:tcPr>
           <w:p>
@@ -13882,7 +13884,7 @@
         </w:tc>
         <w:tc>
           <w:tcPr>
-            <w:tcW w:w="1634" w:type="dxa"/>
+            <w:tcW w:w="2693" w:type="dxa"/>
             <w:vAlign w:val="center"/>
           </w:tcPr>
           <w:p>
@@ -13907,13 +13909,13 @@
                 <w:sz w:val="20"/>
                 <w:szCs w:val="20"/>
               </w:rPr>
-              <w:t>{{competencias7}}</w:t>
-            </w:r>
-          </w:p>
-        </w:tc>
-        <w:tc>
-          <w:tcPr>
-            <w:tcW w:w="1337" w:type="dxa"/>
+              <w:t>{{campotematico7}}</w:t>
+            </w:r>
+          </w:p>
+        </w:tc>
+        <w:tc>
+          <w:tcPr>
+            <w:tcW w:w="1560" w:type="dxa"/>
             <w:vAlign w:val="center"/>
           </w:tcPr>
           <w:p>
@@ -13921,7 +13923,38 @@
               <w:autoSpaceDE w:val="0"/>
               <w:autoSpaceDN w:val="0"/>
               <w:adjustRightInd w:val="0"/>
-              <w:jc w:val="center"/>
+              <w:jc w:val="both"/>
+              <w:rPr>
+                <w:rFonts w:ascii="Arial Nova Cond" w:hAnsi="Arial Nova Cond" w:cs="Arial"/>
+                <w:color w:val="000000"/>
+                <w:kern w:val="0"/>
+                <w:sz w:val="20"/>
+                <w:szCs w:val="20"/>
+              </w:rPr>
+            </w:pPr>
+            <w:r>
+              <w:rPr>
+                <w:rFonts w:ascii="Arial Nova Cond" w:hAnsi="Arial Nova Cond" w:cs="Arial"/>
+                <w:color w:val="000000"/>
+                <w:kern w:val="0"/>
+                <w:sz w:val="20"/>
+                <w:szCs w:val="20"/>
+              </w:rPr>
+              <w:t>{{competencias7}}</w:t>
+            </w:r>
+          </w:p>
+        </w:tc>
+        <w:tc>
+          <w:tcPr>
+            <w:tcW w:w="1399" w:type="dxa"/>
+            <w:vAlign w:val="center"/>
+          </w:tcPr>
+          <w:p>
+            <w:pPr>
+              <w:autoSpaceDE w:val="0"/>
+              <w:autoSpaceDN w:val="0"/>
+              <w:adjustRightInd w:val="0"/>
+              <w:jc w:val="both"/>
               <w:rPr>
                 <w:rFonts w:ascii="Arial Nova Cond" w:hAnsi="Arial Nova Cond" w:cs="Arial"/>
                 <w:color w:val="000000"/>
@@ -13950,7 +13983,7 @@
         </w:trPr>
         <w:tc>
           <w:tcPr>
-            <w:tcW w:w="875" w:type="dxa"/>
+            <w:tcW w:w="818" w:type="dxa"/>
             <w:vMerge/>
             <w:vAlign w:val="center"/>
           </w:tcPr>
@@ -13978,7 +14011,7 @@
         </w:tc>
         <w:tc>
           <w:tcPr>
-            <w:tcW w:w="1095" w:type="dxa"/>
+            <w:tcW w:w="1018" w:type="dxa"/>
             <w:vAlign w:val="center"/>
           </w:tcPr>
           <w:p>
@@ -14016,7 +14049,7 @@
         </w:tc>
         <w:tc>
           <w:tcPr>
-            <w:tcW w:w="1726" w:type="dxa"/>
+            <w:tcW w:w="5379" w:type="dxa"/>
             <w:vAlign w:val="center"/>
           </w:tcPr>
           <w:p>
@@ -14029,6 +14062,7 @@
               </w:tabs>
               <w:spacing w:line="276" w:lineRule="auto"/>
               <w:ind w:left="0"/>
+              <w:jc w:val="both"/>
               <w:rPr>
                 <w:rFonts w:ascii="Arial Nova Cond" w:eastAsia="Calibri" w:hAnsi="Arial Nova Cond" w:cs="Times New Roman"/>
                 <w:color w:val="000000" w:themeColor="text1"/>
@@ -14044,48 +14078,13 @@
                 <w:szCs w:val="20"/>
                 <w:lang w:val="es-ES_tradnl"/>
               </w:rPr>
-              <w:t>{{problemapotencialidad8}}</w:t>
-            </w:r>
-          </w:p>
-        </w:tc>
-        <w:tc>
-          <w:tcPr>
-            <w:tcW w:w="6169" w:type="dxa"/>
-            <w:vAlign w:val="center"/>
-          </w:tcPr>
-          <w:p>
-            <w:pPr>
-              <w:pStyle w:val="Prrafodelista"/>
-              <w:tabs>
-                <w:tab w:val="left" w:pos="0"/>
-                <w:tab w:val="left" w:pos="142"/>
-                <w:tab w:val="left" w:pos="284"/>
-              </w:tabs>
-              <w:spacing w:line="276" w:lineRule="auto"/>
-              <w:ind w:left="0"/>
-              <w:jc w:val="both"/>
-              <w:rPr>
-                <w:rFonts w:ascii="Arial Nova Cond" w:eastAsia="Calibri" w:hAnsi="Arial Nova Cond" w:cs="Times New Roman"/>
-                <w:color w:val="000000" w:themeColor="text1"/>
-                <w:sz w:val="20"/>
-                <w:szCs w:val="20"/>
-                <w:lang w:val="es-ES_tradnl"/>
-              </w:rPr>
-            </w:pPr>
-            <w:r>
-              <w:rPr>
-                <w:rFonts w:ascii="Arial Nova Cond" w:eastAsia="Calibri" w:hAnsi="Arial Nova Cond" w:cs="Times New Roman"/>
-                <w:sz w:val="20"/>
-                <w:szCs w:val="20"/>
-                <w:lang w:val="es-ES_tradnl"/>
-              </w:rPr>
               <w:t>{{situacionsignificativa8}}</w:t>
             </w:r>
           </w:p>
         </w:tc>
         <w:tc>
           <w:tcPr>
-            <w:tcW w:w="2015" w:type="dxa"/>
+            <w:tcW w:w="1984" w:type="dxa"/>
             <w:vAlign w:val="center"/>
           </w:tcPr>
           <w:p>
@@ -14115,7 +14114,7 @@
         </w:tc>
         <w:tc>
           <w:tcPr>
-            <w:tcW w:w="1634" w:type="dxa"/>
+            <w:tcW w:w="2693" w:type="dxa"/>
             <w:vAlign w:val="center"/>
           </w:tcPr>
           <w:p>
@@ -14140,13 +14139,13 @@
                 <w:sz w:val="20"/>
                 <w:szCs w:val="20"/>
               </w:rPr>
-              <w:t>{{competencias8}}</w:t>
-            </w:r>
-          </w:p>
-        </w:tc>
-        <w:tc>
-          <w:tcPr>
-            <w:tcW w:w="1337" w:type="dxa"/>
+              <w:t>{{campotematico8}}</w:t>
+            </w:r>
+          </w:p>
+        </w:tc>
+        <w:tc>
+          <w:tcPr>
+            <w:tcW w:w="1560" w:type="dxa"/>
             <w:vAlign w:val="center"/>
           </w:tcPr>
           <w:p>
@@ -14154,7 +14153,38 @@
               <w:autoSpaceDE w:val="0"/>
               <w:autoSpaceDN w:val="0"/>
               <w:adjustRightInd w:val="0"/>
-              <w:jc w:val="center"/>
+              <w:jc w:val="both"/>
+              <w:rPr>
+                <w:rFonts w:ascii="Arial Nova Cond" w:hAnsi="Arial Nova Cond" w:cs="Arial"/>
+                <w:color w:val="000000"/>
+                <w:kern w:val="0"/>
+                <w:sz w:val="20"/>
+                <w:szCs w:val="20"/>
+              </w:rPr>
+            </w:pPr>
+            <w:r>
+              <w:rPr>
+                <w:rFonts w:ascii="Arial Nova Cond" w:hAnsi="Arial Nova Cond" w:cs="Arial"/>
+                <w:color w:val="000000"/>
+                <w:kern w:val="0"/>
+                <w:sz w:val="20"/>
+                <w:szCs w:val="20"/>
+              </w:rPr>
+              <w:t>{{competencias8}}</w:t>
+            </w:r>
+          </w:p>
+        </w:tc>
+        <w:tc>
+          <w:tcPr>
+            <w:tcW w:w="1399" w:type="dxa"/>
+            <w:vAlign w:val="center"/>
+          </w:tcPr>
+          <w:p>
+            <w:pPr>
+              <w:autoSpaceDE w:val="0"/>
+              <w:autoSpaceDN w:val="0"/>
+              <w:adjustRightInd w:val="0"/>
+              <w:jc w:val="both"/>
               <w:rPr>
                 <w:rFonts w:ascii="Arial Nova Cond" w:hAnsi="Arial Nova Cond" w:cs="Arial"/>
                 <w:color w:val="000000"/>
@@ -27178,7 +27208,7 @@
 </file>
 
 <file path=word/endnotes.xml><?xml version="1.0" encoding="utf-8"?>
-<w:endnotes xmlns:wpc="http://schemas.microsoft.com/office/word/2010/wordprocessingCanvas" xmlns:cx="http://schemas.microsoft.com/office/drawing/2014/chartex" xmlns:cx1="http://schemas.microsoft.com/office/drawing/2015/9/8/chartex" xmlns:cx2="http://schemas.microsoft.com/office/drawing/2015/10/21/chartex" xmlns:cx3="http://schemas.microsoft.com/office/drawing/2016/5/9/chartex" xmlns:cx4="http://schemas.microsoft.com/office/drawing/2016/5/10/chartex" xmlns:cx5="http://schemas.microsoft.com/office/drawing/2016/5/11/chartex" xmlns:cx6="http://schemas.microsoft.com/office/drawing/2016/5/12/chartex" xmlns:cx7="http://schemas.microsoft.com/office/drawing/2016/5/13/chartex" xmlns:cx8="http://schemas.microsoft.com/office/drawing/2016/5/14/chartex" xmlns:mc="http://schemas.openxmlformats.org/markup-compatibility/2006" xmlns:aink="http://schemas.microsoft.com/office/drawing/2016/ink" xmlns:am3d="http://schemas.microsoft.com/office/drawing/2017/model3d" xmlns:o="urn:schemas-microsoft-com:office:office" xmlns:oel="http://schemas.microsoft.com/office/2019/extlst" xmlns:r="http://schemas.openxmlformats.org/officeDocument/2006/relationships" xmlns:m="http://schemas.openxmlformats.org/officeDocument/2006/math" xmlns:v="urn:schemas-microsoft-com:vml" xmlns:wp14="http://schemas.microsoft.com/office/word/2010/wordprocessingDrawing" xmlns:wp="http://schemas.openxmlformats.org/drawingml/2006/wordprocessingDrawing" xmlns:w10="urn:schemas-microsoft-com:office:word" xmlns:w="http://schemas.openxmlformats.org/wordprocessingml/2006/main" xmlns:w14="http://schemas.microsoft.com/office/word/2010/wordml" xmlns:w15="http://schemas.microsoft.com/office/word/2012/wordml" xmlns:w16cex="http://schemas.microsoft.com/office/word/2018/wordml/cex" xmlns:w16cid="http://schemas.microsoft.com/office/word/2016/wordml/cid" xmlns:w16="http://schemas.microsoft.com/office/word/2018/wordml" xmlns:w16du="http://schemas.microsoft.com/office/word/2023/wordml/word16du" xmlns:w16sdtdh="http://schemas.microsoft.com/office/word/2020/wordml/sdtdatahash" xmlns:w16se="http://schemas.microsoft.com/office/word/2015/wordml/symex" xmlns:wpg="http://schemas.microsoft.com/office/word/2010/wordprocessingGroup" xmlns:wpi="http://schemas.microsoft.com/office/word/2010/wordprocessingInk" xmlns:wne="http://schemas.microsoft.com/office/word/2006/wordml" xmlns:wps="http://schemas.microsoft.com/office/word/2010/wordprocessingShape" mc:Ignorable="w14 w15 w16se w16cid w16 w16cex w16sdtdh w16du wp14">
+<w:endnotes xmlns:wpc="http://schemas.microsoft.com/office/word/2010/wordprocessingCanvas" xmlns:cx="http://schemas.microsoft.com/office/drawing/2014/chartex" xmlns:cx1="http://schemas.microsoft.com/office/drawing/2015/9/8/chartex" xmlns:cx2="http://schemas.microsoft.com/office/drawing/2015/10/21/chartex" xmlns:cx3="http://schemas.microsoft.com/office/drawing/2016/5/9/chartex" xmlns:cx4="http://schemas.microsoft.com/office/drawing/2016/5/10/chartex" xmlns:cx5="http://schemas.microsoft.com/office/drawing/2016/5/11/chartex" xmlns:cx6="http://schemas.microsoft.com/office/drawing/2016/5/12/chartex" xmlns:cx7="http://schemas.microsoft.com/office/drawing/2016/5/13/chartex" xmlns:cx8="http://schemas.microsoft.com/office/drawing/2016/5/14/chartex" xmlns:mc="http://schemas.openxmlformats.org/markup-compatibility/2006" xmlns:aink="http://schemas.microsoft.com/office/drawing/2016/ink" xmlns:am3d="http://schemas.microsoft.com/office/drawing/2017/model3d" xmlns:o="urn:schemas-microsoft-com:office:office" xmlns:oel="http://schemas.microsoft.com/office/2019/extlst" xmlns:r="http://schemas.openxmlformats.org/officeDocument/2006/relationships" xmlns:m="http://schemas.openxmlformats.org/officeDocument/2006/math" xmlns:v="urn:schemas-microsoft-com:vml" xmlns:wp14="http://schemas.microsoft.com/office/word/2010/wordprocessingDrawing" xmlns:wp="http://schemas.openxmlformats.org/drawingml/2006/wordprocessingDrawing" xmlns:w10="urn:schemas-microsoft-com:office:word" xmlns:w="http://schemas.openxmlformats.org/wordprocessingml/2006/main" xmlns:w14="http://schemas.microsoft.com/office/word/2010/wordml" xmlns:w15="http://schemas.microsoft.com/office/word/2012/wordml" xmlns:w16cex="http://schemas.microsoft.com/office/word/2018/wordml/cex" xmlns:w16cid="http://schemas.microsoft.com/office/word/2016/wordml/cid" xmlns:w16="http://schemas.microsoft.com/office/word/2018/wordml" xmlns:w16du="http://schemas.microsoft.com/office/word/2023/wordml/word16du" xmlns:w16sdtdh="http://schemas.microsoft.com/office/word/2020/wordml/sdtdatahash" xmlns:w16sdtfl="http://schemas.microsoft.com/office/word/2024/wordml/sdtformatlock" xmlns:w16se="http://schemas.microsoft.com/office/word/2015/wordml/symex" xmlns:wpg="http://schemas.microsoft.com/office/word/2010/wordprocessingGroup" xmlns:wpi="http://schemas.microsoft.com/office/word/2010/wordprocessingInk" xmlns:wne="http://schemas.microsoft.com/office/word/2006/wordml" xmlns:wps="http://schemas.microsoft.com/office/word/2010/wordprocessingShape" mc:Ignorable="w14 w15 w16se w16cid w16 w16cex w16sdtdh w16sdtfl w16du wp14">
   <w:endnote w:type="separator" w:id="-1">
     <w:p>
       <w:pPr>
@@ -27203,7 +27233,7 @@
 </file>
 
 <file path=word/footer1.xml><?xml version="1.0" encoding="utf-8"?>
-<w:ftr xmlns:wpc="http://schemas.microsoft.com/office/word/2010/wordprocessingCanvas" xmlns:cx="http://schemas.microsoft.com/office/drawing/2014/chartex" xmlns:cx1="http://schemas.microsoft.com/office/drawing/2015/9/8/chartex" xmlns:cx2="http://schemas.microsoft.com/office/drawing/2015/10/21/chartex" xmlns:cx3="http://schemas.microsoft.com/office/drawing/2016/5/9/chartex" xmlns:cx4="http://schemas.microsoft.com/office/drawing/2016/5/10/chartex" xmlns:cx5="http://schemas.microsoft.com/office/drawing/2016/5/11/chartex" xmlns:cx6="http://schemas.microsoft.com/office/drawing/2016/5/12/chartex" xmlns:cx7="http://schemas.microsoft.com/office/drawing/2016/5/13/chartex" xmlns:cx8="http://schemas.microsoft.com/office/drawing/2016/5/14/chartex" xmlns:mc="http://schemas.openxmlformats.org/markup-compatibility/2006" xmlns:aink="http://schemas.microsoft.com/office/drawing/2016/ink" xmlns:am3d="http://schemas.microsoft.com/office/drawing/2017/model3d" xmlns:o="urn:schemas-microsoft-com:office:office" xmlns:oel="http://schemas.microsoft.com/office/2019/extlst" xmlns:r="http://schemas.openxmlformats.org/officeDocument/2006/relationships" xmlns:m="http://schemas.openxmlformats.org/officeDocument/2006/math" xmlns:v="urn:schemas-microsoft-com:vml" xmlns:wp14="http://schemas.microsoft.com/office/word/2010/wordprocessingDrawing" xmlns:wp="http://schemas.openxmlformats.org/drawingml/2006/wordprocessingDrawing" xmlns:w10="urn:schemas-microsoft-com:office:word" xmlns:w="http://schemas.openxmlformats.org/wordprocessingml/2006/main" xmlns:w14="http://schemas.microsoft.com/office/word/2010/wordml" xmlns:w15="http://schemas.microsoft.com/office/word/2012/wordml" xmlns:w16cex="http://schemas.microsoft.com/office/word/2018/wordml/cex" xmlns:w16cid="http://schemas.microsoft.com/office/word/2016/wordml/cid" xmlns:w16="http://schemas.microsoft.com/office/word/2018/wordml" xmlns:w16du="http://schemas.microsoft.com/office/word/2023/wordml/word16du" xmlns:w16sdtdh="http://schemas.microsoft.com/office/word/2020/wordml/sdtdatahash" xmlns:w16se="http://schemas.microsoft.com/office/word/2015/wordml/symex" xmlns:wpg="http://schemas.microsoft.com/office/word/2010/wordprocessingGroup" xmlns:wpi="http://schemas.microsoft.com/office/word/2010/wordprocessingInk" xmlns:wne="http://schemas.microsoft.com/office/word/2006/wordml" xmlns:wps="http://schemas.microsoft.com/office/word/2010/wordprocessingShape" mc:Ignorable="w14 w15 w16se w16cid w16 w16cex w16sdtdh w16du wp14">
+<w:ftr xmlns:wpc="http://schemas.microsoft.com/office/word/2010/wordprocessingCanvas" xmlns:cx="http://schemas.microsoft.com/office/drawing/2014/chartex" xmlns:cx1="http://schemas.microsoft.com/office/drawing/2015/9/8/chartex" xmlns:cx2="http://schemas.microsoft.com/office/drawing/2015/10/21/chartex" xmlns:cx3="http://schemas.microsoft.com/office/drawing/2016/5/9/chartex" xmlns:cx4="http://schemas.microsoft.com/office/drawing/2016/5/10/chartex" xmlns:cx5="http://schemas.microsoft.com/office/drawing/2016/5/11/chartex" xmlns:cx6="http://schemas.microsoft.com/office/drawing/2016/5/12/chartex" xmlns:cx7="http://schemas.microsoft.com/office/drawing/2016/5/13/chartex" xmlns:cx8="http://schemas.microsoft.com/office/drawing/2016/5/14/chartex" xmlns:mc="http://schemas.openxmlformats.org/markup-compatibility/2006" xmlns:aink="http://schemas.microsoft.com/office/drawing/2016/ink" xmlns:am3d="http://schemas.microsoft.com/office/drawing/2017/model3d" xmlns:o="urn:schemas-microsoft-com:office:office" xmlns:oel="http://schemas.microsoft.com/office/2019/extlst" xmlns:r="http://schemas.openxmlformats.org/officeDocument/2006/relationships" xmlns:m="http://schemas.openxmlformats.org/officeDocument/2006/math" xmlns:v="urn:schemas-microsoft-com:vml" xmlns:wp14="http://schemas.microsoft.com/office/word/2010/wordprocessingDrawing" xmlns:wp="http://schemas.openxmlformats.org/drawingml/2006/wordprocessingDrawing" xmlns:w10="urn:schemas-microsoft-com:office:word" xmlns:w="http://schemas.openxmlformats.org/wordprocessingml/2006/main" xmlns:w14="http://schemas.microsoft.com/office/word/2010/wordml" xmlns:w15="http://schemas.microsoft.com/office/word/2012/wordml" xmlns:w16cex="http://schemas.microsoft.com/office/word/2018/wordml/cex" xmlns:w16cid="http://schemas.microsoft.com/office/word/2016/wordml/cid" xmlns:w16="http://schemas.microsoft.com/office/word/2018/wordml" xmlns:w16du="http://schemas.microsoft.com/office/word/2023/wordml/word16du" xmlns:w16sdtdh="http://schemas.microsoft.com/office/word/2020/wordml/sdtdatahash" xmlns:w16sdtfl="http://schemas.microsoft.com/office/word/2024/wordml/sdtformatlock" xmlns:w16se="http://schemas.microsoft.com/office/word/2015/wordml/symex" xmlns:wpg="http://schemas.microsoft.com/office/word/2010/wordprocessingGroup" xmlns:wpi="http://schemas.microsoft.com/office/word/2010/wordprocessingInk" xmlns:wne="http://schemas.microsoft.com/office/word/2006/wordml" xmlns:wps="http://schemas.microsoft.com/office/word/2010/wordprocessingShape" mc:Ignorable="w14 w15 w16se w16cid w16 w16cex w16sdtdh w16sdtfl w16du wp14">
   <w:p>
     <w:pPr>
       <w:pStyle w:val="Piedepgina"/>
@@ -27668,7 +27698,7 @@
 </file>
 
 <file path=word/footnotes.xml><?xml version="1.0" encoding="utf-8"?>
-<w:footnotes xmlns:wpc="http://schemas.microsoft.com/office/word/2010/wordprocessingCanvas" xmlns:cx="http://schemas.microsoft.com/office/drawing/2014/chartex" xmlns:cx1="http://schemas.microsoft.com/office/drawing/2015/9/8/chartex" xmlns:cx2="http://schemas.microsoft.com/office/drawing/2015/10/21/chartex" xmlns:cx3="http://schemas.microsoft.com/office/drawing/2016/5/9/chartex" xmlns:cx4="http://schemas.microsoft.com/office/drawing/2016/5/10/chartex" xmlns:cx5="http://schemas.microsoft.com/office/drawing/2016/5/11/chartex" xmlns:cx6="http://schemas.microsoft.com/office/drawing/2016/5/12/chartex" xmlns:cx7="http://schemas.microsoft.com/office/drawing/2016/5/13/chartex" xmlns:cx8="http://schemas.microsoft.com/office/drawing/2016/5/14/chartex" xmlns:mc="http://schemas.openxmlformats.org/markup-compatibility/2006" xmlns:aink="http://schemas.microsoft.com/office/drawing/2016/ink" xmlns:am3d="http://schemas.microsoft.com/office/drawing/2017/model3d" xmlns:o="urn:schemas-microsoft-com:office:office" xmlns:oel="http://schemas.microsoft.com/office/2019/extlst" xmlns:r="http://schemas.openxmlformats.org/officeDocument/2006/relationships" xmlns:m="http://schemas.openxmlformats.org/officeDocument/2006/math" xmlns:v="urn:schemas-microsoft-com:vml" xmlns:wp14="http://schemas.microsoft.com/office/word/2010/wordprocessingDrawing" xmlns:wp="http://schemas.openxmlformats.org/drawingml/2006/wordprocessingDrawing" xmlns:w10="urn:schemas-microsoft-com:office:word" xmlns:w="http://schemas.openxmlformats.org/wordprocessingml/2006/main" xmlns:w14="http://schemas.microsoft.com/office/word/2010/wordml" xmlns:w15="http://schemas.microsoft.com/office/word/2012/wordml" xmlns:w16cex="http://schemas.microsoft.com/office/word/2018/wordml/cex" xmlns:w16cid="http://schemas.microsoft.com/office/word/2016/wordml/cid" xmlns:w16="http://schemas.microsoft.com/office/word/2018/wordml" xmlns:w16du="http://schemas.microsoft.com/office/word/2023/wordml/word16du" xmlns:w16sdtdh="http://schemas.microsoft.com/office/word/2020/wordml/sdtdatahash" xmlns:w16se="http://schemas.microsoft.com/office/word/2015/wordml/symex" xmlns:wpg="http://schemas.microsoft.com/office/word/2010/wordprocessingGroup" xmlns:wpi="http://schemas.microsoft.com/office/word/2010/wordprocessingInk" xmlns:wne="http://schemas.microsoft.com/office/word/2006/wordml" xmlns:wps="http://schemas.microsoft.com/office/word/2010/wordprocessingShape" mc:Ignorable="w14 w15 w16se w16cid w16 w16cex w16sdtdh w16du wp14">
+<w:footnotes xmlns:wpc="http://schemas.microsoft.com/office/word/2010/wordprocessingCanvas" xmlns:cx="http://schemas.microsoft.com/office/drawing/2014/chartex" xmlns:cx1="http://schemas.microsoft.com/office/drawing/2015/9/8/chartex" xmlns:cx2="http://schemas.microsoft.com/office/drawing/2015/10/21/chartex" xmlns:cx3="http://schemas.microsoft.com/office/drawing/2016/5/9/chartex" xmlns:cx4="http://schemas.microsoft.com/office/drawing/2016/5/10/chartex" xmlns:cx5="http://schemas.microsoft.com/office/drawing/2016/5/11/chartex" xmlns:cx6="http://schemas.microsoft.com/office/drawing/2016/5/12/chartex" xmlns:cx7="http://schemas.microsoft.com/office/drawing/2016/5/13/chartex" xmlns:cx8="http://schemas.microsoft.com/office/drawing/2016/5/14/chartex" xmlns:mc="http://schemas.openxmlformats.org/markup-compatibility/2006" xmlns:aink="http://schemas.microsoft.com/office/drawing/2016/ink" xmlns:am3d="http://schemas.microsoft.com/office/drawing/2017/model3d" xmlns:o="urn:schemas-microsoft-com:office:office" xmlns:oel="http://schemas.microsoft.com/office/2019/extlst" xmlns:r="http://schemas.openxmlformats.org/officeDocument/2006/relationships" xmlns:m="http://schemas.openxmlformats.org/officeDocument/2006/math" xmlns:v="urn:schemas-microsoft-com:vml" xmlns:wp14="http://schemas.microsoft.com/office/word/2010/wordprocessingDrawing" xmlns:wp="http://schemas.openxmlformats.org/drawingml/2006/wordprocessingDrawing" xmlns:w10="urn:schemas-microsoft-com:office:word" xmlns:w="http://schemas.openxmlformats.org/wordprocessingml/2006/main" xmlns:w14="http://schemas.microsoft.com/office/word/2010/wordml" xmlns:w15="http://schemas.microsoft.com/office/word/2012/wordml" xmlns:w16cex="http://schemas.microsoft.com/office/word/2018/wordml/cex" xmlns:w16cid="http://schemas.microsoft.com/office/word/2016/wordml/cid" xmlns:w16="http://schemas.microsoft.com/office/word/2018/wordml" xmlns:w16du="http://schemas.microsoft.com/office/word/2023/wordml/word16du" xmlns:w16sdtdh="http://schemas.microsoft.com/office/word/2020/wordml/sdtdatahash" xmlns:w16sdtfl="http://schemas.microsoft.com/office/word/2024/wordml/sdtformatlock" xmlns:w16se="http://schemas.microsoft.com/office/word/2015/wordml/symex" xmlns:wpg="http://schemas.microsoft.com/office/word/2010/wordprocessingGroup" xmlns:wpi="http://schemas.microsoft.com/office/word/2010/wordprocessingInk" xmlns:wne="http://schemas.microsoft.com/office/word/2006/wordml" xmlns:wps="http://schemas.microsoft.com/office/word/2010/wordprocessingShape" mc:Ignorable="w14 w15 w16se w16cid w16 w16cex w16sdtdh w16sdtfl w16du wp14">
   <w:footnote w:type="separator" w:id="-1">
     <w:p>
       <w:pPr>
@@ -27693,7 +27723,7 @@
 </file>
 
 <file path=word/header1.xml><?xml version="1.0" encoding="utf-8"?>
-<w:hdr xmlns:wpc="http://schemas.microsoft.com/office/word/2010/wordprocessingCanvas" xmlns:cx="http://schemas.microsoft.com/office/drawing/2014/chartex" xmlns:cx1="http://schemas.microsoft.com/office/drawing/2015/9/8/chartex" xmlns:cx2="http://schemas.microsoft.com/office/drawing/2015/10/21/chartex" xmlns:cx3="http://schemas.microsoft.com/office/drawing/2016/5/9/chartex" xmlns:cx4="http://schemas.microsoft.com/office/drawing/2016/5/10/chartex" xmlns:cx5="http://schemas.microsoft.com/office/drawing/2016/5/11/chartex" xmlns:cx6="http://schemas.microsoft.com/office/drawing/2016/5/12/chartex" xmlns:cx7="http://schemas.microsoft.com/office/drawing/2016/5/13/chartex" xmlns:cx8="http://schemas.microsoft.com/office/drawing/2016/5/14/chartex" xmlns:mc="http://schemas.openxmlformats.org/markup-compatibility/2006" xmlns:aink="http://schemas.microsoft.com/office/drawing/2016/ink" xmlns:am3d="http://schemas.microsoft.com/office/drawing/2017/model3d" xmlns:o="urn:schemas-microsoft-com:office:office" xmlns:oel="http://schemas.microsoft.com/office/2019/extlst" xmlns:r="http://schemas.openxmlformats.org/officeDocument/2006/relationships" xmlns:m="http://schemas.openxmlformats.org/officeDocument/2006/math" xmlns:v="urn:schemas-microsoft-com:vml" xmlns:wp14="http://schemas.microsoft.com/office/word/2010/wordprocessingDrawing" xmlns:wp="http://schemas.openxmlformats.org/drawingml/2006/wordprocessingDrawing" xmlns:w10="urn:schemas-microsoft-com:office:word" xmlns:w="http://schemas.openxmlformats.org/wordprocessingml/2006/main" xmlns:w14="http://schemas.microsoft.com/office/word/2010/wordml" xmlns:w15="http://schemas.microsoft.com/office/word/2012/wordml" xmlns:w16cex="http://schemas.microsoft.com/office/word/2018/wordml/cex" xmlns:w16cid="http://schemas.microsoft.com/office/word/2016/wordml/cid" xmlns:w16="http://schemas.microsoft.com/office/word/2018/wordml" xmlns:w16du="http://schemas.microsoft.com/office/word/2023/wordml/word16du" xmlns:w16sdtdh="http://schemas.microsoft.com/office/word/2020/wordml/sdtdatahash" xmlns:w16se="http://schemas.microsoft.com/office/word/2015/wordml/symex" xmlns:wpg="http://schemas.microsoft.com/office/word/2010/wordprocessingGroup" xmlns:wpi="http://schemas.microsoft.com/office/word/2010/wordprocessingInk" xmlns:wne="http://schemas.microsoft.com/office/word/2006/wordml" xmlns:wps="http://schemas.microsoft.com/office/word/2010/wordprocessingShape" mc:Ignorable="w14 w15 w16se w16cid w16 w16cex w16sdtdh w16du wp14">
+<w:hdr xmlns:wpc="http://schemas.microsoft.com/office/word/2010/wordprocessingCanvas" xmlns:cx="http://schemas.microsoft.com/office/drawing/2014/chartex" xmlns:cx1="http://schemas.microsoft.com/office/drawing/2015/9/8/chartex" xmlns:cx2="http://schemas.microsoft.com/office/drawing/2015/10/21/chartex" xmlns:cx3="http://schemas.microsoft.com/office/drawing/2016/5/9/chartex" xmlns:cx4="http://schemas.microsoft.com/office/drawing/2016/5/10/chartex" xmlns:cx5="http://schemas.microsoft.com/office/drawing/2016/5/11/chartex" xmlns:cx6="http://schemas.microsoft.com/office/drawing/2016/5/12/chartex" xmlns:cx7="http://schemas.microsoft.com/office/drawing/2016/5/13/chartex" xmlns:cx8="http://schemas.microsoft.com/office/drawing/2016/5/14/chartex" xmlns:mc="http://schemas.openxmlformats.org/markup-compatibility/2006" xmlns:aink="http://schemas.microsoft.com/office/drawing/2016/ink" xmlns:am3d="http://schemas.microsoft.com/office/drawing/2017/model3d" xmlns:o="urn:schemas-microsoft-com:office:office" xmlns:oel="http://schemas.microsoft.com/office/2019/extlst" xmlns:r="http://schemas.openxmlformats.org/officeDocument/2006/relationships" xmlns:m="http://schemas.openxmlformats.org/officeDocument/2006/math" xmlns:v="urn:schemas-microsoft-com:vml" xmlns:wp14="http://schemas.microsoft.com/office/word/2010/wordprocessingDrawing" xmlns:wp="http://schemas.openxmlformats.org/drawingml/2006/wordprocessingDrawing" xmlns:w10="urn:schemas-microsoft-com:office:word" xmlns:w="http://schemas.openxmlformats.org/wordprocessingml/2006/main" xmlns:w14="http://schemas.microsoft.com/office/word/2010/wordml" xmlns:w15="http://schemas.microsoft.com/office/word/2012/wordml" xmlns:w16cex="http://schemas.microsoft.com/office/word/2018/wordml/cex" xmlns:w16cid="http://schemas.microsoft.com/office/word/2016/wordml/cid" xmlns:w16="http://schemas.microsoft.com/office/word/2018/wordml" xmlns:w16du="http://schemas.microsoft.com/office/word/2023/wordml/word16du" xmlns:w16sdtdh="http://schemas.microsoft.com/office/word/2020/wordml/sdtdatahash" xmlns:w16sdtfl="http://schemas.microsoft.com/office/word/2024/wordml/sdtformatlock" xmlns:w16se="http://schemas.microsoft.com/office/word/2015/wordml/symex" xmlns:wpg="http://schemas.microsoft.com/office/word/2010/wordprocessingGroup" xmlns:wpi="http://schemas.microsoft.com/office/word/2010/wordprocessingInk" xmlns:wne="http://schemas.microsoft.com/office/word/2006/wordml" xmlns:wps="http://schemas.microsoft.com/office/word/2010/wordprocessingShape" mc:Ignorable="w14 w15 w16se w16cid w16 w16cex w16sdtdh w16sdtfl w16du wp14">
   <w:tbl>
     <w:tblPr>
       <w:tblStyle w:val="Tablaconcuadrcula"/>
@@ -27983,7 +28013,7 @@
 </file>
 
 <file path=word/numbering.xml><?xml version="1.0" encoding="utf-8"?>
-<w:numbering xmlns:wpc="http://schemas.microsoft.com/office/word/2010/wordprocessingCanvas" xmlns:cx="http://schemas.microsoft.com/office/drawing/2014/chartex" xmlns:cx1="http://schemas.microsoft.com/office/drawing/2015/9/8/chartex" xmlns:cx2="http://schemas.microsoft.com/office/drawing/2015/10/21/chartex" xmlns:cx3="http://schemas.microsoft.com/office/drawing/2016/5/9/chartex" xmlns:cx4="http://schemas.microsoft.com/office/drawing/2016/5/10/chartex" xmlns:cx5="http://schemas.microsoft.com/office/drawing/2016/5/11/chartex" xmlns:cx6="http://schemas.microsoft.com/office/drawing/2016/5/12/chartex" xmlns:cx7="http://schemas.microsoft.com/office/drawing/2016/5/13/chartex" xmlns:cx8="http://schemas.microsoft.com/office/drawing/2016/5/14/chartex" xmlns:mc="http://schemas.openxmlformats.org/markup-compatibility/2006" xmlns:aink="http://schemas.microsoft.com/office/drawing/2016/ink" xmlns:am3d="http://schemas.microsoft.com/office/drawing/2017/model3d" xmlns:o="urn:schemas-microsoft-com:office:office" xmlns:oel="http://schemas.microsoft.com/office/2019/extlst" xmlns:r="http://schemas.openxmlformats.org/officeDocument/2006/relationships" xmlns:m="http://schemas.openxmlformats.org/officeDocument/2006/math" xmlns:v="urn:schemas-microsoft-com:vml" xmlns:wp14="http://schemas.microsoft.com/office/word/2010/wordprocessingDrawing" xmlns:wp="http://schemas.openxmlformats.org/drawingml/2006/wordprocessingDrawing" xmlns:w10="urn:schemas-microsoft-com:office:word" xmlns:w="http://schemas.openxmlformats.org/wordprocessingml/2006/main" xmlns:w14="http://schemas.microsoft.com/office/word/2010/wordml" xmlns:w15="http://schemas.microsoft.com/office/word/2012/wordml" xmlns:w16cex="http://schemas.microsoft.com/office/word/2018/wordml/cex" xmlns:w16cid="http://schemas.microsoft.com/office/word/2016/wordml/cid" xmlns:w16="http://schemas.microsoft.com/office/word/2018/wordml" xmlns:w16du="http://schemas.microsoft.com/office/word/2023/wordml/word16du" xmlns:w16sdtdh="http://schemas.microsoft.com/office/word/2020/wordml/sdtdatahash" xmlns:w16se="http://schemas.microsoft.com/office/word/2015/wordml/symex" xmlns:wpg="http://schemas.microsoft.com/office/word/2010/wordprocessingGroup" xmlns:wpi="http://schemas.microsoft.com/office/word/2010/wordprocessingInk" xmlns:wne="http://schemas.microsoft.com/office/word/2006/wordml" xmlns:wps="http://schemas.microsoft.com/office/word/2010/wordprocessingShape" mc:Ignorable="w14 w15 w16se w16cid w16 w16cex w16sdtdh w16du wp14">
+<w:numbering xmlns:wpc="http://schemas.microsoft.com/office/word/2010/wordprocessingCanvas" xmlns:cx="http://schemas.microsoft.com/office/drawing/2014/chartex" xmlns:cx1="http://schemas.microsoft.com/office/drawing/2015/9/8/chartex" xmlns:cx2="http://schemas.microsoft.com/office/drawing/2015/10/21/chartex" xmlns:cx3="http://schemas.microsoft.com/office/drawing/2016/5/9/chartex" xmlns:cx4="http://schemas.microsoft.com/office/drawing/2016/5/10/chartex" xmlns:cx5="http://schemas.microsoft.com/office/drawing/2016/5/11/chartex" xmlns:cx6="http://schemas.microsoft.com/office/drawing/2016/5/12/chartex" xmlns:cx7="http://schemas.microsoft.com/office/drawing/2016/5/13/chartex" xmlns:cx8="http://schemas.microsoft.com/office/drawing/2016/5/14/chartex" xmlns:mc="http://schemas.openxmlformats.org/markup-compatibility/2006" xmlns:aink="http://schemas.microsoft.com/office/drawing/2016/ink" xmlns:am3d="http://schemas.microsoft.com/office/drawing/2017/model3d" xmlns:o="urn:schemas-microsoft-com:office:office" xmlns:oel="http://schemas.microsoft.com/office/2019/extlst" xmlns:r="http://schemas.openxmlformats.org/officeDocument/2006/relationships" xmlns:m="http://schemas.openxmlformats.org/officeDocument/2006/math" xmlns:v="urn:schemas-microsoft-com:vml" xmlns:wp14="http://schemas.microsoft.com/office/word/2010/wordprocessingDrawing" xmlns:wp="http://schemas.openxmlformats.org/drawingml/2006/wordprocessingDrawing" xmlns:w10="urn:schemas-microsoft-com:office:word" xmlns:w="http://schemas.openxmlformats.org/wordprocessingml/2006/main" xmlns:w14="http://schemas.microsoft.com/office/word/2010/wordml" xmlns:w15="http://schemas.microsoft.com/office/word/2012/wordml" xmlns:w16cex="http://schemas.microsoft.com/office/word/2018/wordml/cex" xmlns:w16cid="http://schemas.microsoft.com/office/word/2016/wordml/cid" xmlns:w16="http://schemas.microsoft.com/office/word/2018/wordml" xmlns:w16du="http://schemas.microsoft.com/office/word/2023/wordml/word16du" xmlns:w16sdtdh="http://schemas.microsoft.com/office/word/2020/wordml/sdtdatahash" xmlns:w16sdtfl="http://schemas.microsoft.com/office/word/2024/wordml/sdtformatlock" xmlns:w16se="http://schemas.microsoft.com/office/word/2015/wordml/symex" xmlns:wpg="http://schemas.microsoft.com/office/word/2010/wordprocessingGroup" xmlns:wpi="http://schemas.microsoft.com/office/word/2010/wordprocessingInk" xmlns:wne="http://schemas.microsoft.com/office/word/2006/wordml" xmlns:wps="http://schemas.microsoft.com/office/word/2010/wordprocessingShape" mc:Ignorable="w14 w15 w16se w16cid w16 w16cex w16sdtdh w16sdtfl w16du wp14">
   <w:abstractNum w:abstractNumId="0" w15:restartNumberingAfterBreak="0">
     <w:nsid w:val="05A65B82"/>
     <w:multiLevelType w:val="hybridMultilevel"/>
@@ -31903,7 +31933,7 @@
 </file>
 
 <file path=word/styles.xml><?xml version="1.0" encoding="utf-8"?>
-<w:styles xmlns:mc="http://schemas.openxmlformats.org/markup-compatibility/2006" xmlns:r="http://schemas.openxmlformats.org/officeDocument/2006/relationships" xmlns:w="http://schemas.openxmlformats.org/wordprocessingml/2006/main" xmlns:w14="http://schemas.microsoft.com/office/word/2010/wordml" xmlns:w15="http://schemas.microsoft.com/office/word/2012/wordml" xmlns:w16cex="http://schemas.microsoft.com/office/word/2018/wordml/cex" xmlns:w16cid="http://schemas.microsoft.com/office/word/2016/wordml/cid" xmlns:w16="http://schemas.microsoft.com/office/word/2018/wordml" xmlns:w16du="http://schemas.microsoft.com/office/word/2023/wordml/word16du" xmlns:w16sdtdh="http://schemas.microsoft.com/office/word/2020/wordml/sdtdatahash" xmlns:w16se="http://schemas.microsoft.com/office/word/2015/wordml/symex" mc:Ignorable="w14 w15 w16se w16cid w16 w16cex w16sdtdh w16du">
+<w:styles xmlns:mc="http://schemas.openxmlformats.org/markup-compatibility/2006" xmlns:r="http://schemas.openxmlformats.org/officeDocument/2006/relationships" xmlns:w="http://schemas.openxmlformats.org/wordprocessingml/2006/main" xmlns:w14="http://schemas.microsoft.com/office/word/2010/wordml" xmlns:w15="http://schemas.microsoft.com/office/word/2012/wordml" xmlns:w16cex="http://schemas.microsoft.com/office/word/2018/wordml/cex" xmlns:w16cid="http://schemas.microsoft.com/office/word/2016/wordml/cid" xmlns:w16="http://schemas.microsoft.com/office/word/2018/wordml" xmlns:w16du="http://schemas.microsoft.com/office/word/2023/wordml/word16du" xmlns:w16sdtdh="http://schemas.microsoft.com/office/word/2020/wordml/sdtdatahash" xmlns:w16sdtfl="http://schemas.microsoft.com/office/word/2024/wordml/sdtformatlock" xmlns:w16se="http://schemas.microsoft.com/office/word/2015/wordml/symex" mc:Ignorable="w14 w15 w16se w16cid w16 w16cex w16sdtdh w16sdtfl w16du">
   <w:docDefaults>
     <w:rPrDefault>
       <w:rPr>
